--- a/FYP proposal final version.docx
+++ b/FYP proposal final version.docx
@@ -21,6 +21,8 @@
       <w:bookmarkStart w:id="2" w:name="_Toc238660408"/>
       <w:bookmarkStart w:id="3" w:name="_Toc238929952"/>
       <w:bookmarkStart w:id="4" w:name="_Toc238930130"/>
+      <w:bookmarkStart w:id="5" w:name="_Toc239096744"/>
+      <w:bookmarkStart w:id="6" w:name="_Toc239097290"/>
       <w:r>
         <w:rPr>
           <w:rFonts w:ascii="Times New Roman" w:eastAsia="Times New Roman" w:hAnsi="Times New Roman" w:cs="Times New Roman"/>
@@ -37,6 +39,8 @@
       <w:bookmarkEnd w:id="2"/>
       <w:bookmarkEnd w:id="3"/>
       <w:bookmarkEnd w:id="4"/>
+      <w:bookmarkEnd w:id="5"/>
+      <w:bookmarkEnd w:id="6"/>
     </w:p>
     <w:p>
       <w:pPr>
@@ -66,11 +70,13 @@
           <w:szCs w:val="36"/>
         </w:rPr>
       </w:pPr>
-      <w:bookmarkStart w:id="5" w:name="_Toc238468878"/>
-      <w:bookmarkStart w:id="6" w:name="_Toc238490177"/>
-      <w:bookmarkStart w:id="7" w:name="_Toc238660409"/>
-      <w:bookmarkStart w:id="8" w:name="_Toc238929953"/>
-      <w:bookmarkStart w:id="9" w:name="_Toc238930131"/>
+      <w:bookmarkStart w:id="7" w:name="_Toc238468878"/>
+      <w:bookmarkStart w:id="8" w:name="_Toc238490177"/>
+      <w:bookmarkStart w:id="9" w:name="_Toc238660409"/>
+      <w:bookmarkStart w:id="10" w:name="_Toc238929953"/>
+      <w:bookmarkStart w:id="11" w:name="_Toc238930131"/>
+      <w:bookmarkStart w:id="12" w:name="_Toc239096745"/>
+      <w:bookmarkStart w:id="13" w:name="_Toc239097291"/>
       <w:r>
         <w:rPr>
           <w:rFonts w:ascii="Times New Roman" w:eastAsia="Times New Roman" w:hAnsi="Times New Roman" w:cs="Times New Roman"/>
@@ -81,11 +87,13 @@
         </w:rPr>
         <w:t>A Cyber Investigation State Model for AI-Assisted Cyber Incident Investigation in Security Operations Centers</w:t>
       </w:r>
-      <w:bookmarkEnd w:id="5"/>
-      <w:bookmarkEnd w:id="6"/>
       <w:bookmarkEnd w:id="7"/>
       <w:bookmarkEnd w:id="8"/>
       <w:bookmarkEnd w:id="9"/>
+      <w:bookmarkEnd w:id="10"/>
+      <w:bookmarkEnd w:id="11"/>
+      <w:bookmarkEnd w:id="12"/>
+      <w:bookmarkEnd w:id="13"/>
     </w:p>
     <w:p>
       <w:pPr>
@@ -114,11 +122,13 @@
           <w:szCs w:val="27"/>
         </w:rPr>
       </w:pPr>
-      <w:bookmarkStart w:id="10" w:name="_Toc238468879"/>
-      <w:bookmarkStart w:id="11" w:name="_Toc238490178"/>
-      <w:bookmarkStart w:id="12" w:name="_Toc238660410"/>
-      <w:bookmarkStart w:id="13" w:name="_Toc238929954"/>
-      <w:bookmarkStart w:id="14" w:name="_Toc238930132"/>
+      <w:bookmarkStart w:id="14" w:name="_Toc238468879"/>
+      <w:bookmarkStart w:id="15" w:name="_Toc238490178"/>
+      <w:bookmarkStart w:id="16" w:name="_Toc238660410"/>
+      <w:bookmarkStart w:id="17" w:name="_Toc238929954"/>
+      <w:bookmarkStart w:id="18" w:name="_Toc238930132"/>
+      <w:bookmarkStart w:id="19" w:name="_Toc239096746"/>
+      <w:bookmarkStart w:id="20" w:name="_Toc239097292"/>
       <w:r>
         <w:rPr>
           <w:rFonts w:ascii="Times New Roman" w:eastAsia="Times New Roman" w:hAnsi="Times New Roman" w:cs="Times New Roman"/>
@@ -129,11 +139,13 @@
         </w:rPr>
         <w:t>Final Year Project Proposal</w:t>
       </w:r>
-      <w:bookmarkEnd w:id="10"/>
-      <w:bookmarkEnd w:id="11"/>
-      <w:bookmarkEnd w:id="12"/>
-      <w:bookmarkEnd w:id="13"/>
       <w:bookmarkEnd w:id="14"/>
+      <w:bookmarkEnd w:id="15"/>
+      <w:bookmarkEnd w:id="16"/>
+      <w:bookmarkEnd w:id="17"/>
+      <w:bookmarkEnd w:id="18"/>
+      <w:bookmarkEnd w:id="19"/>
+      <w:bookmarkEnd w:id="20"/>
     </w:p>
     <w:p>
       <w:pPr>
@@ -499,10 +511,12 @@
           <w:szCs w:val="48"/>
         </w:rPr>
       </w:pPr>
-      <w:bookmarkStart w:id="15" w:name="_Toc238468880"/>
-      <w:bookmarkStart w:id="16" w:name="_Toc238660411"/>
-      <w:bookmarkStart w:id="17" w:name="_Toc238929955"/>
-      <w:bookmarkStart w:id="18" w:name="_Toc238930133"/>
+      <w:bookmarkStart w:id="21" w:name="_Toc238468880"/>
+      <w:bookmarkStart w:id="22" w:name="_Toc238660411"/>
+      <w:bookmarkStart w:id="23" w:name="_Toc238929955"/>
+      <w:bookmarkStart w:id="24" w:name="_Toc238930133"/>
+      <w:bookmarkStart w:id="25" w:name="_Toc239096747"/>
+      <w:bookmarkStart w:id="26" w:name="_Toc239097293"/>
       <w:r>
         <w:rPr>
           <w:rFonts w:ascii="Times New Roman" w:eastAsia="Times New Roman" w:hAnsi="Times New Roman" w:cs="Times New Roman"/>
@@ -515,10 +529,12 @@
         <w:lastRenderedPageBreak/>
         <w:t>Executive Summary / Abstract</w:t>
       </w:r>
-      <w:bookmarkEnd w:id="15"/>
-      <w:bookmarkEnd w:id="16"/>
-      <w:bookmarkEnd w:id="17"/>
-      <w:bookmarkEnd w:id="18"/>
+      <w:bookmarkEnd w:id="21"/>
+      <w:bookmarkEnd w:id="22"/>
+      <w:bookmarkEnd w:id="23"/>
+      <w:bookmarkEnd w:id="24"/>
+      <w:bookmarkEnd w:id="25"/>
+      <w:bookmarkEnd w:id="26"/>
     </w:p>
     <w:p>
       <w:pPr>
@@ -740,7 +756,7 @@
           <w:r>
             <w:fldChar w:fldCharType="separate"/>
           </w:r>
-          <w:hyperlink w:anchor="_Toc238930134" w:history="1">
+          <w:hyperlink w:anchor="_Toc239097294" w:history="1">
             <w:r>
               <w:rPr>
                 <w:rStyle w:val="Hyperlink"/>
@@ -763,7 +779,7 @@
               <w:rPr>
                 <w:webHidden/>
               </w:rPr>
-              <w:instrText xml:space="preserve"> PAGEREF _Toc238930134 \h </w:instrText>
+              <w:instrText xml:space="preserve"> PAGEREF _Toc239097294 \h </w:instrText>
             </w:r>
             <w:r>
               <w:rPr>
@@ -798,7 +814,7 @@
               <w:b w:val="0"/>
             </w:rPr>
           </w:pPr>
-          <w:hyperlink w:anchor="_Toc238930135" w:history="1">
+          <w:hyperlink w:anchor="_Toc239097295" w:history="1">
             <w:r>
               <w:rPr>
                 <w:rStyle w:val="Hyperlink"/>
@@ -821,7 +837,7 @@
               <w:rPr>
                 <w:webHidden/>
               </w:rPr>
-              <w:instrText xml:space="preserve"> PAGEREF _Toc238930135 \h </w:instrText>
+              <w:instrText xml:space="preserve"> PAGEREF _Toc239097295 \h </w:instrText>
             </w:r>
             <w:r>
               <w:rPr>
@@ -856,10 +872,12 @@
               <w:b w:val="0"/>
             </w:rPr>
           </w:pPr>
-          <w:hyperlink w:anchor="_Toc238930136" w:history="1">
+          <w:hyperlink w:anchor="_Toc239097296" w:history="1">
             <w:r>
               <w:rPr>
                 <w:rStyle w:val="Hyperlink"/>
+                <w:rFonts w:ascii="Times New Roman" w:eastAsia="Times New Roman" w:hAnsi="Times New Roman" w:cs="Times New Roman"/>
+                <w:bCs/>
               </w:rPr>
               <w:t>3. Literature Review</w:t>
             </w:r>
@@ -879,7 +897,12 @@
               <w:rPr>
                 <w:webHidden/>
               </w:rPr>
-              <w:instrText xml:space="preserve"> PAGEREF _Toc238930136 \h </w:instrText>
+              <w:instrText xml:space="preserve"> PAGEREF _Toc239097296 \h </w:instrText>
+            </w:r>
+            <w:r>
+              <w:rPr>
+                <w:webHidden/>
+              </w:rPr>
             </w:r>
             <w:r>
               <w:rPr>
@@ -889,11 +912,9 @@
             </w:r>
             <w:r>
               <w:rPr>
-                <w:b w:val="0"/>
-                <w:bCs/>
-                <w:webHidden/>
-              </w:rPr>
-              <w:t>Error! Bookmark not defined.</w:t>
+                <w:webHidden/>
+              </w:rPr>
+              <w:t>8</w:t>
             </w:r>
             <w:r>
               <w:rPr>
@@ -914,50 +935,131 @@
               <w:noProof/>
             </w:rPr>
           </w:pPr>
-          <w:hyperlink w:anchor="_Toc238930137" w:history="1">
+          <w:hyperlink w:anchor="_Toc239097297" w:history="1">
             <w:r>
               <w:rPr>
                 <w:rStyle w:val="Hyperlink"/>
-                <w:noProof/>
-              </w:rPr>
-              <w:t>3.1 AI-Assisted Security Operations and Investigation</w:t>
-            </w:r>
-            <w:r>
-              <w:rPr>
-                <w:noProof/>
-                <w:webHidden/>
-              </w:rPr>
-              <w:tab/>
-            </w:r>
-            <w:r>
-              <w:rPr>
-                <w:noProof/>
-                <w:webHidden/>
-              </w:rPr>
-              <w:fldChar w:fldCharType="begin"/>
-            </w:r>
-            <w:r>
-              <w:rPr>
-                <w:noProof/>
-                <w:webHidden/>
-              </w:rPr>
-              <w:instrText xml:space="preserve"> PAGEREF _Toc238930137 \h </w:instrText>
-            </w:r>
-            <w:r>
-              <w:rPr>
-                <w:noProof/>
-                <w:webHidden/>
-              </w:rPr>
-              <w:fldChar w:fldCharType="separate"/>
-            </w:r>
-            <w:r>
-              <w:rPr>
+                <w:rFonts w:ascii="Times New Roman" w:eastAsia="Times New Roman" w:hAnsi="Times New Roman" w:cs="Times New Roman"/>
                 <w:b/>
                 <w:bCs/>
                 <w:noProof/>
-                <w:webHidden/>
-              </w:rPr>
-              <w:t>Error! Bookmark not defined.</w:t>
+              </w:rPr>
+              <w:t>3.1 AI-Assisted Security Operations and Investigation</w:t>
+            </w:r>
+            <w:r>
+              <w:rPr>
+                <w:noProof/>
+                <w:webHidden/>
+              </w:rPr>
+              <w:tab/>
+            </w:r>
+            <w:r>
+              <w:rPr>
+                <w:noProof/>
+                <w:webHidden/>
+              </w:rPr>
+              <w:fldChar w:fldCharType="begin"/>
+            </w:r>
+            <w:r>
+              <w:rPr>
+                <w:noProof/>
+                <w:webHidden/>
+              </w:rPr>
+              <w:instrText xml:space="preserve"> PAGEREF _Toc239097297 \h </w:instrText>
+            </w:r>
+            <w:r>
+              <w:rPr>
+                <w:noProof/>
+                <w:webHidden/>
+              </w:rPr>
+            </w:r>
+            <w:r>
+              <w:rPr>
+                <w:noProof/>
+                <w:webHidden/>
+              </w:rPr>
+              <w:fldChar w:fldCharType="separate"/>
+            </w:r>
+            <w:r>
+              <w:rPr>
+                <w:noProof/>
+                <w:webHidden/>
+              </w:rPr>
+              <w:t>8</w:t>
+            </w:r>
+            <w:r>
+              <w:rPr>
+                <w:noProof/>
+                <w:webHidden/>
+              </w:rPr>
+              <w:fldChar w:fldCharType="end"/>
+            </w:r>
+          </w:hyperlink>
+          <w:bookmarkStart w:id="27" w:name="_GoBack"/>
+          <w:bookmarkEnd w:id="27"/>
+        </w:p>
+        <w:p>
+          <w:pPr>
+            <w:pStyle w:val="TOC3"/>
+            <w:tabs>
+              <w:tab w:val="right" w:leader="dot" w:pos="9350"/>
+            </w:tabs>
+            <w:rPr>
+              <w:rFonts w:eastAsiaTheme="minorEastAsia"/>
+              <w:noProof/>
+            </w:rPr>
+          </w:pPr>
+          <w:hyperlink w:anchor="_Toc239097298" w:history="1">
+            <w:r>
+              <w:rPr>
+                <w:rStyle w:val="Hyperlink"/>
+                <w:rFonts w:ascii="Times New Roman" w:eastAsia="Times New Roman" w:hAnsi="Times New Roman" w:cs="Times New Roman"/>
+                <w:b/>
+                <w:bCs/>
+                <w:noProof/>
+              </w:rPr>
+              <w:t>3.2 Alert Correlation and Multi-Alert Investigation</w:t>
+            </w:r>
+            <w:r>
+              <w:rPr>
+                <w:noProof/>
+                <w:webHidden/>
+              </w:rPr>
+              <w:tab/>
+            </w:r>
+            <w:r>
+              <w:rPr>
+                <w:noProof/>
+                <w:webHidden/>
+              </w:rPr>
+              <w:fldChar w:fldCharType="begin"/>
+            </w:r>
+            <w:r>
+              <w:rPr>
+                <w:noProof/>
+                <w:webHidden/>
+              </w:rPr>
+              <w:instrText xml:space="preserve"> PAGEREF _Toc239097298 \h </w:instrText>
+            </w:r>
+            <w:r>
+              <w:rPr>
+                <w:noProof/>
+                <w:webHidden/>
+              </w:rPr>
+            </w:r>
+            <w:r>
+              <w:rPr>
+                <w:noProof/>
+                <w:webHidden/>
+              </w:rPr>
+              <w:fldChar w:fldCharType="separate"/>
+            </w:r>
+            <w:r>
+              <w:rPr>
+                <w:noProof/>
+                <w:webHidden/>
+              </w:rPr>
+              <w:t>9</w:t>
             </w:r>
             <w:r>
               <w:rPr>
@@ -979,50 +1081,57 @@
               <w:noProof/>
             </w:rPr>
           </w:pPr>
-          <w:hyperlink w:anchor="_Toc238930138" w:history="1">
+          <w:hyperlink w:anchor="_Toc239097299" w:history="1">
             <w:r>
               <w:rPr>
                 <w:rStyle w:val="Hyperlink"/>
-                <w:noProof/>
-              </w:rPr>
-              <w:t>3.2 Knowledge Graphs and Cybersecurity Evidence Representation</w:t>
-            </w:r>
-            <w:r>
-              <w:rPr>
-                <w:noProof/>
-                <w:webHidden/>
-              </w:rPr>
-              <w:tab/>
-            </w:r>
-            <w:r>
-              <w:rPr>
-                <w:noProof/>
-                <w:webHidden/>
-              </w:rPr>
-              <w:fldChar w:fldCharType="begin"/>
-            </w:r>
-            <w:r>
-              <w:rPr>
-                <w:noProof/>
-                <w:webHidden/>
-              </w:rPr>
-              <w:instrText xml:space="preserve"> PAGEREF _Toc238930138 \h </w:instrText>
-            </w:r>
-            <w:r>
-              <w:rPr>
-                <w:noProof/>
-                <w:webHidden/>
-              </w:rPr>
-              <w:fldChar w:fldCharType="separate"/>
-            </w:r>
-            <w:r>
-              <w:rPr>
+                <w:rFonts w:ascii="Times New Roman" w:eastAsia="Times New Roman" w:hAnsi="Times New Roman" w:cs="Times New Roman"/>
                 <w:b/>
                 <w:bCs/>
                 <w:noProof/>
-                <w:webHidden/>
-              </w:rPr>
-              <w:t>Error! Bookmark not defined.</w:t>
+              </w:rPr>
+              <w:t>3.3 Knowledge Graphs and Cybersecurity Evidence Representation</w:t>
+            </w:r>
+            <w:r>
+              <w:rPr>
+                <w:noProof/>
+                <w:webHidden/>
+              </w:rPr>
+              <w:tab/>
+            </w:r>
+            <w:r>
+              <w:rPr>
+                <w:noProof/>
+                <w:webHidden/>
+              </w:rPr>
+              <w:fldChar w:fldCharType="begin"/>
+            </w:r>
+            <w:r>
+              <w:rPr>
+                <w:noProof/>
+                <w:webHidden/>
+              </w:rPr>
+              <w:instrText xml:space="preserve"> PAGEREF _Toc239097299 \h </w:instrText>
+            </w:r>
+            <w:r>
+              <w:rPr>
+                <w:noProof/>
+                <w:webHidden/>
+              </w:rPr>
+            </w:r>
+            <w:r>
+              <w:rPr>
+                <w:noProof/>
+                <w:webHidden/>
+              </w:rPr>
+              <w:fldChar w:fldCharType="separate"/>
+            </w:r>
+            <w:r>
+              <w:rPr>
+                <w:noProof/>
+                <w:webHidden/>
+              </w:rPr>
+              <w:t>10</w:t>
             </w:r>
             <w:r>
               <w:rPr>
@@ -1044,50 +1153,57 @@
               <w:noProof/>
             </w:rPr>
           </w:pPr>
-          <w:hyperlink w:anchor="_Toc238930139" w:history="1">
+          <w:hyperlink w:anchor="_Toc239097300" w:history="1">
             <w:r>
               <w:rPr>
                 <w:rStyle w:val="Hyperlink"/>
-                <w:noProof/>
-              </w:rPr>
-              <w:t>3.3 Log Analysis and Security Monitoring</w:t>
-            </w:r>
-            <w:r>
-              <w:rPr>
-                <w:noProof/>
-                <w:webHidden/>
-              </w:rPr>
-              <w:tab/>
-            </w:r>
-            <w:r>
-              <w:rPr>
-                <w:noProof/>
-                <w:webHidden/>
-              </w:rPr>
-              <w:fldChar w:fldCharType="begin"/>
-            </w:r>
-            <w:r>
-              <w:rPr>
-                <w:noProof/>
-                <w:webHidden/>
-              </w:rPr>
-              <w:instrText xml:space="preserve"> PAGEREF _Toc238930139 \h </w:instrText>
-            </w:r>
-            <w:r>
-              <w:rPr>
-                <w:noProof/>
-                <w:webHidden/>
-              </w:rPr>
-              <w:fldChar w:fldCharType="separate"/>
-            </w:r>
-            <w:r>
-              <w:rPr>
+                <w:rFonts w:ascii="Times New Roman" w:eastAsia="Times New Roman" w:hAnsi="Times New Roman" w:cs="Times New Roman"/>
                 <w:b/>
                 <w:bCs/>
                 <w:noProof/>
-                <w:webHidden/>
-              </w:rPr>
-              <w:t>Error! Bookmark not defined.</w:t>
+              </w:rPr>
+              <w:t>3.4 SOC Investigation and Human-Centred Decision Support</w:t>
+            </w:r>
+            <w:r>
+              <w:rPr>
+                <w:noProof/>
+                <w:webHidden/>
+              </w:rPr>
+              <w:tab/>
+            </w:r>
+            <w:r>
+              <w:rPr>
+                <w:noProof/>
+                <w:webHidden/>
+              </w:rPr>
+              <w:fldChar w:fldCharType="begin"/>
+            </w:r>
+            <w:r>
+              <w:rPr>
+                <w:noProof/>
+                <w:webHidden/>
+              </w:rPr>
+              <w:instrText xml:space="preserve"> PAGEREF _Toc239097300 \h </w:instrText>
+            </w:r>
+            <w:r>
+              <w:rPr>
+                <w:noProof/>
+                <w:webHidden/>
+              </w:rPr>
+            </w:r>
+            <w:r>
+              <w:rPr>
+                <w:noProof/>
+                <w:webHidden/>
+              </w:rPr>
+              <w:fldChar w:fldCharType="separate"/>
+            </w:r>
+            <w:r>
+              <w:rPr>
+                <w:noProof/>
+                <w:webHidden/>
+              </w:rPr>
+              <w:t>11</w:t>
             </w:r>
             <w:r>
               <w:rPr>
@@ -1109,50 +1225,57 @@
               <w:noProof/>
             </w:rPr>
           </w:pPr>
-          <w:hyperlink w:anchor="_Toc238930140" w:history="1">
+          <w:hyperlink w:anchor="_Toc239097301" w:history="1">
             <w:r>
               <w:rPr>
                 <w:rStyle w:val="Hyperlink"/>
-                <w:noProof/>
-              </w:rPr>
-              <w:t>3.4 SOC Investigation and Human Decision-Making</w:t>
-            </w:r>
-            <w:r>
-              <w:rPr>
-                <w:noProof/>
-                <w:webHidden/>
-              </w:rPr>
-              <w:tab/>
-            </w:r>
-            <w:r>
-              <w:rPr>
-                <w:noProof/>
-                <w:webHidden/>
-              </w:rPr>
-              <w:fldChar w:fldCharType="begin"/>
-            </w:r>
-            <w:r>
-              <w:rPr>
-                <w:noProof/>
-                <w:webHidden/>
-              </w:rPr>
-              <w:instrText xml:space="preserve"> PAGEREF _Toc238930140 \h </w:instrText>
-            </w:r>
-            <w:r>
-              <w:rPr>
-                <w:noProof/>
-                <w:webHidden/>
-              </w:rPr>
-              <w:fldChar w:fldCharType="separate"/>
-            </w:r>
-            <w:r>
-              <w:rPr>
+                <w:rFonts w:ascii="Times New Roman" w:eastAsia="Times New Roman" w:hAnsi="Times New Roman" w:cs="Times New Roman"/>
                 <w:b/>
                 <w:bCs/>
                 <w:noProof/>
-                <w:webHidden/>
-              </w:rPr>
-              <w:t>Error! Bookmark not defined.</w:t>
+              </w:rPr>
+              <w:t>3.5 Comparative Analysis of Existing Research</w:t>
+            </w:r>
+            <w:r>
+              <w:rPr>
+                <w:noProof/>
+                <w:webHidden/>
+              </w:rPr>
+              <w:tab/>
+            </w:r>
+            <w:r>
+              <w:rPr>
+                <w:noProof/>
+                <w:webHidden/>
+              </w:rPr>
+              <w:fldChar w:fldCharType="begin"/>
+            </w:r>
+            <w:r>
+              <w:rPr>
+                <w:noProof/>
+                <w:webHidden/>
+              </w:rPr>
+              <w:instrText xml:space="preserve"> PAGEREF _Toc239097301 \h </w:instrText>
+            </w:r>
+            <w:r>
+              <w:rPr>
+                <w:noProof/>
+                <w:webHidden/>
+              </w:rPr>
+            </w:r>
+            <w:r>
+              <w:rPr>
+                <w:noProof/>
+                <w:webHidden/>
+              </w:rPr>
+              <w:fldChar w:fldCharType="separate"/>
+            </w:r>
+            <w:r>
+              <w:rPr>
+                <w:noProof/>
+                <w:webHidden/>
+              </w:rPr>
+              <w:t>12</w:t>
             </w:r>
             <w:r>
               <w:rPr>
@@ -1174,50 +1297,57 @@
               <w:noProof/>
             </w:rPr>
           </w:pPr>
-          <w:hyperlink w:anchor="_Toc238930141" w:history="1">
+          <w:hyperlink w:anchor="_Toc239097302" w:history="1">
             <w:r>
               <w:rPr>
                 <w:rStyle w:val="Hyperlink"/>
-                <w:noProof/>
-              </w:rPr>
-              <w:t>3.5 Cognitive Models of Investigation and Sensemaking</w:t>
-            </w:r>
-            <w:r>
-              <w:rPr>
-                <w:noProof/>
-                <w:webHidden/>
-              </w:rPr>
-              <w:tab/>
-            </w:r>
-            <w:r>
-              <w:rPr>
-                <w:noProof/>
-                <w:webHidden/>
-              </w:rPr>
-              <w:fldChar w:fldCharType="begin"/>
-            </w:r>
-            <w:r>
-              <w:rPr>
-                <w:noProof/>
-                <w:webHidden/>
-              </w:rPr>
-              <w:instrText xml:space="preserve"> PAGEREF _Toc238930141 \h </w:instrText>
-            </w:r>
-            <w:r>
-              <w:rPr>
-                <w:noProof/>
-                <w:webHidden/>
-              </w:rPr>
-              <w:fldChar w:fldCharType="separate"/>
-            </w:r>
-            <w:r>
-              <w:rPr>
+                <w:rFonts w:ascii="Times New Roman" w:eastAsia="Times New Roman" w:hAnsi="Times New Roman" w:cs="Times New Roman"/>
                 <w:b/>
                 <w:bCs/>
                 <w:noProof/>
-                <w:webHidden/>
-              </w:rPr>
-              <w:t>Error! Bookmark not defined.</w:t>
+              </w:rPr>
+              <w:t>3.6 Research Gap</w:t>
+            </w:r>
+            <w:r>
+              <w:rPr>
+                <w:noProof/>
+                <w:webHidden/>
+              </w:rPr>
+              <w:tab/>
+            </w:r>
+            <w:r>
+              <w:rPr>
+                <w:noProof/>
+                <w:webHidden/>
+              </w:rPr>
+              <w:fldChar w:fldCharType="begin"/>
+            </w:r>
+            <w:r>
+              <w:rPr>
+                <w:noProof/>
+                <w:webHidden/>
+              </w:rPr>
+              <w:instrText xml:space="preserve"> PAGEREF _Toc239097302 \h </w:instrText>
+            </w:r>
+            <w:r>
+              <w:rPr>
+                <w:noProof/>
+                <w:webHidden/>
+              </w:rPr>
+            </w:r>
+            <w:r>
+              <w:rPr>
+                <w:noProof/>
+                <w:webHidden/>
+              </w:rPr>
+              <w:fldChar w:fldCharType="separate"/>
+            </w:r>
+            <w:r>
+              <w:rPr>
+                <w:noProof/>
+                <w:webHidden/>
+              </w:rPr>
+              <w:t>13</w:t>
             </w:r>
             <w:r>
               <w:rPr>
@@ -1239,54 +1369,235 @@
               <w:noProof/>
             </w:rPr>
           </w:pPr>
-          <w:hyperlink w:anchor="_Toc238930142" w:history="1">
+          <w:hyperlink w:anchor="_Toc239097303" w:history="1">
             <w:r>
               <w:rPr>
                 <w:rStyle w:val="Hyperlink"/>
-                <w:noProof/>
-              </w:rPr>
-              <w:t>3.6 Alert Correlation and Multi-Alert Investigation</w:t>
-            </w:r>
-            <w:r>
-              <w:rPr>
-                <w:noProof/>
-                <w:webHidden/>
-              </w:rPr>
-              <w:tab/>
-            </w:r>
-            <w:r>
-              <w:rPr>
-                <w:noProof/>
-                <w:webHidden/>
-              </w:rPr>
-              <w:fldChar w:fldCharType="begin"/>
-            </w:r>
-            <w:r>
-              <w:rPr>
-                <w:noProof/>
-                <w:webHidden/>
-              </w:rPr>
-              <w:instrText xml:space="preserve"> PAGEREF _Toc238930142 \h </w:instrText>
-            </w:r>
-            <w:r>
-              <w:rPr>
-                <w:noProof/>
-                <w:webHidden/>
-              </w:rPr>
-              <w:fldChar w:fldCharType="separate"/>
-            </w:r>
-            <w:r>
-              <w:rPr>
+                <w:rFonts w:ascii="Times New Roman" w:eastAsia="Times New Roman" w:hAnsi="Times New Roman" w:cs="Times New Roman"/>
                 <w:b/>
                 <w:bCs/>
                 <w:noProof/>
-                <w:webHidden/>
-              </w:rPr>
-              <w:t>Error! Bookmark not defined.</w:t>
-            </w:r>
-            <w:r>
-              <w:rPr>
-                <w:noProof/>
+              </w:rPr>
+              <w:t>3.7 Proposed Research Position</w:t>
+            </w:r>
+            <w:r>
+              <w:rPr>
+                <w:noProof/>
+                <w:webHidden/>
+              </w:rPr>
+              <w:tab/>
+            </w:r>
+            <w:r>
+              <w:rPr>
+                <w:noProof/>
+                <w:webHidden/>
+              </w:rPr>
+              <w:fldChar w:fldCharType="begin"/>
+            </w:r>
+            <w:r>
+              <w:rPr>
+                <w:noProof/>
+                <w:webHidden/>
+              </w:rPr>
+              <w:instrText xml:space="preserve"> PAGEREF _Toc239097303 \h </w:instrText>
+            </w:r>
+            <w:r>
+              <w:rPr>
+                <w:noProof/>
+                <w:webHidden/>
+              </w:rPr>
+            </w:r>
+            <w:r>
+              <w:rPr>
+                <w:noProof/>
+                <w:webHidden/>
+              </w:rPr>
+              <w:fldChar w:fldCharType="separate"/>
+            </w:r>
+            <w:r>
+              <w:rPr>
+                <w:noProof/>
+                <w:webHidden/>
+              </w:rPr>
+              <w:t>14</w:t>
+            </w:r>
+            <w:r>
+              <w:rPr>
+                <w:noProof/>
+                <w:webHidden/>
+              </w:rPr>
+              <w:fldChar w:fldCharType="end"/>
+            </w:r>
+          </w:hyperlink>
+        </w:p>
+        <w:p>
+          <w:pPr>
+            <w:pStyle w:val="TOC2"/>
+            <w:rPr>
+              <w:rFonts w:eastAsiaTheme="minorEastAsia"/>
+              <w:b w:val="0"/>
+            </w:rPr>
+          </w:pPr>
+          <w:hyperlink w:anchor="_Toc239097304" w:history="1">
+            <w:r>
+              <w:rPr>
+                <w:rStyle w:val="Hyperlink"/>
+              </w:rPr>
+              <w:t>4. Research Questions</w:t>
+            </w:r>
+            <w:r>
+              <w:rPr>
+                <w:webHidden/>
+              </w:rPr>
+              <w:tab/>
+            </w:r>
+            <w:r>
+              <w:rPr>
+                <w:webHidden/>
+              </w:rPr>
+              <w:fldChar w:fldCharType="begin"/>
+            </w:r>
+            <w:r>
+              <w:rPr>
+                <w:webHidden/>
+              </w:rPr>
+              <w:instrText xml:space="preserve"> PAGEREF _Toc239097304 \h </w:instrText>
+            </w:r>
+            <w:r>
+              <w:rPr>
+                <w:webHidden/>
+              </w:rPr>
+            </w:r>
+            <w:r>
+              <w:rPr>
+                <w:webHidden/>
+              </w:rPr>
+              <w:fldChar w:fldCharType="separate"/>
+            </w:r>
+            <w:r>
+              <w:rPr>
+                <w:webHidden/>
+              </w:rPr>
+              <w:t>15</w:t>
+            </w:r>
+            <w:r>
+              <w:rPr>
+                <w:webHidden/>
+              </w:rPr>
+              <w:fldChar w:fldCharType="end"/>
+            </w:r>
+          </w:hyperlink>
+        </w:p>
+        <w:p>
+          <w:pPr>
+            <w:pStyle w:val="TOC2"/>
+            <w:rPr>
+              <w:rFonts w:eastAsiaTheme="minorEastAsia"/>
+              <w:b w:val="0"/>
+            </w:rPr>
+          </w:pPr>
+          <w:hyperlink w:anchor="_Toc239097305" w:history="1">
+            <w:r>
+              <w:rPr>
+                <w:rStyle w:val="Hyperlink"/>
+              </w:rPr>
+              <w:t>5. Project Objectives</w:t>
+            </w:r>
+            <w:r>
+              <w:rPr>
+                <w:webHidden/>
+              </w:rPr>
+              <w:tab/>
+            </w:r>
+            <w:r>
+              <w:rPr>
+                <w:webHidden/>
+              </w:rPr>
+              <w:fldChar w:fldCharType="begin"/>
+            </w:r>
+            <w:r>
+              <w:rPr>
+                <w:webHidden/>
+              </w:rPr>
+              <w:instrText xml:space="preserve"> PAGEREF _Toc239097305 \h </w:instrText>
+            </w:r>
+            <w:r>
+              <w:rPr>
+                <w:webHidden/>
+              </w:rPr>
+            </w:r>
+            <w:r>
+              <w:rPr>
+                <w:webHidden/>
+              </w:rPr>
+              <w:fldChar w:fldCharType="separate"/>
+            </w:r>
+            <w:r>
+              <w:rPr>
+                <w:webHidden/>
+              </w:rPr>
+              <w:t>16</w:t>
+            </w:r>
+            <w:r>
+              <w:rPr>
+                <w:webHidden/>
+              </w:rPr>
+              <w:fldChar w:fldCharType="end"/>
+            </w:r>
+          </w:hyperlink>
+        </w:p>
+        <w:p>
+          <w:pPr>
+            <w:pStyle w:val="TOC2"/>
+            <w:rPr>
+              <w:rFonts w:eastAsiaTheme="minorEastAsia"/>
+              <w:b w:val="0"/>
+            </w:rPr>
+          </w:pPr>
+          <w:hyperlink w:anchor="_Toc239097306" w:history="1">
+            <w:r>
+              <w:rPr>
+                <w:rStyle w:val="Hyperlink"/>
+              </w:rPr>
+              <w:t>6. Scope of the Project</w:t>
+            </w:r>
+            <w:r>
+              <w:rPr>
+                <w:webHidden/>
+              </w:rPr>
+              <w:tab/>
+            </w:r>
+            <w:r>
+              <w:rPr>
+                <w:webHidden/>
+              </w:rPr>
+              <w:fldChar w:fldCharType="begin"/>
+            </w:r>
+            <w:r>
+              <w:rPr>
+                <w:webHidden/>
+              </w:rPr>
+              <w:instrText xml:space="preserve"> PAGEREF _Toc239097306 \h </w:instrText>
+            </w:r>
+            <w:r>
+              <w:rPr>
+                <w:webHidden/>
+              </w:rPr>
+            </w:r>
+            <w:r>
+              <w:rPr>
+                <w:webHidden/>
+              </w:rPr>
+              <w:fldChar w:fldCharType="separate"/>
+            </w:r>
+            <w:r>
+              <w:rPr>
+                <w:webHidden/>
+              </w:rPr>
+              <w:t>16</w:t>
+            </w:r>
+            <w:r>
+              <w:rPr>
                 <w:webHidden/>
               </w:rPr>
               <w:fldChar w:fldCharType="end"/>
@@ -1304,13 +1615,13 @@
               <w:noProof/>
             </w:rPr>
           </w:pPr>
-          <w:hyperlink w:anchor="_Toc238930143" w:history="1">
+          <w:hyperlink w:anchor="_Toc239097307" w:history="1">
             <w:r>
               <w:rPr>
                 <w:rStyle w:val="Hyperlink"/>
                 <w:noProof/>
               </w:rPr>
-              <w:t>3.7 Comparative Analysis of Existing Research</w:t>
+              <w:t>6.1 Security Monitoring and Telemetry</w:t>
             </w:r>
             <w:r>
               <w:rPr>
@@ -1331,7 +1642,13 @@
                 <w:noProof/>
                 <w:webHidden/>
               </w:rPr>
-              <w:instrText xml:space="preserve"> PAGEREF _Toc238930143 \h </w:instrText>
+              <w:instrText xml:space="preserve"> PAGEREF _Toc239097307 \h </w:instrText>
+            </w:r>
+            <w:r>
+              <w:rPr>
+                <w:noProof/>
+                <w:webHidden/>
+              </w:rPr>
             </w:r>
             <w:r>
               <w:rPr>
@@ -1342,12 +1659,10 @@
             </w:r>
             <w:r>
               <w:rPr>
-                <w:b/>
-                <w:bCs/>
-                <w:noProof/>
-                <w:webHidden/>
-              </w:rPr>
-              <w:t>Error! Bookmark not defined.</w:t>
+                <w:noProof/>
+                <w:webHidden/>
+              </w:rPr>
+              <w:t>17</w:t>
             </w:r>
             <w:r>
               <w:rPr>
@@ -1369,13 +1684,13 @@
               <w:noProof/>
             </w:rPr>
           </w:pPr>
-          <w:hyperlink w:anchor="_Toc238930144" w:history="1">
+          <w:hyperlink w:anchor="_Toc239097308" w:history="1">
             <w:r>
               <w:rPr>
                 <w:rStyle w:val="Hyperlink"/>
                 <w:noProof/>
               </w:rPr>
-              <w:t>3.8 Research Gap</w:t>
+              <w:t>6.2 Multi-Alert Investigation Scope</w:t>
             </w:r>
             <w:r>
               <w:rPr>
@@ -1396,7 +1711,13 @@
                 <w:noProof/>
                 <w:webHidden/>
               </w:rPr>
-              <w:instrText xml:space="preserve"> PAGEREF _Toc238930144 \h </w:instrText>
+              <w:instrText xml:space="preserve"> PAGEREF _Toc239097308 \h </w:instrText>
+            </w:r>
+            <w:r>
+              <w:rPr>
+                <w:noProof/>
+                <w:webHidden/>
+              </w:rPr>
             </w:r>
             <w:r>
               <w:rPr>
@@ -1407,12 +1728,10 @@
             </w:r>
             <w:r>
               <w:rPr>
-                <w:b/>
-                <w:bCs/>
-                <w:noProof/>
-                <w:webHidden/>
-              </w:rPr>
-              <w:t>Error! Bookmark not defined.</w:t>
+                <w:noProof/>
+                <w:webHidden/>
+              </w:rPr>
+              <w:t>17</w:t>
             </w:r>
             <w:r>
               <w:rPr>
@@ -1434,13 +1753,13 @@
               <w:noProof/>
             </w:rPr>
           </w:pPr>
-          <w:hyperlink w:anchor="_Toc238930145" w:history="1">
+          <w:hyperlink w:anchor="_Toc239097309" w:history="1">
             <w:r>
               <w:rPr>
                 <w:rStyle w:val="Hyperlink"/>
                 <w:noProof/>
               </w:rPr>
-              <w:t>3.9 Proposed Research Position</w:t>
+              <w:t>6.3 Investigation State</w:t>
             </w:r>
             <w:r>
               <w:rPr>
@@ -1461,7 +1780,13 @@
                 <w:noProof/>
                 <w:webHidden/>
               </w:rPr>
-              <w:instrText xml:space="preserve"> PAGEREF _Toc238930145 \h </w:instrText>
+              <w:instrText xml:space="preserve"> PAGEREF _Toc239097309 \h </w:instrText>
+            </w:r>
+            <w:r>
+              <w:rPr>
+                <w:noProof/>
+                <w:webHidden/>
+              </w:rPr>
             </w:r>
             <w:r>
               <w:rPr>
@@ -1472,190 +1797,14 @@
             </w:r>
             <w:r>
               <w:rPr>
-                <w:b/>
-                <w:bCs/>
-                <w:noProof/>
-                <w:webHidden/>
-              </w:rPr>
-              <w:t>Error! Bookmark not defined.</w:t>
-            </w:r>
-            <w:r>
-              <w:rPr>
-                <w:noProof/>
-                <w:webHidden/>
-              </w:rPr>
-              <w:fldChar w:fldCharType="end"/>
-            </w:r>
-          </w:hyperlink>
-        </w:p>
-        <w:p>
-          <w:pPr>
-            <w:pStyle w:val="TOC2"/>
-            <w:rPr>
-              <w:rFonts w:eastAsiaTheme="minorEastAsia"/>
-              <w:b w:val="0"/>
-            </w:rPr>
-          </w:pPr>
-          <w:hyperlink w:anchor="_Toc238930146" w:history="1">
-            <w:r>
-              <w:rPr>
-                <w:rStyle w:val="Hyperlink"/>
-              </w:rPr>
-              <w:t>4. Research Questions</w:t>
-            </w:r>
-            <w:r>
-              <w:rPr>
-                <w:webHidden/>
-              </w:rPr>
-              <w:tab/>
-            </w:r>
-            <w:r>
-              <w:rPr>
-                <w:webHidden/>
-              </w:rPr>
-              <w:fldChar w:fldCharType="begin"/>
-            </w:r>
-            <w:r>
-              <w:rPr>
-                <w:webHidden/>
-              </w:rPr>
-              <w:instrText xml:space="preserve"> PAGEREF _Toc238930146 \h </w:instrText>
-            </w:r>
-            <w:r>
-              <w:rPr>
-                <w:webHidden/>
-              </w:rPr>
-            </w:r>
-            <w:r>
-              <w:rPr>
-                <w:webHidden/>
-              </w:rPr>
-              <w:fldChar w:fldCharType="separate"/>
-            </w:r>
-            <w:r>
-              <w:rPr>
-                <w:webHidden/>
-              </w:rPr>
-              <w:t>8</w:t>
-            </w:r>
-            <w:r>
-              <w:rPr>
-                <w:webHidden/>
-              </w:rPr>
-              <w:fldChar w:fldCharType="end"/>
-            </w:r>
-          </w:hyperlink>
-        </w:p>
-        <w:p>
-          <w:pPr>
-            <w:pStyle w:val="TOC2"/>
-            <w:rPr>
-              <w:rFonts w:eastAsiaTheme="minorEastAsia"/>
-              <w:b w:val="0"/>
-            </w:rPr>
-          </w:pPr>
-          <w:hyperlink w:anchor="_Toc238930147" w:history="1">
-            <w:r>
-              <w:rPr>
-                <w:rStyle w:val="Hyperlink"/>
-              </w:rPr>
-              <w:t>5. Project Objectives</w:t>
-            </w:r>
-            <w:r>
-              <w:rPr>
-                <w:webHidden/>
-              </w:rPr>
-              <w:tab/>
-            </w:r>
-            <w:r>
-              <w:rPr>
-                <w:webHidden/>
-              </w:rPr>
-              <w:fldChar w:fldCharType="begin"/>
-            </w:r>
-            <w:r>
-              <w:rPr>
-                <w:webHidden/>
-              </w:rPr>
-              <w:instrText xml:space="preserve"> PAGEREF _Toc238930147 \h </w:instrText>
-            </w:r>
-            <w:r>
-              <w:rPr>
-                <w:webHidden/>
-              </w:rPr>
-            </w:r>
-            <w:r>
-              <w:rPr>
-                <w:webHidden/>
-              </w:rPr>
-              <w:fldChar w:fldCharType="separate"/>
-            </w:r>
-            <w:r>
-              <w:rPr>
-                <w:webHidden/>
-              </w:rPr>
-              <w:t>15</w:t>
-            </w:r>
-            <w:r>
-              <w:rPr>
-                <w:webHidden/>
-              </w:rPr>
-              <w:fldChar w:fldCharType="end"/>
-            </w:r>
-          </w:hyperlink>
-        </w:p>
-        <w:p>
-          <w:pPr>
-            <w:pStyle w:val="TOC2"/>
-            <w:rPr>
-              <w:rFonts w:eastAsiaTheme="minorEastAsia"/>
-              <w:b w:val="0"/>
-            </w:rPr>
-          </w:pPr>
-          <w:hyperlink w:anchor="_Toc238930148" w:history="1">
-            <w:r>
-              <w:rPr>
-                <w:rStyle w:val="Hyperlink"/>
-              </w:rPr>
-              <w:t>6. Scope of the Project</w:t>
-            </w:r>
-            <w:r>
-              <w:rPr>
-                <w:webHidden/>
-              </w:rPr>
-              <w:tab/>
-            </w:r>
-            <w:r>
-              <w:rPr>
-                <w:webHidden/>
-              </w:rPr>
-              <w:fldChar w:fldCharType="begin"/>
-            </w:r>
-            <w:r>
-              <w:rPr>
-                <w:webHidden/>
-              </w:rPr>
-              <w:instrText xml:space="preserve"> PAGEREF _Toc238930148 \h </w:instrText>
-            </w:r>
-            <w:r>
-              <w:rPr>
-                <w:webHidden/>
-              </w:rPr>
-            </w:r>
-            <w:r>
-              <w:rPr>
-                <w:webHidden/>
-              </w:rPr>
-              <w:fldChar w:fldCharType="separate"/>
-            </w:r>
-            <w:r>
-              <w:rPr>
-                <w:webHidden/>
-              </w:rPr>
-              <w:t>16</w:t>
-            </w:r>
-            <w:r>
-              <w:rPr>
+                <w:noProof/>
+                <w:webHidden/>
+              </w:rPr>
+              <w:t>17</w:t>
+            </w:r>
+            <w:r>
+              <w:rPr>
+                <w:noProof/>
                 <w:webHidden/>
               </w:rPr>
               <w:fldChar w:fldCharType="end"/>
@@ -1673,13 +1822,13 @@
               <w:noProof/>
             </w:rPr>
           </w:pPr>
-          <w:hyperlink w:anchor="_Toc238930149" w:history="1">
+          <w:hyperlink w:anchor="_Toc239097310" w:history="1">
             <w:r>
               <w:rPr>
                 <w:rStyle w:val="Hyperlink"/>
                 <w:noProof/>
               </w:rPr>
-              <w:t>6.1 Security Monitoring and Telemetry</w:t>
+              <w:t>6.4 AI-Assisted Investigation</w:t>
             </w:r>
             <w:r>
               <w:rPr>
@@ -1700,7 +1849,7 @@
                 <w:noProof/>
                 <w:webHidden/>
               </w:rPr>
-              <w:instrText xml:space="preserve"> PAGEREF _Toc238930149 \h </w:instrText>
+              <w:instrText xml:space="preserve"> PAGEREF _Toc239097310 \h </w:instrText>
             </w:r>
             <w:r>
               <w:rPr>
@@ -1720,7 +1869,7 @@
                 <w:noProof/>
                 <w:webHidden/>
               </w:rPr>
-              <w:t>17</w:t>
+              <w:t>18</w:t>
             </w:r>
             <w:r>
               <w:rPr>
@@ -1742,13 +1891,13 @@
               <w:noProof/>
             </w:rPr>
           </w:pPr>
-          <w:hyperlink w:anchor="_Toc238930150" w:history="1">
+          <w:hyperlink w:anchor="_Toc239097311" w:history="1">
             <w:r>
               <w:rPr>
                 <w:rStyle w:val="Hyperlink"/>
                 <w:noProof/>
               </w:rPr>
-              <w:t>6.2 Multi-Alert Investigation Scope</w:t>
+              <w:t>6.5 Investigation Scenarios</w:t>
             </w:r>
             <w:r>
               <w:rPr>
@@ -1769,7 +1918,7 @@
                 <w:noProof/>
                 <w:webHidden/>
               </w:rPr>
-              <w:instrText xml:space="preserve"> PAGEREF _Toc238930150 \h </w:instrText>
+              <w:instrText xml:space="preserve"> PAGEREF _Toc239097311 \h </w:instrText>
             </w:r>
             <w:r>
               <w:rPr>
@@ -1789,7 +1938,7 @@
                 <w:noProof/>
                 <w:webHidden/>
               </w:rPr>
-              <w:t>17</w:t>
+              <w:t>19</w:t>
             </w:r>
             <w:r>
               <w:rPr>
@@ -1811,13 +1960,13 @@
               <w:noProof/>
             </w:rPr>
           </w:pPr>
-          <w:hyperlink w:anchor="_Toc238930151" w:history="1">
+          <w:hyperlink w:anchor="_Toc239097312" w:history="1">
             <w:r>
               <w:rPr>
                 <w:rStyle w:val="Hyperlink"/>
                 <w:noProof/>
               </w:rPr>
-              <w:t>6.3 Investigation State</w:t>
+              <w:t>6.6 User Interface and Investigation Output</w:t>
             </w:r>
             <w:r>
               <w:rPr>
@@ -1838,7 +1987,7 @@
                 <w:noProof/>
                 <w:webHidden/>
               </w:rPr>
-              <w:instrText xml:space="preserve"> PAGEREF _Toc238930151 \h </w:instrText>
+              <w:instrText xml:space="preserve"> PAGEREF _Toc239097312 \h </w:instrText>
             </w:r>
             <w:r>
               <w:rPr>
@@ -1858,7 +2007,7 @@
                 <w:noProof/>
                 <w:webHidden/>
               </w:rPr>
-              <w:t>17</w:t>
+              <w:t>19</w:t>
             </w:r>
             <w:r>
               <w:rPr>
@@ -1880,13 +2029,13 @@
               <w:noProof/>
             </w:rPr>
           </w:pPr>
-          <w:hyperlink w:anchor="_Toc238930152" w:history="1">
+          <w:hyperlink w:anchor="_Toc239097313" w:history="1">
             <w:r>
               <w:rPr>
                 <w:rStyle w:val="Hyperlink"/>
                 <w:noProof/>
               </w:rPr>
-              <w:t>6.4 AI-Assisted Investigation</w:t>
+              <w:t>6.7 Exclusions</w:t>
             </w:r>
             <w:r>
               <w:rPr>
@@ -1907,7 +2056,7 @@
                 <w:noProof/>
                 <w:webHidden/>
               </w:rPr>
-              <w:instrText xml:space="preserve"> PAGEREF _Toc238930152 \h </w:instrText>
+              <w:instrText xml:space="preserve"> PAGEREF _Toc239097313 \h </w:instrText>
             </w:r>
             <w:r>
               <w:rPr>
@@ -1927,11 +2076,69 @@
                 <w:noProof/>
                 <w:webHidden/>
               </w:rPr>
-              <w:t>18</w:t>
-            </w:r>
-            <w:r>
-              <w:rPr>
-                <w:noProof/>
+              <w:t>19</w:t>
+            </w:r>
+            <w:r>
+              <w:rPr>
+                <w:noProof/>
+                <w:webHidden/>
+              </w:rPr>
+              <w:fldChar w:fldCharType="end"/>
+            </w:r>
+          </w:hyperlink>
+        </w:p>
+        <w:p>
+          <w:pPr>
+            <w:pStyle w:val="TOC2"/>
+            <w:rPr>
+              <w:rFonts w:eastAsiaTheme="minorEastAsia"/>
+              <w:b w:val="0"/>
+            </w:rPr>
+          </w:pPr>
+          <w:hyperlink w:anchor="_Toc239097314" w:history="1">
+            <w:r>
+              <w:rPr>
+                <w:rStyle w:val="Hyperlink"/>
+              </w:rPr>
+              <w:t>7. Proposed Methodology</w:t>
+            </w:r>
+            <w:r>
+              <w:rPr>
+                <w:webHidden/>
+              </w:rPr>
+              <w:tab/>
+            </w:r>
+            <w:r>
+              <w:rPr>
+                <w:webHidden/>
+              </w:rPr>
+              <w:fldChar w:fldCharType="begin"/>
+            </w:r>
+            <w:r>
+              <w:rPr>
+                <w:webHidden/>
+              </w:rPr>
+              <w:instrText xml:space="preserve"> PAGEREF _Toc239097314 \h </w:instrText>
+            </w:r>
+            <w:r>
+              <w:rPr>
+                <w:webHidden/>
+              </w:rPr>
+            </w:r>
+            <w:r>
+              <w:rPr>
+                <w:webHidden/>
+              </w:rPr>
+              <w:fldChar w:fldCharType="separate"/>
+            </w:r>
+            <w:r>
+              <w:rPr>
+                <w:webHidden/>
+              </w:rPr>
+              <w:t>19</w:t>
+            </w:r>
+            <w:r>
+              <w:rPr>
                 <w:webHidden/>
               </w:rPr>
               <w:fldChar w:fldCharType="end"/>
@@ -1949,13 +2156,13 @@
               <w:noProof/>
             </w:rPr>
           </w:pPr>
-          <w:hyperlink w:anchor="_Toc238930153" w:history="1">
+          <w:hyperlink w:anchor="_Toc239097315" w:history="1">
             <w:r>
               <w:rPr>
                 <w:rStyle w:val="Hyperlink"/>
                 <w:noProof/>
               </w:rPr>
-              <w:t>6.5 Investigation Scenarios</w:t>
+              <w:t>7.1 Investigation Workflow</w:t>
             </w:r>
             <w:r>
               <w:rPr>
@@ -1976,7 +2183,7 @@
                 <w:noProof/>
                 <w:webHidden/>
               </w:rPr>
-              <w:instrText xml:space="preserve"> PAGEREF _Toc238930153 \h </w:instrText>
+              <w:instrText xml:space="preserve"> PAGEREF _Toc239097315 \h </w:instrText>
             </w:r>
             <w:r>
               <w:rPr>
@@ -1996,7 +2203,7 @@
                 <w:noProof/>
                 <w:webHidden/>
               </w:rPr>
-              <w:t>18</w:t>
+              <w:t>20</w:t>
             </w:r>
             <w:r>
               <w:rPr>
@@ -2018,13 +2225,13 @@
               <w:noProof/>
             </w:rPr>
           </w:pPr>
-          <w:hyperlink w:anchor="_Toc238930154" w:history="1">
+          <w:hyperlink w:anchor="_Toc239097316" w:history="1">
             <w:r>
               <w:rPr>
                 <w:rStyle w:val="Hyperlink"/>
                 <w:noProof/>
               </w:rPr>
-              <w:t>6.6 User Interface and Investigation Output</w:t>
+              <w:t>7.2 Alert-to-Case Association</w:t>
             </w:r>
             <w:r>
               <w:rPr>
@@ -2045,7 +2252,7 @@
                 <w:noProof/>
                 <w:webHidden/>
               </w:rPr>
-              <w:instrText xml:space="preserve"> PAGEREF _Toc238930154 \h </w:instrText>
+              <w:instrText xml:space="preserve"> PAGEREF _Toc239097316 \h </w:instrText>
             </w:r>
             <w:r>
               <w:rPr>
@@ -2065,7 +2272,7 @@
                 <w:noProof/>
                 <w:webHidden/>
               </w:rPr>
-              <w:t>19</w:t>
+              <w:t>21</w:t>
             </w:r>
             <w:r>
               <w:rPr>
@@ -2087,13 +2294,13 @@
               <w:noProof/>
             </w:rPr>
           </w:pPr>
-          <w:hyperlink w:anchor="_Toc238930155" w:history="1">
+          <w:hyperlink w:anchor="_Toc239097317" w:history="1">
             <w:r>
               <w:rPr>
                 <w:rStyle w:val="Hyperlink"/>
                 <w:noProof/>
               </w:rPr>
-              <w:t>6.7 Exclusions</w:t>
+              <w:t>7.3 Cyber Investigation State Model</w:t>
             </w:r>
             <w:r>
               <w:rPr>
@@ -2114,7 +2321,7 @@
                 <w:noProof/>
                 <w:webHidden/>
               </w:rPr>
-              <w:instrText xml:space="preserve"> PAGEREF _Toc238930155 \h </w:instrText>
+              <w:instrText xml:space="preserve"> PAGEREF _Toc239097317 \h </w:instrText>
             </w:r>
             <w:r>
               <w:rPr>
@@ -2134,69 +2341,11 @@
                 <w:noProof/>
                 <w:webHidden/>
               </w:rPr>
-              <w:t>19</w:t>
-            </w:r>
-            <w:r>
-              <w:rPr>
-                <w:noProof/>
-                <w:webHidden/>
-              </w:rPr>
-              <w:fldChar w:fldCharType="end"/>
-            </w:r>
-          </w:hyperlink>
-        </w:p>
-        <w:p>
-          <w:pPr>
-            <w:pStyle w:val="TOC2"/>
-            <w:rPr>
-              <w:rFonts w:eastAsiaTheme="minorEastAsia"/>
-              <w:b w:val="0"/>
-            </w:rPr>
-          </w:pPr>
-          <w:hyperlink w:anchor="_Toc238930156" w:history="1">
-            <w:r>
-              <w:rPr>
-                <w:rStyle w:val="Hyperlink"/>
-              </w:rPr>
-              <w:t>7. Proposed Methodology</w:t>
-            </w:r>
-            <w:r>
-              <w:rPr>
-                <w:webHidden/>
-              </w:rPr>
-              <w:tab/>
-            </w:r>
-            <w:r>
-              <w:rPr>
-                <w:webHidden/>
-              </w:rPr>
-              <w:fldChar w:fldCharType="begin"/>
-            </w:r>
-            <w:r>
-              <w:rPr>
-                <w:webHidden/>
-              </w:rPr>
-              <w:instrText xml:space="preserve"> PAGEREF _Toc238930156 \h </w:instrText>
-            </w:r>
-            <w:r>
-              <w:rPr>
-                <w:webHidden/>
-              </w:rPr>
-            </w:r>
-            <w:r>
-              <w:rPr>
-                <w:webHidden/>
-              </w:rPr>
-              <w:fldChar w:fldCharType="separate"/>
-            </w:r>
-            <w:r>
-              <w:rPr>
-                <w:webHidden/>
-              </w:rPr>
-              <w:t>19</w:t>
-            </w:r>
-            <w:r>
-              <w:rPr>
+              <w:t>21</w:t>
+            </w:r>
+            <w:r>
+              <w:rPr>
+                <w:noProof/>
                 <w:webHidden/>
               </w:rPr>
               <w:fldChar w:fldCharType="end"/>
@@ -2214,13 +2363,13 @@
               <w:noProof/>
             </w:rPr>
           </w:pPr>
-          <w:hyperlink w:anchor="_Toc238930157" w:history="1">
+          <w:hyperlink w:anchor="_Toc239097318" w:history="1">
             <w:r>
               <w:rPr>
                 <w:rStyle w:val="Hyperlink"/>
                 <w:noProof/>
               </w:rPr>
-              <w:t>7.1 Investigation Workflow</w:t>
+              <w:t>7.4 Investigative Question Generation and Tracking</w:t>
             </w:r>
             <w:r>
               <w:rPr>
@@ -2241,7 +2390,7 @@
                 <w:noProof/>
                 <w:webHidden/>
               </w:rPr>
-              <w:instrText xml:space="preserve"> PAGEREF _Toc238930157 \h </w:instrText>
+              <w:instrText xml:space="preserve"> PAGEREF _Toc239097318 \h </w:instrText>
             </w:r>
             <w:r>
               <w:rPr>
@@ -2261,7 +2410,7 @@
                 <w:noProof/>
                 <w:webHidden/>
               </w:rPr>
-              <w:t>20</w:t>
+              <w:t>23</w:t>
             </w:r>
             <w:r>
               <w:rPr>
@@ -2283,13 +2432,13 @@
               <w:noProof/>
             </w:rPr>
           </w:pPr>
-          <w:hyperlink w:anchor="_Toc238930158" w:history="1">
+          <w:hyperlink w:anchor="_Toc239097319" w:history="1">
             <w:r>
               <w:rPr>
                 <w:rStyle w:val="Hyperlink"/>
                 <w:noProof/>
               </w:rPr>
-              <w:t>7.2 Alert-to-Case Association</w:t>
+              <w:t>7.5 Evidence Acquisition and Correlation</w:t>
             </w:r>
             <w:r>
               <w:rPr>
@@ -2310,7 +2459,7 @@
                 <w:noProof/>
                 <w:webHidden/>
               </w:rPr>
-              <w:instrText xml:space="preserve"> PAGEREF _Toc238930158 \h </w:instrText>
+              <w:instrText xml:space="preserve"> PAGEREF _Toc239097319 \h </w:instrText>
             </w:r>
             <w:r>
               <w:rPr>
@@ -2330,7 +2479,7 @@
                 <w:noProof/>
                 <w:webHidden/>
               </w:rPr>
-              <w:t>20</w:t>
+              <w:t>23</w:t>
             </w:r>
             <w:r>
               <w:rPr>
@@ -2352,13 +2501,13 @@
               <w:noProof/>
             </w:rPr>
           </w:pPr>
-          <w:hyperlink w:anchor="_Toc238930159" w:history="1">
+          <w:hyperlink w:anchor="_Toc239097320" w:history="1">
             <w:r>
               <w:rPr>
                 <w:rStyle w:val="Hyperlink"/>
                 <w:noProof/>
               </w:rPr>
-              <w:t>7.3 Cyber Investigation State Model</w:t>
+              <w:t>7.6 AI-Assisted Reasoning and Multi-Agent Investigation</w:t>
             </w:r>
             <w:r>
               <w:rPr>
@@ -2379,7 +2528,7 @@
                 <w:noProof/>
                 <w:webHidden/>
               </w:rPr>
-              <w:instrText xml:space="preserve"> PAGEREF _Toc238930159 \h </w:instrText>
+              <w:instrText xml:space="preserve"> PAGEREF _Toc239097320 \h </w:instrText>
             </w:r>
             <w:r>
               <w:rPr>
@@ -2399,7 +2548,7 @@
                 <w:noProof/>
                 <w:webHidden/>
               </w:rPr>
-              <w:t>21</w:t>
+              <w:t>24</w:t>
             </w:r>
             <w:r>
               <w:rPr>
@@ -2421,13 +2570,13 @@
               <w:noProof/>
             </w:rPr>
           </w:pPr>
-          <w:hyperlink w:anchor="_Toc238930160" w:history="1">
+          <w:hyperlink w:anchor="_Toc239097321" w:history="1">
             <w:r>
               <w:rPr>
                 <w:rStyle w:val="Hyperlink"/>
                 <w:noProof/>
               </w:rPr>
-              <w:t>7.4 Investigative Question Generation and Tracking</w:t>
+              <w:t>7.7 Investigation Sufficiency</w:t>
             </w:r>
             <w:r>
               <w:rPr>
@@ -2448,7 +2597,7 @@
                 <w:noProof/>
                 <w:webHidden/>
               </w:rPr>
-              <w:instrText xml:space="preserve"> PAGEREF _Toc238930160 \h </w:instrText>
+              <w:instrText xml:space="preserve"> PAGEREF _Toc239097321 \h </w:instrText>
             </w:r>
             <w:r>
               <w:rPr>
@@ -2468,7 +2617,7 @@
                 <w:noProof/>
                 <w:webHidden/>
               </w:rPr>
-              <w:t>23</w:t>
+              <w:t>25</w:t>
             </w:r>
             <w:r>
               <w:rPr>
@@ -2490,13 +2639,13 @@
               <w:noProof/>
             </w:rPr>
           </w:pPr>
-          <w:hyperlink w:anchor="_Toc238930161" w:history="1">
+          <w:hyperlink w:anchor="_Toc239097322" w:history="1">
             <w:r>
               <w:rPr>
                 <w:rStyle w:val="Hyperlink"/>
                 <w:noProof/>
               </w:rPr>
-              <w:t>7.5 Evidence Acquisition and Correlation</w:t>
+              <w:t>7.8 Analyst Interface</w:t>
             </w:r>
             <w:r>
               <w:rPr>
@@ -2517,7 +2666,7 @@
                 <w:noProof/>
                 <w:webHidden/>
               </w:rPr>
-              <w:instrText xml:space="preserve"> PAGEREF _Toc238930161 \h </w:instrText>
+              <w:instrText xml:space="preserve"> PAGEREF _Toc239097322 \h </w:instrText>
             </w:r>
             <w:r>
               <w:rPr>
@@ -2537,7 +2686,7 @@
                 <w:noProof/>
                 <w:webHidden/>
               </w:rPr>
-              <w:t>23</w:t>
+              <w:t>25</w:t>
             </w:r>
             <w:r>
               <w:rPr>
@@ -2559,13 +2708,13 @@
               <w:noProof/>
             </w:rPr>
           </w:pPr>
-          <w:hyperlink w:anchor="_Toc238930162" w:history="1">
+          <w:hyperlink w:anchor="_Toc239097323" w:history="1">
             <w:r>
               <w:rPr>
                 <w:rStyle w:val="Hyperlink"/>
                 <w:noProof/>
               </w:rPr>
-              <w:t>7.6 AI-Assisted Reasoning and Multi-Agent Investigation</w:t>
+              <w:t>7.9 Controlled Evaluation</w:t>
             </w:r>
             <w:r>
               <w:rPr>
@@ -2586,7 +2735,7 @@
                 <w:noProof/>
                 <w:webHidden/>
               </w:rPr>
-              <w:instrText xml:space="preserve"> PAGEREF _Toc238930162 \h </w:instrText>
+              <w:instrText xml:space="preserve"> PAGEREF _Toc239097323 \h </w:instrText>
             </w:r>
             <w:r>
               <w:rPr>
@@ -2606,11 +2755,69 @@
                 <w:noProof/>
                 <w:webHidden/>
               </w:rPr>
-              <w:t>24</w:t>
-            </w:r>
-            <w:r>
-              <w:rPr>
-                <w:noProof/>
+              <w:t>26</w:t>
+            </w:r>
+            <w:r>
+              <w:rPr>
+                <w:noProof/>
+                <w:webHidden/>
+              </w:rPr>
+              <w:fldChar w:fldCharType="end"/>
+            </w:r>
+          </w:hyperlink>
+        </w:p>
+        <w:p>
+          <w:pPr>
+            <w:pStyle w:val="TOC2"/>
+            <w:rPr>
+              <w:rFonts w:eastAsiaTheme="minorEastAsia"/>
+              <w:b w:val="0"/>
+            </w:rPr>
+          </w:pPr>
+          <w:hyperlink w:anchor="_Toc239097324" w:history="1">
+            <w:r>
+              <w:rPr>
+                <w:rStyle w:val="Hyperlink"/>
+              </w:rPr>
+              <w:t>8. Proposed System Architecture</w:t>
+            </w:r>
+            <w:r>
+              <w:rPr>
+                <w:webHidden/>
+              </w:rPr>
+              <w:tab/>
+            </w:r>
+            <w:r>
+              <w:rPr>
+                <w:webHidden/>
+              </w:rPr>
+              <w:fldChar w:fldCharType="begin"/>
+            </w:r>
+            <w:r>
+              <w:rPr>
+                <w:webHidden/>
+              </w:rPr>
+              <w:instrText xml:space="preserve"> PAGEREF _Toc239097324 \h </w:instrText>
+            </w:r>
+            <w:r>
+              <w:rPr>
+                <w:webHidden/>
+              </w:rPr>
+            </w:r>
+            <w:r>
+              <w:rPr>
+                <w:webHidden/>
+              </w:rPr>
+              <w:fldChar w:fldCharType="separate"/>
+            </w:r>
+            <w:r>
+              <w:rPr>
+                <w:webHidden/>
+              </w:rPr>
+              <w:t>27</w:t>
+            </w:r>
+            <w:r>
+              <w:rPr>
                 <w:webHidden/>
               </w:rPr>
               <w:fldChar w:fldCharType="end"/>
@@ -2628,13 +2835,13 @@
               <w:noProof/>
             </w:rPr>
           </w:pPr>
-          <w:hyperlink w:anchor="_Toc238930163" w:history="1">
+          <w:hyperlink w:anchor="_Toc239097325" w:history="1">
             <w:r>
               <w:rPr>
                 <w:rStyle w:val="Hyperlink"/>
                 <w:noProof/>
               </w:rPr>
-              <w:t>7.7 Investigation Sufficiency</w:t>
+              <w:t>8.1 Alert Sources</w:t>
             </w:r>
             <w:r>
               <w:rPr>
@@ -2655,7 +2862,7 @@
                 <w:noProof/>
                 <w:webHidden/>
               </w:rPr>
-              <w:instrText xml:space="preserve"> PAGEREF _Toc238930163 \h </w:instrText>
+              <w:instrText xml:space="preserve"> PAGEREF _Toc239097325 \h </w:instrText>
             </w:r>
             <w:r>
               <w:rPr>
@@ -2675,7 +2882,7 @@
                 <w:noProof/>
                 <w:webHidden/>
               </w:rPr>
-              <w:t>24</w:t>
+              <w:t>27</w:t>
             </w:r>
             <w:r>
               <w:rPr>
@@ -2697,13 +2904,13 @@
               <w:noProof/>
             </w:rPr>
           </w:pPr>
-          <w:hyperlink w:anchor="_Toc238930164" w:history="1">
+          <w:hyperlink w:anchor="_Toc239097326" w:history="1">
             <w:r>
               <w:rPr>
                 <w:rStyle w:val="Hyperlink"/>
                 <w:noProof/>
               </w:rPr>
-              <w:t>7.8 Analyst Interface</w:t>
+              <w:t>8.2 Ingestion and Normalization</w:t>
             </w:r>
             <w:r>
               <w:rPr>
@@ -2724,7 +2931,7 @@
                 <w:noProof/>
                 <w:webHidden/>
               </w:rPr>
-              <w:instrText xml:space="preserve"> PAGEREF _Toc238930164 \h </w:instrText>
+              <w:instrText xml:space="preserve"> PAGEREF _Toc239097326 \h </w:instrText>
             </w:r>
             <w:r>
               <w:rPr>
@@ -2744,7 +2951,7 @@
                 <w:noProof/>
                 <w:webHidden/>
               </w:rPr>
-              <w:t>25</w:t>
+              <w:t>27</w:t>
             </w:r>
             <w:r>
               <w:rPr>
@@ -2766,13 +2973,13 @@
               <w:noProof/>
             </w:rPr>
           </w:pPr>
-          <w:hyperlink w:anchor="_Toc238930165" w:history="1">
+          <w:hyperlink w:anchor="_Toc239097327" w:history="1">
             <w:r>
               <w:rPr>
                 <w:rStyle w:val="Hyperlink"/>
                 <w:noProof/>
               </w:rPr>
-              <w:t>7.9 Controlled Evaluation</w:t>
+              <w:t>8.3 Alert Association Engine</w:t>
             </w:r>
             <w:r>
               <w:rPr>
@@ -2793,7 +3000,7 @@
                 <w:noProof/>
                 <w:webHidden/>
               </w:rPr>
-              <w:instrText xml:space="preserve"> PAGEREF _Toc238930165 \h </w:instrText>
+              <w:instrText xml:space="preserve"> PAGEREF _Toc239097327 \h </w:instrText>
             </w:r>
             <w:r>
               <w:rPr>
@@ -2813,69 +3020,11 @@
                 <w:noProof/>
                 <w:webHidden/>
               </w:rPr>
-              <w:t>26</w:t>
-            </w:r>
-            <w:r>
-              <w:rPr>
-                <w:noProof/>
-                <w:webHidden/>
-              </w:rPr>
-              <w:fldChar w:fldCharType="end"/>
-            </w:r>
-          </w:hyperlink>
-        </w:p>
-        <w:p>
-          <w:pPr>
-            <w:pStyle w:val="TOC2"/>
-            <w:rPr>
-              <w:rFonts w:eastAsiaTheme="minorEastAsia"/>
-              <w:b w:val="0"/>
-            </w:rPr>
-          </w:pPr>
-          <w:hyperlink w:anchor="_Toc238930166" w:history="1">
-            <w:r>
-              <w:rPr>
-                <w:rStyle w:val="Hyperlink"/>
-              </w:rPr>
-              <w:t>8. Proposed System Architecture</w:t>
-            </w:r>
-            <w:r>
-              <w:rPr>
-                <w:webHidden/>
-              </w:rPr>
-              <w:tab/>
-            </w:r>
-            <w:r>
-              <w:rPr>
-                <w:webHidden/>
-              </w:rPr>
-              <w:fldChar w:fldCharType="begin"/>
-            </w:r>
-            <w:r>
-              <w:rPr>
-                <w:webHidden/>
-              </w:rPr>
-              <w:instrText xml:space="preserve"> PAGEREF _Toc238930166 \h </w:instrText>
-            </w:r>
-            <w:r>
-              <w:rPr>
-                <w:webHidden/>
-              </w:rPr>
-            </w:r>
-            <w:r>
-              <w:rPr>
-                <w:webHidden/>
-              </w:rPr>
-              <w:fldChar w:fldCharType="separate"/>
-            </w:r>
-            <w:r>
-              <w:rPr>
-                <w:webHidden/>
-              </w:rPr>
               <w:t>27</w:t>
             </w:r>
             <w:r>
               <w:rPr>
+                <w:noProof/>
                 <w:webHidden/>
               </w:rPr>
               <w:fldChar w:fldCharType="end"/>
@@ -2893,13 +3042,13 @@
               <w:noProof/>
             </w:rPr>
           </w:pPr>
-          <w:hyperlink w:anchor="_Toc238930167" w:history="1">
+          <w:hyperlink w:anchor="_Toc239097328" w:history="1">
             <w:r>
               <w:rPr>
                 <w:rStyle w:val="Hyperlink"/>
                 <w:noProof/>
               </w:rPr>
-              <w:t>8.1 Alert Sources</w:t>
+              <w:t>8.4 Investigation Manager</w:t>
             </w:r>
             <w:r>
               <w:rPr>
@@ -2920,7 +3069,7 @@
                 <w:noProof/>
                 <w:webHidden/>
               </w:rPr>
-              <w:instrText xml:space="preserve"> PAGEREF _Toc238930167 \h </w:instrText>
+              <w:instrText xml:space="preserve"> PAGEREF _Toc239097328 \h </w:instrText>
             </w:r>
             <w:r>
               <w:rPr>
@@ -2940,7 +3089,7 @@
                 <w:noProof/>
                 <w:webHidden/>
               </w:rPr>
-              <w:t>27</w:t>
+              <w:t>28</w:t>
             </w:r>
             <w:r>
               <w:rPr>
@@ -2962,13 +3111,13 @@
               <w:noProof/>
             </w:rPr>
           </w:pPr>
-          <w:hyperlink w:anchor="_Toc238930168" w:history="1">
+          <w:hyperlink w:anchor="_Toc239097329" w:history="1">
             <w:r>
               <w:rPr>
                 <w:rStyle w:val="Hyperlink"/>
                 <w:noProof/>
               </w:rPr>
-              <w:t>8.2 Ingestion and Normalization</w:t>
+              <w:t>8.5 Cyber Investigation State and Investigation Loop</w:t>
             </w:r>
             <w:r>
               <w:rPr>
@@ -2989,7 +3138,7 @@
                 <w:noProof/>
                 <w:webHidden/>
               </w:rPr>
-              <w:instrText xml:space="preserve"> PAGEREF _Toc238930168 \h </w:instrText>
+              <w:instrText xml:space="preserve"> PAGEREF _Toc239097329 \h </w:instrText>
             </w:r>
             <w:r>
               <w:rPr>
@@ -3009,7 +3158,7 @@
                 <w:noProof/>
                 <w:webHidden/>
               </w:rPr>
-              <w:t>27</w:t>
+              <w:t>28</w:t>
             </w:r>
             <w:r>
               <w:rPr>
@@ -3031,13 +3180,13 @@
               <w:noProof/>
             </w:rPr>
           </w:pPr>
-          <w:hyperlink w:anchor="_Toc238930169" w:history="1">
+          <w:hyperlink w:anchor="_Toc239097330" w:history="1">
             <w:r>
               <w:rPr>
                 <w:rStyle w:val="Hyperlink"/>
                 <w:noProof/>
               </w:rPr>
-              <w:t>8.3 Alert Association Engine</w:t>
+              <w:t>8.6 Evidence Acquisition Engine</w:t>
             </w:r>
             <w:r>
               <w:rPr>
@@ -3058,7 +3207,7 @@
                 <w:noProof/>
                 <w:webHidden/>
               </w:rPr>
-              <w:instrText xml:space="preserve"> PAGEREF _Toc238930169 \h </w:instrText>
+              <w:instrText xml:space="preserve"> PAGEREF _Toc239097330 \h </w:instrText>
             </w:r>
             <w:r>
               <w:rPr>
@@ -3078,7 +3227,7 @@
                 <w:noProof/>
                 <w:webHidden/>
               </w:rPr>
-              <w:t>27</w:t>
+              <w:t>29</w:t>
             </w:r>
             <w:r>
               <w:rPr>
@@ -3100,13 +3249,13 @@
               <w:noProof/>
             </w:rPr>
           </w:pPr>
-          <w:hyperlink w:anchor="_Toc238930170" w:history="1">
+          <w:hyperlink w:anchor="_Toc239097331" w:history="1">
             <w:r>
               <w:rPr>
                 <w:rStyle w:val="Hyperlink"/>
                 <w:noProof/>
               </w:rPr>
-              <w:t>8.4 Investigation Manager</w:t>
+              <w:t>8.7 Investigation Output</w:t>
             </w:r>
             <w:r>
               <w:rPr>
@@ -3127,7 +3276,7 @@
                 <w:noProof/>
                 <w:webHidden/>
               </w:rPr>
-              <w:instrText xml:space="preserve"> PAGEREF _Toc238930170 \h </w:instrText>
+              <w:instrText xml:space="preserve"> PAGEREF _Toc239097331 \h </w:instrText>
             </w:r>
             <w:r>
               <w:rPr>
@@ -3147,7 +3296,7 @@
                 <w:noProof/>
                 <w:webHidden/>
               </w:rPr>
-              <w:t>28</w:t>
+              <w:t>30</w:t>
             </w:r>
             <w:r>
               <w:rPr>
@@ -3169,13 +3318,13 @@
               <w:noProof/>
             </w:rPr>
           </w:pPr>
-          <w:hyperlink w:anchor="_Toc238930171" w:history="1">
+          <w:hyperlink w:anchor="_Toc239097332" w:history="1">
             <w:r>
               <w:rPr>
                 <w:rStyle w:val="Hyperlink"/>
                 <w:noProof/>
               </w:rPr>
-              <w:t>8.5 Cyber Investigation State and Investigation Loop</w:t>
+              <w:t>8.8 Analyst Review and Validation</w:t>
             </w:r>
             <w:r>
               <w:rPr>
@@ -3196,7 +3345,7 @@
                 <w:noProof/>
                 <w:webHidden/>
               </w:rPr>
-              <w:instrText xml:space="preserve"> PAGEREF _Toc238930171 \h </w:instrText>
+              <w:instrText xml:space="preserve"> PAGEREF _Toc239097332 \h </w:instrText>
             </w:r>
             <w:r>
               <w:rPr>
@@ -3216,7 +3365,7 @@
                 <w:noProof/>
                 <w:webHidden/>
               </w:rPr>
-              <w:t>28</w:t>
+              <w:t>30</w:t>
             </w:r>
             <w:r>
               <w:rPr>
@@ -3238,13 +3387,13 @@
               <w:noProof/>
             </w:rPr>
           </w:pPr>
-          <w:hyperlink w:anchor="_Toc238930172" w:history="1">
+          <w:hyperlink w:anchor="_Toc239097333" w:history="1">
             <w:r>
               <w:rPr>
                 <w:rStyle w:val="Hyperlink"/>
                 <w:noProof/>
               </w:rPr>
-              <w:t>8.6 Evidence Acquisition Engine</w:t>
+              <w:t>8.9 Overall Architecture Flow</w:t>
             </w:r>
             <w:r>
               <w:rPr>
@@ -3265,7 +3414,7 @@
                 <w:noProof/>
                 <w:webHidden/>
               </w:rPr>
-              <w:instrText xml:space="preserve"> PAGEREF _Toc238930172 \h </w:instrText>
+              <w:instrText xml:space="preserve"> PAGEREF _Toc239097333 \h </w:instrText>
             </w:r>
             <w:r>
               <w:rPr>
@@ -3285,11 +3434,69 @@
                 <w:noProof/>
                 <w:webHidden/>
               </w:rPr>
-              <w:t>29</w:t>
-            </w:r>
-            <w:r>
-              <w:rPr>
-                <w:noProof/>
+              <w:t>30</w:t>
+            </w:r>
+            <w:r>
+              <w:rPr>
+                <w:noProof/>
+                <w:webHidden/>
+              </w:rPr>
+              <w:fldChar w:fldCharType="end"/>
+            </w:r>
+          </w:hyperlink>
+        </w:p>
+        <w:p>
+          <w:pPr>
+            <w:pStyle w:val="TOC2"/>
+            <w:rPr>
+              <w:rFonts w:eastAsiaTheme="minorEastAsia"/>
+              <w:b w:val="0"/>
+            </w:rPr>
+          </w:pPr>
+          <w:hyperlink w:anchor="_Toc239097334" w:history="1">
+            <w:r>
+              <w:rPr>
+                <w:rStyle w:val="Hyperlink"/>
+              </w:rPr>
+              <w:t>9. Tools and Technologies</w:t>
+            </w:r>
+            <w:r>
+              <w:rPr>
+                <w:webHidden/>
+              </w:rPr>
+              <w:tab/>
+            </w:r>
+            <w:r>
+              <w:rPr>
+                <w:webHidden/>
+              </w:rPr>
+              <w:fldChar w:fldCharType="begin"/>
+            </w:r>
+            <w:r>
+              <w:rPr>
+                <w:webHidden/>
+              </w:rPr>
+              <w:instrText xml:space="preserve"> PAGEREF _Toc239097334 \h </w:instrText>
+            </w:r>
+            <w:r>
+              <w:rPr>
+                <w:webHidden/>
+              </w:rPr>
+            </w:r>
+            <w:r>
+              <w:rPr>
+                <w:webHidden/>
+              </w:rPr>
+              <w:fldChar w:fldCharType="separate"/>
+            </w:r>
+            <w:r>
+              <w:rPr>
+                <w:webHidden/>
+              </w:rPr>
+              <w:t>31</w:t>
+            </w:r>
+            <w:r>
+              <w:rPr>
                 <w:webHidden/>
               </w:rPr>
               <w:fldChar w:fldCharType="end"/>
@@ -3307,13 +3514,13 @@
               <w:noProof/>
             </w:rPr>
           </w:pPr>
-          <w:hyperlink w:anchor="_Toc238930173" w:history="1">
+          <w:hyperlink w:anchor="_Toc239097335" w:history="1">
             <w:r>
               <w:rPr>
                 <w:rStyle w:val="Hyperlink"/>
                 <w:noProof/>
               </w:rPr>
-              <w:t>8.7 Investigation Output</w:t>
+              <w:t>9.1 Security Monitoring and Telemetry</w:t>
             </w:r>
             <w:r>
               <w:rPr>
@@ -3334,7 +3541,7 @@
                 <w:noProof/>
                 <w:webHidden/>
               </w:rPr>
-              <w:instrText xml:space="preserve"> PAGEREF _Toc238930173 \h </w:instrText>
+              <w:instrText xml:space="preserve"> PAGEREF _Toc239097335 \h </w:instrText>
             </w:r>
             <w:r>
               <w:rPr>
@@ -3354,7 +3561,7 @@
                 <w:noProof/>
                 <w:webHidden/>
               </w:rPr>
-              <w:t>30</w:t>
+              <w:t>31</w:t>
             </w:r>
             <w:r>
               <w:rPr>
@@ -3376,13 +3583,13 @@
               <w:noProof/>
             </w:rPr>
           </w:pPr>
-          <w:hyperlink w:anchor="_Toc238930174" w:history="1">
+          <w:hyperlink w:anchor="_Toc239097336" w:history="1">
             <w:r>
               <w:rPr>
                 <w:rStyle w:val="Hyperlink"/>
                 <w:noProof/>
               </w:rPr>
-              <w:t>8.8 Analyst Review and Validation</w:t>
+              <w:t>9.2 Programming and AI Frameworks</w:t>
             </w:r>
             <w:r>
               <w:rPr>
@@ -3403,7 +3610,7 @@
                 <w:noProof/>
                 <w:webHidden/>
               </w:rPr>
-              <w:instrText xml:space="preserve"> PAGEREF _Toc238930174 \h </w:instrText>
+              <w:instrText xml:space="preserve"> PAGEREF _Toc239097336 \h </w:instrText>
             </w:r>
             <w:r>
               <w:rPr>
@@ -3423,7 +3630,7 @@
                 <w:noProof/>
                 <w:webHidden/>
               </w:rPr>
-              <w:t>30</w:t>
+              <w:t>32</w:t>
             </w:r>
             <w:r>
               <w:rPr>
@@ -3445,13 +3652,13 @@
               <w:noProof/>
             </w:rPr>
           </w:pPr>
-          <w:hyperlink w:anchor="_Toc238930175" w:history="1">
+          <w:hyperlink w:anchor="_Toc239097337" w:history="1">
             <w:r>
               <w:rPr>
                 <w:rStyle w:val="Hyperlink"/>
                 <w:noProof/>
               </w:rPr>
-              <w:t>8.9 Overall Architecture Flow</w:t>
+              <w:t>9.3 Investigation State and Knowledge Representation</w:t>
             </w:r>
             <w:r>
               <w:rPr>
@@ -3472,7 +3679,7 @@
                 <w:noProof/>
                 <w:webHidden/>
               </w:rPr>
-              <w:instrText xml:space="preserve"> PAGEREF _Toc238930175 \h </w:instrText>
+              <w:instrText xml:space="preserve"> PAGEREF _Toc239097337 \h </w:instrText>
             </w:r>
             <w:r>
               <w:rPr>
@@ -3492,69 +3699,11 @@
                 <w:noProof/>
                 <w:webHidden/>
               </w:rPr>
-              <w:t>30</w:t>
-            </w:r>
-            <w:r>
-              <w:rPr>
-                <w:noProof/>
-                <w:webHidden/>
-              </w:rPr>
-              <w:fldChar w:fldCharType="end"/>
-            </w:r>
-          </w:hyperlink>
-        </w:p>
-        <w:p>
-          <w:pPr>
-            <w:pStyle w:val="TOC2"/>
-            <w:rPr>
-              <w:rFonts w:eastAsiaTheme="minorEastAsia"/>
-              <w:b w:val="0"/>
-            </w:rPr>
-          </w:pPr>
-          <w:hyperlink w:anchor="_Toc238930176" w:history="1">
-            <w:r>
-              <w:rPr>
-                <w:rStyle w:val="Hyperlink"/>
-              </w:rPr>
-              <w:t>9. Tools and Technologies</w:t>
-            </w:r>
-            <w:r>
-              <w:rPr>
-                <w:webHidden/>
-              </w:rPr>
-              <w:tab/>
-            </w:r>
-            <w:r>
-              <w:rPr>
-                <w:webHidden/>
-              </w:rPr>
-              <w:fldChar w:fldCharType="begin"/>
-            </w:r>
-            <w:r>
-              <w:rPr>
-                <w:webHidden/>
-              </w:rPr>
-              <w:instrText xml:space="preserve"> PAGEREF _Toc238930176 \h </w:instrText>
-            </w:r>
-            <w:r>
-              <w:rPr>
-                <w:webHidden/>
-              </w:rPr>
-            </w:r>
-            <w:r>
-              <w:rPr>
-                <w:webHidden/>
-              </w:rPr>
-              <w:fldChar w:fldCharType="separate"/>
-            </w:r>
-            <w:r>
-              <w:rPr>
-                <w:webHidden/>
-              </w:rPr>
-              <w:t>31</w:t>
-            </w:r>
-            <w:r>
-              <w:rPr>
+              <w:t>32</w:t>
+            </w:r>
+            <w:r>
+              <w:rPr>
+                <w:noProof/>
                 <w:webHidden/>
               </w:rPr>
               <w:fldChar w:fldCharType="end"/>
@@ -3572,13 +3721,13 @@
               <w:noProof/>
             </w:rPr>
           </w:pPr>
-          <w:hyperlink w:anchor="_Toc238930177" w:history="1">
+          <w:hyperlink w:anchor="_Toc239097338" w:history="1">
             <w:r>
               <w:rPr>
                 <w:rStyle w:val="Hyperlink"/>
                 <w:noProof/>
               </w:rPr>
-              <w:t>9.1 Security Monitoring and Telemetry</w:t>
+              <w:t>9.4 Web Interface</w:t>
             </w:r>
             <w:r>
               <w:rPr>
@@ -3599,7 +3748,7 @@
                 <w:noProof/>
                 <w:webHidden/>
               </w:rPr>
-              <w:instrText xml:space="preserve"> PAGEREF _Toc238930177 \h </w:instrText>
+              <w:instrText xml:space="preserve"> PAGEREF _Toc239097338 \h </w:instrText>
             </w:r>
             <w:r>
               <w:rPr>
@@ -3619,7 +3768,7 @@
                 <w:noProof/>
                 <w:webHidden/>
               </w:rPr>
-              <w:t>31</w:t>
+              <w:t>33</w:t>
             </w:r>
             <w:r>
               <w:rPr>
@@ -3641,13 +3790,13 @@
               <w:noProof/>
             </w:rPr>
           </w:pPr>
-          <w:hyperlink w:anchor="_Toc238930178" w:history="1">
+          <w:hyperlink w:anchor="_Toc239097339" w:history="1">
             <w:r>
               <w:rPr>
                 <w:rStyle w:val="Hyperlink"/>
                 <w:noProof/>
               </w:rPr>
-              <w:t>9.2 Programming and AI Frameworks</w:t>
+              <w:t>9.5 Virtualized Laboratory Environment</w:t>
             </w:r>
             <w:r>
               <w:rPr>
@@ -3668,7 +3817,7 @@
                 <w:noProof/>
                 <w:webHidden/>
               </w:rPr>
-              <w:instrText xml:space="preserve"> PAGEREF _Toc238930178 \h </w:instrText>
+              <w:instrText xml:space="preserve"> PAGEREF _Toc239097339 \h </w:instrText>
             </w:r>
             <w:r>
               <w:rPr>
@@ -3688,7 +3837,7 @@
                 <w:noProof/>
                 <w:webHidden/>
               </w:rPr>
-              <w:t>32</w:t>
+              <w:t>34</w:t>
             </w:r>
             <w:r>
               <w:rPr>
@@ -3710,13 +3859,13 @@
               <w:noProof/>
             </w:rPr>
           </w:pPr>
-          <w:hyperlink w:anchor="_Toc238930179" w:history="1">
+          <w:hyperlink w:anchor="_Toc239097340" w:history="1">
             <w:r>
               <w:rPr>
                 <w:rStyle w:val="Hyperlink"/>
                 <w:noProof/>
               </w:rPr>
-              <w:t>9.3 Investigation State and Knowledge Representation</w:t>
+              <w:t>9.6 Technology Selection</w:t>
             </w:r>
             <w:r>
               <w:rPr>
@@ -3737,7 +3886,7 @@
                 <w:noProof/>
                 <w:webHidden/>
               </w:rPr>
-              <w:instrText xml:space="preserve"> PAGEREF _Toc238930179 \h </w:instrText>
+              <w:instrText xml:space="preserve"> PAGEREF _Toc239097340 \h </w:instrText>
             </w:r>
             <w:r>
               <w:rPr>
@@ -3757,11 +3906,69 @@
                 <w:noProof/>
                 <w:webHidden/>
               </w:rPr>
-              <w:t>32</w:t>
-            </w:r>
-            <w:r>
-              <w:rPr>
-                <w:noProof/>
+              <w:t>34</w:t>
+            </w:r>
+            <w:r>
+              <w:rPr>
+                <w:noProof/>
+                <w:webHidden/>
+              </w:rPr>
+              <w:fldChar w:fldCharType="end"/>
+            </w:r>
+          </w:hyperlink>
+        </w:p>
+        <w:p>
+          <w:pPr>
+            <w:pStyle w:val="TOC2"/>
+            <w:rPr>
+              <w:rFonts w:eastAsiaTheme="minorEastAsia"/>
+              <w:b w:val="0"/>
+            </w:rPr>
+          </w:pPr>
+          <w:hyperlink w:anchor="_Toc239097341" w:history="1">
+            <w:r>
+              <w:rPr>
+                <w:rStyle w:val="Hyperlink"/>
+              </w:rPr>
+              <w:t>10. Evaluation Plan</w:t>
+            </w:r>
+            <w:r>
+              <w:rPr>
+                <w:webHidden/>
+              </w:rPr>
+              <w:tab/>
+            </w:r>
+            <w:r>
+              <w:rPr>
+                <w:webHidden/>
+              </w:rPr>
+              <w:fldChar w:fldCharType="begin"/>
+            </w:r>
+            <w:r>
+              <w:rPr>
+                <w:webHidden/>
+              </w:rPr>
+              <w:instrText xml:space="preserve"> PAGEREF _Toc239097341 \h </w:instrText>
+            </w:r>
+            <w:r>
+              <w:rPr>
+                <w:webHidden/>
+              </w:rPr>
+            </w:r>
+            <w:r>
+              <w:rPr>
+                <w:webHidden/>
+              </w:rPr>
+              <w:fldChar w:fldCharType="separate"/>
+            </w:r>
+            <w:r>
+              <w:rPr>
+                <w:webHidden/>
+              </w:rPr>
+              <w:t>35</w:t>
+            </w:r>
+            <w:r>
+              <w:rPr>
                 <w:webHidden/>
               </w:rPr>
               <w:fldChar w:fldCharType="end"/>
@@ -3779,13 +3986,13 @@
               <w:noProof/>
             </w:rPr>
           </w:pPr>
-          <w:hyperlink w:anchor="_Toc238930180" w:history="1">
+          <w:hyperlink w:anchor="_Toc239097342" w:history="1">
             <w:r>
               <w:rPr>
                 <w:rStyle w:val="Hyperlink"/>
                 <w:noProof/>
               </w:rPr>
-              <w:t>9.4 Web Interface</w:t>
+              <w:t>10.1 Evaluation of Alert-to-Case Association</w:t>
             </w:r>
             <w:r>
               <w:rPr>
@@ -3806,7 +4013,7 @@
                 <w:noProof/>
                 <w:webHidden/>
               </w:rPr>
-              <w:instrText xml:space="preserve"> PAGEREF _Toc238930180 \h </w:instrText>
+              <w:instrText xml:space="preserve"> PAGEREF _Toc239097342 \h </w:instrText>
             </w:r>
             <w:r>
               <w:rPr>
@@ -3826,7 +4033,7 @@
                 <w:noProof/>
                 <w:webHidden/>
               </w:rPr>
-              <w:t>33</w:t>
+              <w:t>35</w:t>
             </w:r>
             <w:r>
               <w:rPr>
@@ -3848,13 +4055,13 @@
               <w:noProof/>
             </w:rPr>
           </w:pPr>
-          <w:hyperlink w:anchor="_Toc238930181" w:history="1">
+          <w:hyperlink w:anchor="_Toc239097343" w:history="1">
             <w:r>
               <w:rPr>
                 <w:rStyle w:val="Hyperlink"/>
                 <w:noProof/>
               </w:rPr>
-              <w:t>9.5 Virtualized Laboratory Environment</w:t>
+              <w:t>10.2 Comparison with Stateless Investigation</w:t>
             </w:r>
             <w:r>
               <w:rPr>
@@ -3875,7 +4082,7 @@
                 <w:noProof/>
                 <w:webHidden/>
               </w:rPr>
-              <w:instrText xml:space="preserve"> PAGEREF _Toc238930181 \h </w:instrText>
+              <w:instrText xml:space="preserve"> PAGEREF _Toc239097343 \h </w:instrText>
             </w:r>
             <w:r>
               <w:rPr>
@@ -3895,7 +4102,7 @@
                 <w:noProof/>
                 <w:webHidden/>
               </w:rPr>
-              <w:t>34</w:t>
+              <w:t>36</w:t>
             </w:r>
             <w:r>
               <w:rPr>
@@ -3917,13 +4124,13 @@
               <w:noProof/>
             </w:rPr>
           </w:pPr>
-          <w:hyperlink w:anchor="_Toc238930182" w:history="1">
+          <w:hyperlink w:anchor="_Toc239097344" w:history="1">
             <w:r>
               <w:rPr>
                 <w:rStyle w:val="Hyperlink"/>
                 <w:noProof/>
               </w:rPr>
-              <w:t>9.6 Technology Selection</w:t>
+              <w:t>10.3 Investigation Evaluation Measures</w:t>
             </w:r>
             <w:r>
               <w:rPr>
@@ -3944,7 +4151,7 @@
                 <w:noProof/>
                 <w:webHidden/>
               </w:rPr>
-              <w:instrText xml:space="preserve"> PAGEREF _Toc238930182 \h </w:instrText>
+              <w:instrText xml:space="preserve"> PAGEREF _Toc239097344 \h </w:instrText>
             </w:r>
             <w:r>
               <w:rPr>
@@ -3964,69 +4171,11 @@
                 <w:noProof/>
                 <w:webHidden/>
               </w:rPr>
-              <w:t>34</w:t>
-            </w:r>
-            <w:r>
-              <w:rPr>
-                <w:noProof/>
-                <w:webHidden/>
-              </w:rPr>
-              <w:fldChar w:fldCharType="end"/>
-            </w:r>
-          </w:hyperlink>
-        </w:p>
-        <w:p>
-          <w:pPr>
-            <w:pStyle w:val="TOC2"/>
-            <w:rPr>
-              <w:rFonts w:eastAsiaTheme="minorEastAsia"/>
-              <w:b w:val="0"/>
-            </w:rPr>
-          </w:pPr>
-          <w:hyperlink w:anchor="_Toc238930183" w:history="1">
-            <w:r>
-              <w:rPr>
-                <w:rStyle w:val="Hyperlink"/>
-              </w:rPr>
-              <w:t>10. Evaluation Plan</w:t>
-            </w:r>
-            <w:r>
-              <w:rPr>
-                <w:webHidden/>
-              </w:rPr>
-              <w:tab/>
-            </w:r>
-            <w:r>
-              <w:rPr>
-                <w:webHidden/>
-              </w:rPr>
-              <w:fldChar w:fldCharType="begin"/>
-            </w:r>
-            <w:r>
-              <w:rPr>
-                <w:webHidden/>
-              </w:rPr>
-              <w:instrText xml:space="preserve"> PAGEREF _Toc238930183 \h </w:instrText>
-            </w:r>
-            <w:r>
-              <w:rPr>
-                <w:webHidden/>
-              </w:rPr>
-            </w:r>
-            <w:r>
-              <w:rPr>
-                <w:webHidden/>
-              </w:rPr>
-              <w:fldChar w:fldCharType="separate"/>
-            </w:r>
-            <w:r>
-              <w:rPr>
-                <w:webHidden/>
-              </w:rPr>
-              <w:t>35</w:t>
-            </w:r>
-            <w:r>
-              <w:rPr>
+              <w:t>36</w:t>
+            </w:r>
+            <w:r>
+              <w:rPr>
+                <w:noProof/>
                 <w:webHidden/>
               </w:rPr>
               <w:fldChar w:fldCharType="end"/>
@@ -4044,13 +4193,13 @@
               <w:noProof/>
             </w:rPr>
           </w:pPr>
-          <w:hyperlink w:anchor="_Toc238930184" w:history="1">
+          <w:hyperlink w:anchor="_Toc239097345" w:history="1">
             <w:r>
               <w:rPr>
                 <w:rStyle w:val="Hyperlink"/>
                 <w:noProof/>
               </w:rPr>
-              <w:t>10.1 Evaluation of Alert-to-Case Association</w:t>
+              <w:t>10.4 Multi-Alert Investigation Analysis</w:t>
             </w:r>
             <w:r>
               <w:rPr>
@@ -4071,7 +4220,7 @@
                 <w:noProof/>
                 <w:webHidden/>
               </w:rPr>
-              <w:instrText xml:space="preserve"> PAGEREF _Toc238930184 \h </w:instrText>
+              <w:instrText xml:space="preserve"> PAGEREF _Toc239097345 \h </w:instrText>
             </w:r>
             <w:r>
               <w:rPr>
@@ -4091,7 +4240,7 @@
                 <w:noProof/>
                 <w:webHidden/>
               </w:rPr>
-              <w:t>35</w:t>
+              <w:t>37</w:t>
             </w:r>
             <w:r>
               <w:rPr>
@@ -4113,13 +4262,13 @@
               <w:noProof/>
             </w:rPr>
           </w:pPr>
-          <w:hyperlink w:anchor="_Toc238930185" w:history="1">
+          <w:hyperlink w:anchor="_Toc239097346" w:history="1">
             <w:r>
               <w:rPr>
                 <w:rStyle w:val="Hyperlink"/>
                 <w:noProof/>
               </w:rPr>
-              <w:t>10.2 Comparison with Stateless Investigation</w:t>
+              <w:t>10.5 Investigation Sufficiency Evaluation</w:t>
             </w:r>
             <w:r>
               <w:rPr>
@@ -4140,7 +4289,7 @@
                 <w:noProof/>
                 <w:webHidden/>
               </w:rPr>
-              <w:instrText xml:space="preserve"> PAGEREF _Toc238930185 \h </w:instrText>
+              <w:instrText xml:space="preserve"> PAGEREF _Toc239097346 \h </w:instrText>
             </w:r>
             <w:r>
               <w:rPr>
@@ -4160,7 +4309,7 @@
                 <w:noProof/>
                 <w:webHidden/>
               </w:rPr>
-              <w:t>36</w:t>
+              <w:t>37</w:t>
             </w:r>
             <w:r>
               <w:rPr>
@@ -4182,13 +4331,13 @@
               <w:noProof/>
             </w:rPr>
           </w:pPr>
-          <w:hyperlink w:anchor="_Toc238930186" w:history="1">
+          <w:hyperlink w:anchor="_Toc239097347" w:history="1">
             <w:r>
               <w:rPr>
                 <w:rStyle w:val="Hyperlink"/>
                 <w:noProof/>
               </w:rPr>
-              <w:t>10.3 Investigation Evaluation Measures</w:t>
+              <w:t>10.6 Ground Truth and Evaluation Procedure</w:t>
             </w:r>
             <w:r>
               <w:rPr>
@@ -4209,7 +4358,7 @@
                 <w:noProof/>
                 <w:webHidden/>
               </w:rPr>
-              <w:instrText xml:space="preserve"> PAGEREF _Toc238930186 \h </w:instrText>
+              <w:instrText xml:space="preserve"> PAGEREF _Toc239097347 \h </w:instrText>
             </w:r>
             <w:r>
               <w:rPr>
@@ -4229,11 +4378,127 @@
                 <w:noProof/>
                 <w:webHidden/>
               </w:rPr>
-              <w:t>36</w:t>
-            </w:r>
-            <w:r>
-              <w:rPr>
-                <w:noProof/>
+              <w:t>38</w:t>
+            </w:r>
+            <w:r>
+              <w:rPr>
+                <w:noProof/>
+                <w:webHidden/>
+              </w:rPr>
+              <w:fldChar w:fldCharType="end"/>
+            </w:r>
+          </w:hyperlink>
+        </w:p>
+        <w:p>
+          <w:pPr>
+            <w:pStyle w:val="TOC2"/>
+            <w:rPr>
+              <w:rFonts w:eastAsiaTheme="minorEastAsia"/>
+              <w:b w:val="0"/>
+            </w:rPr>
+          </w:pPr>
+          <w:hyperlink w:anchor="_Toc239097348" w:history="1">
+            <w:r>
+              <w:rPr>
+                <w:rStyle w:val="Hyperlink"/>
+              </w:rPr>
+              <w:t>11. Expected Outcomes</w:t>
+            </w:r>
+            <w:r>
+              <w:rPr>
+                <w:webHidden/>
+              </w:rPr>
+              <w:tab/>
+            </w:r>
+            <w:r>
+              <w:rPr>
+                <w:webHidden/>
+              </w:rPr>
+              <w:fldChar w:fldCharType="begin"/>
+            </w:r>
+            <w:r>
+              <w:rPr>
+                <w:webHidden/>
+              </w:rPr>
+              <w:instrText xml:space="preserve"> PAGEREF _Toc239097348 \h </w:instrText>
+            </w:r>
+            <w:r>
+              <w:rPr>
+                <w:webHidden/>
+              </w:rPr>
+            </w:r>
+            <w:r>
+              <w:rPr>
+                <w:webHidden/>
+              </w:rPr>
+              <w:fldChar w:fldCharType="separate"/>
+            </w:r>
+            <w:r>
+              <w:rPr>
+                <w:webHidden/>
+              </w:rPr>
+              <w:t>38</w:t>
+            </w:r>
+            <w:r>
+              <w:rPr>
+                <w:webHidden/>
+              </w:rPr>
+              <w:fldChar w:fldCharType="end"/>
+            </w:r>
+          </w:hyperlink>
+        </w:p>
+        <w:p>
+          <w:pPr>
+            <w:pStyle w:val="TOC2"/>
+            <w:rPr>
+              <w:rFonts w:eastAsiaTheme="minorEastAsia"/>
+              <w:b w:val="0"/>
+            </w:rPr>
+          </w:pPr>
+          <w:hyperlink w:anchor="_Toc239097349" w:history="1">
+            <w:r>
+              <w:rPr>
+                <w:rStyle w:val="Hyperlink"/>
+              </w:rPr>
+              <w:t>12. Project Limitations and Constraints</w:t>
+            </w:r>
+            <w:r>
+              <w:rPr>
+                <w:webHidden/>
+              </w:rPr>
+              <w:tab/>
+            </w:r>
+            <w:r>
+              <w:rPr>
+                <w:webHidden/>
+              </w:rPr>
+              <w:fldChar w:fldCharType="begin"/>
+            </w:r>
+            <w:r>
+              <w:rPr>
+                <w:webHidden/>
+              </w:rPr>
+              <w:instrText xml:space="preserve"> PAGEREF _Toc239097349 \h </w:instrText>
+            </w:r>
+            <w:r>
+              <w:rPr>
+                <w:webHidden/>
+              </w:rPr>
+            </w:r>
+            <w:r>
+              <w:rPr>
+                <w:webHidden/>
+              </w:rPr>
+              <w:fldChar w:fldCharType="separate"/>
+            </w:r>
+            <w:r>
+              <w:rPr>
+                <w:webHidden/>
+              </w:rPr>
+              <w:t>39</w:t>
+            </w:r>
+            <w:r>
+              <w:rPr>
                 <w:webHidden/>
               </w:rPr>
               <w:fldChar w:fldCharType="end"/>
@@ -4251,13 +4516,13 @@
               <w:noProof/>
             </w:rPr>
           </w:pPr>
-          <w:hyperlink w:anchor="_Toc238930187" w:history="1">
+          <w:hyperlink w:anchor="_Toc239097350" w:history="1">
             <w:r>
               <w:rPr>
                 <w:rStyle w:val="Hyperlink"/>
                 <w:noProof/>
               </w:rPr>
-              <w:t>10.4 Multi-Alert Investigation Analysis</w:t>
+              <w:t>12.1 Controlled Laboratory Environment</w:t>
             </w:r>
             <w:r>
               <w:rPr>
@@ -4278,7 +4543,7 @@
                 <w:noProof/>
                 <w:webHidden/>
               </w:rPr>
-              <w:instrText xml:space="preserve"> PAGEREF _Toc238930187 \h </w:instrText>
+              <w:instrText xml:space="preserve"> PAGEREF _Toc239097350 \h </w:instrText>
             </w:r>
             <w:r>
               <w:rPr>
@@ -4298,7 +4563,7 @@
                 <w:noProof/>
                 <w:webHidden/>
               </w:rPr>
-              <w:t>37</w:t>
+              <w:t>40</w:t>
             </w:r>
             <w:r>
               <w:rPr>
@@ -4320,13 +4585,13 @@
               <w:noProof/>
             </w:rPr>
           </w:pPr>
-          <w:hyperlink w:anchor="_Toc238930188" w:history="1">
+          <w:hyperlink w:anchor="_Toc239097351" w:history="1">
             <w:r>
               <w:rPr>
                 <w:rStyle w:val="Hyperlink"/>
                 <w:noProof/>
               </w:rPr>
-              <w:t>10.5 Investigation Sufficiency Evaluation</w:t>
+              <w:t>12.2 Limited Security Telemetry</w:t>
             </w:r>
             <w:r>
               <w:rPr>
@@ -4347,7 +4612,7 @@
                 <w:noProof/>
                 <w:webHidden/>
               </w:rPr>
-              <w:instrText xml:space="preserve"> PAGEREF _Toc238930188 \h </w:instrText>
+              <w:instrText xml:space="preserve"> PAGEREF _Toc239097351 \h </w:instrText>
             </w:r>
             <w:r>
               <w:rPr>
@@ -4367,7 +4632,7 @@
                 <w:noProof/>
                 <w:webHidden/>
               </w:rPr>
-              <w:t>37</w:t>
+              <w:t>40</w:t>
             </w:r>
             <w:r>
               <w:rPr>
@@ -4389,13 +4654,13 @@
               <w:noProof/>
             </w:rPr>
           </w:pPr>
-          <w:hyperlink w:anchor="_Toc238930189" w:history="1">
+          <w:hyperlink w:anchor="_Toc239097352" w:history="1">
             <w:r>
               <w:rPr>
                 <w:rStyle w:val="Hyperlink"/>
                 <w:noProof/>
               </w:rPr>
-              <w:t>10.6 Ground Truth and Evaluation Procedure</w:t>
+              <w:t>12.3 Bounded Multi-Alert Association</w:t>
             </w:r>
             <w:r>
               <w:rPr>
@@ -4416,7 +4681,7 @@
                 <w:noProof/>
                 <w:webHidden/>
               </w:rPr>
-              <w:instrText xml:space="preserve"> PAGEREF _Toc238930189 \h </w:instrText>
+              <w:instrText xml:space="preserve"> PAGEREF _Toc239097352 \h </w:instrText>
             </w:r>
             <w:r>
               <w:rPr>
@@ -4436,127 +4701,11 @@
                 <w:noProof/>
                 <w:webHidden/>
               </w:rPr>
-              <w:t>38</w:t>
-            </w:r>
-            <w:r>
-              <w:rPr>
-                <w:noProof/>
-                <w:webHidden/>
-              </w:rPr>
-              <w:fldChar w:fldCharType="end"/>
-            </w:r>
-          </w:hyperlink>
-        </w:p>
-        <w:p>
-          <w:pPr>
-            <w:pStyle w:val="TOC2"/>
-            <w:rPr>
-              <w:rFonts w:eastAsiaTheme="minorEastAsia"/>
-              <w:b w:val="0"/>
-            </w:rPr>
-          </w:pPr>
-          <w:hyperlink w:anchor="_Toc238930190" w:history="1">
-            <w:r>
-              <w:rPr>
-                <w:rStyle w:val="Hyperlink"/>
-              </w:rPr>
-              <w:t>11. Expected Outcomes</w:t>
-            </w:r>
-            <w:r>
-              <w:rPr>
-                <w:webHidden/>
-              </w:rPr>
-              <w:tab/>
-            </w:r>
-            <w:r>
-              <w:rPr>
-                <w:webHidden/>
-              </w:rPr>
-              <w:fldChar w:fldCharType="begin"/>
-            </w:r>
-            <w:r>
-              <w:rPr>
-                <w:webHidden/>
-              </w:rPr>
-              <w:instrText xml:space="preserve"> PAGEREF _Toc238930190 \h </w:instrText>
-            </w:r>
-            <w:r>
-              <w:rPr>
-                <w:webHidden/>
-              </w:rPr>
-            </w:r>
-            <w:r>
-              <w:rPr>
-                <w:webHidden/>
-              </w:rPr>
-              <w:fldChar w:fldCharType="separate"/>
-            </w:r>
-            <w:r>
-              <w:rPr>
-                <w:webHidden/>
-              </w:rPr>
-              <w:t>38</w:t>
-            </w:r>
-            <w:r>
-              <w:rPr>
-                <w:webHidden/>
-              </w:rPr>
-              <w:fldChar w:fldCharType="end"/>
-            </w:r>
-          </w:hyperlink>
-        </w:p>
-        <w:p>
-          <w:pPr>
-            <w:pStyle w:val="TOC2"/>
-            <w:rPr>
-              <w:rFonts w:eastAsiaTheme="minorEastAsia"/>
-              <w:b w:val="0"/>
-            </w:rPr>
-          </w:pPr>
-          <w:hyperlink w:anchor="_Toc238930191" w:history="1">
-            <w:r>
-              <w:rPr>
-                <w:rStyle w:val="Hyperlink"/>
-              </w:rPr>
-              <w:t>12. Project Limitations and Constraints</w:t>
-            </w:r>
-            <w:r>
-              <w:rPr>
-                <w:webHidden/>
-              </w:rPr>
-              <w:tab/>
-            </w:r>
-            <w:r>
-              <w:rPr>
-                <w:webHidden/>
-              </w:rPr>
-              <w:fldChar w:fldCharType="begin"/>
-            </w:r>
-            <w:r>
-              <w:rPr>
-                <w:webHidden/>
-              </w:rPr>
-              <w:instrText xml:space="preserve"> PAGEREF _Toc238930191 \h </w:instrText>
-            </w:r>
-            <w:r>
-              <w:rPr>
-                <w:webHidden/>
-              </w:rPr>
-            </w:r>
-            <w:r>
-              <w:rPr>
-                <w:webHidden/>
-              </w:rPr>
-              <w:fldChar w:fldCharType="separate"/>
-            </w:r>
-            <w:r>
-              <w:rPr>
-                <w:webHidden/>
-              </w:rPr>
-              <w:t>39</w:t>
-            </w:r>
-            <w:r>
-              <w:rPr>
+              <w:t>40</w:t>
+            </w:r>
+            <w:r>
+              <w:rPr>
+                <w:noProof/>
                 <w:webHidden/>
               </w:rPr>
               <w:fldChar w:fldCharType="end"/>
@@ -4574,13 +4723,13 @@
               <w:noProof/>
             </w:rPr>
           </w:pPr>
-          <w:hyperlink w:anchor="_Toc238930192" w:history="1">
+          <w:hyperlink w:anchor="_Toc239097353" w:history="1">
             <w:r>
               <w:rPr>
                 <w:rStyle w:val="Hyperlink"/>
                 <w:noProof/>
               </w:rPr>
-              <w:t>12.1 Controlled Laboratory Environment</w:t>
+              <w:t>12.4 Scenario and Ground-Truth Limitations</w:t>
             </w:r>
             <w:r>
               <w:rPr>
@@ -4601,7 +4750,7 @@
                 <w:noProof/>
                 <w:webHidden/>
               </w:rPr>
-              <w:instrText xml:space="preserve"> PAGEREF _Toc238930192 \h </w:instrText>
+              <w:instrText xml:space="preserve"> PAGEREF _Toc239097353 \h </w:instrText>
             </w:r>
             <w:r>
               <w:rPr>
@@ -4643,13 +4792,13 @@
               <w:noProof/>
             </w:rPr>
           </w:pPr>
-          <w:hyperlink w:anchor="_Toc238930193" w:history="1">
+          <w:hyperlink w:anchor="_Toc239097354" w:history="1">
             <w:r>
               <w:rPr>
                 <w:rStyle w:val="Hyperlink"/>
                 <w:noProof/>
               </w:rPr>
-              <w:t>12.2 Limited Security Telemetry</w:t>
+              <w:t>12.5 AI Model Limitations</w:t>
             </w:r>
             <w:r>
               <w:rPr>
@@ -4670,7 +4819,7 @@
                 <w:noProof/>
                 <w:webHidden/>
               </w:rPr>
-              <w:instrText xml:space="preserve"> PAGEREF _Toc238930193 \h </w:instrText>
+              <w:instrText xml:space="preserve"> PAGEREF _Toc239097354 \h </w:instrText>
             </w:r>
             <w:r>
               <w:rPr>
@@ -4712,13 +4861,13 @@
               <w:noProof/>
             </w:rPr>
           </w:pPr>
-          <w:hyperlink w:anchor="_Toc238930194" w:history="1">
+          <w:hyperlink w:anchor="_Toc239097355" w:history="1">
             <w:r>
               <w:rPr>
                 <w:rStyle w:val="Hyperlink"/>
                 <w:noProof/>
               </w:rPr>
-              <w:t>12.3 Bounded Multi-Alert Association</w:t>
+              <w:t>12.6 Multi-Agent Coordination Limitations</w:t>
             </w:r>
             <w:r>
               <w:rPr>
@@ -4739,7 +4888,7 @@
                 <w:noProof/>
                 <w:webHidden/>
               </w:rPr>
-              <w:instrText xml:space="preserve"> PAGEREF _Toc238930194 \h </w:instrText>
+              <w:instrText xml:space="preserve"> PAGEREF _Toc239097355 \h </w:instrText>
             </w:r>
             <w:r>
               <w:rPr>
@@ -4759,7 +4908,7 @@
                 <w:noProof/>
                 <w:webHidden/>
               </w:rPr>
-              <w:t>40</w:t>
+              <w:t>41</w:t>
             </w:r>
             <w:r>
               <w:rPr>
@@ -4781,13 +4930,13 @@
               <w:noProof/>
             </w:rPr>
           </w:pPr>
-          <w:hyperlink w:anchor="_Toc238930195" w:history="1">
+          <w:hyperlink w:anchor="_Toc239097356" w:history="1">
             <w:r>
               <w:rPr>
                 <w:rStyle w:val="Hyperlink"/>
                 <w:noProof/>
               </w:rPr>
-              <w:t>12.4 Scenario and Ground-Truth Limitations</w:t>
+              <w:t>12.7 Investigation State Complexity</w:t>
             </w:r>
             <w:r>
               <w:rPr>
@@ -4808,7 +4957,7 @@
                 <w:noProof/>
                 <w:webHidden/>
               </w:rPr>
-              <w:instrText xml:space="preserve"> PAGEREF _Toc238930195 \h </w:instrText>
+              <w:instrText xml:space="preserve"> PAGEREF _Toc239097356 \h </w:instrText>
             </w:r>
             <w:r>
               <w:rPr>
@@ -4828,7 +4977,7 @@
                 <w:noProof/>
                 <w:webHidden/>
               </w:rPr>
-              <w:t>40</w:t>
+              <w:t>41</w:t>
             </w:r>
             <w:r>
               <w:rPr>
@@ -4850,13 +4999,13 @@
               <w:noProof/>
             </w:rPr>
           </w:pPr>
-          <w:hyperlink w:anchor="_Toc238930196" w:history="1">
+          <w:hyperlink w:anchor="_Toc239097357" w:history="1">
             <w:r>
               <w:rPr>
                 <w:rStyle w:val="Hyperlink"/>
                 <w:noProof/>
               </w:rPr>
-              <w:t>12.5 AI Model Limitations</w:t>
+              <w:t>12.8 Evidence Availability</w:t>
             </w:r>
             <w:r>
               <w:rPr>
@@ -4877,7 +5026,7 @@
                 <w:noProof/>
                 <w:webHidden/>
               </w:rPr>
-              <w:instrText xml:space="preserve"> PAGEREF _Toc238930196 \h </w:instrText>
+              <w:instrText xml:space="preserve"> PAGEREF _Toc239097357 \h </w:instrText>
             </w:r>
             <w:r>
               <w:rPr>
@@ -4897,7 +5046,7 @@
                 <w:noProof/>
                 <w:webHidden/>
               </w:rPr>
-              <w:t>40</w:t>
+              <w:t>41</w:t>
             </w:r>
             <w:r>
               <w:rPr>
@@ -4919,13 +5068,13 @@
               <w:noProof/>
             </w:rPr>
           </w:pPr>
-          <w:hyperlink w:anchor="_Toc238930197" w:history="1">
+          <w:hyperlink w:anchor="_Toc239097358" w:history="1">
             <w:r>
               <w:rPr>
                 <w:rStyle w:val="Hyperlink"/>
                 <w:noProof/>
               </w:rPr>
-              <w:t>12.6 Multi-Agent Coordination Limitations</w:t>
+              <w:t>12.9 Human Oversight</w:t>
             </w:r>
             <w:r>
               <w:rPr>
@@ -4946,7 +5095,7 @@
                 <w:noProof/>
                 <w:webHidden/>
               </w:rPr>
-              <w:instrText xml:space="preserve"> PAGEREF _Toc238930197 \h </w:instrText>
+              <w:instrText xml:space="preserve"> PAGEREF _Toc239097358 \h </w:instrText>
             </w:r>
             <w:r>
               <w:rPr>
@@ -4988,13 +5137,13 @@
               <w:noProof/>
             </w:rPr>
           </w:pPr>
-          <w:hyperlink w:anchor="_Toc238930198" w:history="1">
+          <w:hyperlink w:anchor="_Toc239097359" w:history="1">
             <w:r>
               <w:rPr>
                 <w:rStyle w:val="Hyperlink"/>
                 <w:noProof/>
               </w:rPr>
-              <w:t>12.7 Investigation State Complexity</w:t>
+              <w:t>12.10 Resource and Time Constraints</w:t>
             </w:r>
             <w:r>
               <w:rPr>
@@ -5015,7 +5164,7 @@
                 <w:noProof/>
                 <w:webHidden/>
               </w:rPr>
-              <w:instrText xml:space="preserve"> PAGEREF _Toc238930198 \h </w:instrText>
+              <w:instrText xml:space="preserve"> PAGEREF _Toc239097359 \h </w:instrText>
             </w:r>
             <w:r>
               <w:rPr>
@@ -5035,7 +5184,7 @@
                 <w:noProof/>
                 <w:webHidden/>
               </w:rPr>
-              <w:t>41</w:t>
+              <w:t>42</w:t>
             </w:r>
             <w:r>
               <w:rPr>
@@ -5057,13 +5206,13 @@
               <w:noProof/>
             </w:rPr>
           </w:pPr>
-          <w:hyperlink w:anchor="_Toc238930199" w:history="1">
+          <w:hyperlink w:anchor="_Toc239097360" w:history="1">
             <w:r>
               <w:rPr>
                 <w:rStyle w:val="Hyperlink"/>
                 <w:noProof/>
               </w:rPr>
-              <w:t>12.8 Evidence Availability</w:t>
+              <w:t>12.11 Scope of Automated Response</w:t>
             </w:r>
             <w:r>
               <w:rPr>
@@ -5084,7 +5233,7 @@
                 <w:noProof/>
                 <w:webHidden/>
               </w:rPr>
-              <w:instrText xml:space="preserve"> PAGEREF _Toc238930199 \h </w:instrText>
+              <w:instrText xml:space="preserve"> PAGEREF _Toc239097360 \h </w:instrText>
             </w:r>
             <w:r>
               <w:rPr>
@@ -5104,11 +5253,69 @@
                 <w:noProof/>
                 <w:webHidden/>
               </w:rPr>
-              <w:t>41</w:t>
-            </w:r>
-            <w:r>
-              <w:rPr>
-                <w:noProof/>
+              <w:t>42</w:t>
+            </w:r>
+            <w:r>
+              <w:rPr>
+                <w:noProof/>
+                <w:webHidden/>
+              </w:rPr>
+              <w:fldChar w:fldCharType="end"/>
+            </w:r>
+          </w:hyperlink>
+        </w:p>
+        <w:p>
+          <w:pPr>
+            <w:pStyle w:val="TOC2"/>
+            <w:rPr>
+              <w:rFonts w:eastAsiaTheme="minorEastAsia"/>
+              <w:b w:val="0"/>
+            </w:rPr>
+          </w:pPr>
+          <w:hyperlink w:anchor="_Toc239097361" w:history="1">
+            <w:r>
+              <w:rPr>
+                <w:rStyle w:val="Hyperlink"/>
+              </w:rPr>
+              <w:t>13. Project Plan and Timeline</w:t>
+            </w:r>
+            <w:r>
+              <w:rPr>
+                <w:webHidden/>
+              </w:rPr>
+              <w:tab/>
+            </w:r>
+            <w:r>
+              <w:rPr>
+                <w:webHidden/>
+              </w:rPr>
+              <w:fldChar w:fldCharType="begin"/>
+            </w:r>
+            <w:r>
+              <w:rPr>
+                <w:webHidden/>
+              </w:rPr>
+              <w:instrText xml:space="preserve"> PAGEREF _Toc239097361 \h </w:instrText>
+            </w:r>
+            <w:r>
+              <w:rPr>
+                <w:webHidden/>
+              </w:rPr>
+            </w:r>
+            <w:r>
+              <w:rPr>
+                <w:webHidden/>
+              </w:rPr>
+              <w:fldChar w:fldCharType="separate"/>
+            </w:r>
+            <w:r>
+              <w:rPr>
+                <w:webHidden/>
+              </w:rPr>
+              <w:t>42</w:t>
+            </w:r>
+            <w:r>
+              <w:rPr>
                 <w:webHidden/>
               </w:rPr>
               <w:fldChar w:fldCharType="end"/>
@@ -5126,13 +5333,13 @@
               <w:noProof/>
             </w:rPr>
           </w:pPr>
-          <w:hyperlink w:anchor="_Toc238930200" w:history="1">
+          <w:hyperlink w:anchor="_Toc239097362" w:history="1">
             <w:r>
               <w:rPr>
                 <w:rStyle w:val="Hyperlink"/>
                 <w:noProof/>
               </w:rPr>
-              <w:t>12.9 Human Oversight</w:t>
+              <w:t>Phase 1: Literature Review and Research Refinement</w:t>
             </w:r>
             <w:r>
               <w:rPr>
@@ -5153,7 +5360,7 @@
                 <w:noProof/>
                 <w:webHidden/>
               </w:rPr>
-              <w:instrText xml:space="preserve"> PAGEREF _Toc238930200 \h </w:instrText>
+              <w:instrText xml:space="preserve"> PAGEREF _Toc239097362 \h </w:instrText>
             </w:r>
             <w:r>
               <w:rPr>
@@ -5173,7 +5380,7 @@
                 <w:noProof/>
                 <w:webHidden/>
               </w:rPr>
-              <w:t>41</w:t>
+              <w:t>42</w:t>
             </w:r>
             <w:r>
               <w:rPr>
@@ -5195,13 +5402,13 @@
               <w:noProof/>
             </w:rPr>
           </w:pPr>
-          <w:hyperlink w:anchor="_Toc238930201" w:history="1">
+          <w:hyperlink w:anchor="_Toc239097363" w:history="1">
             <w:r>
               <w:rPr>
                 <w:rStyle w:val="Hyperlink"/>
                 <w:noProof/>
               </w:rPr>
-              <w:t>12.10 Resource and Time Constraints</w:t>
+              <w:t>Phase 2: Requirements and Investigation Model Design</w:t>
             </w:r>
             <w:r>
               <w:rPr>
@@ -5222,7 +5429,7 @@
                 <w:noProof/>
                 <w:webHidden/>
               </w:rPr>
-              <w:instrText xml:space="preserve"> PAGEREF _Toc238930201 \h </w:instrText>
+              <w:instrText xml:space="preserve"> PAGEREF _Toc239097363 \h </w:instrText>
             </w:r>
             <w:r>
               <w:rPr>
@@ -5264,13 +5471,13 @@
               <w:noProof/>
             </w:rPr>
           </w:pPr>
-          <w:hyperlink w:anchor="_Toc238930202" w:history="1">
+          <w:hyperlink w:anchor="_Toc239097364" w:history="1">
             <w:r>
               <w:rPr>
                 <w:rStyle w:val="Hyperlink"/>
                 <w:noProof/>
               </w:rPr>
-              <w:t>12.11 Scope of Automated Response</w:t>
+              <w:t>Phase 3: Laboratory Environment and Data Preparation</w:t>
             </w:r>
             <w:r>
               <w:rPr>
@@ -5291,7 +5498,7 @@
                 <w:noProof/>
                 <w:webHidden/>
               </w:rPr>
-              <w:instrText xml:space="preserve"> PAGEREF _Toc238930202 \h </w:instrText>
+              <w:instrText xml:space="preserve"> PAGEREF _Toc239097364 \h </w:instrText>
             </w:r>
             <w:r>
               <w:rPr>
@@ -5311,69 +5518,11 @@
                 <w:noProof/>
                 <w:webHidden/>
               </w:rPr>
-              <w:t>42</w:t>
-            </w:r>
-            <w:r>
-              <w:rPr>
-                <w:noProof/>
-                <w:webHidden/>
-              </w:rPr>
-              <w:fldChar w:fldCharType="end"/>
-            </w:r>
-          </w:hyperlink>
-        </w:p>
-        <w:p>
-          <w:pPr>
-            <w:pStyle w:val="TOC2"/>
-            <w:rPr>
-              <w:rFonts w:eastAsiaTheme="minorEastAsia"/>
-              <w:b w:val="0"/>
-            </w:rPr>
-          </w:pPr>
-          <w:hyperlink w:anchor="_Toc238930203" w:history="1">
-            <w:r>
-              <w:rPr>
-                <w:rStyle w:val="Hyperlink"/>
-              </w:rPr>
-              <w:t>13. Project Plan and Timeline</w:t>
-            </w:r>
-            <w:r>
-              <w:rPr>
-                <w:webHidden/>
-              </w:rPr>
-              <w:tab/>
-            </w:r>
-            <w:r>
-              <w:rPr>
-                <w:webHidden/>
-              </w:rPr>
-              <w:fldChar w:fldCharType="begin"/>
-            </w:r>
-            <w:r>
-              <w:rPr>
-                <w:webHidden/>
-              </w:rPr>
-              <w:instrText xml:space="preserve"> PAGEREF _Toc238930203 \h </w:instrText>
-            </w:r>
-            <w:r>
-              <w:rPr>
-                <w:webHidden/>
-              </w:rPr>
-            </w:r>
-            <w:r>
-              <w:rPr>
-                <w:webHidden/>
-              </w:rPr>
-              <w:fldChar w:fldCharType="separate"/>
-            </w:r>
-            <w:r>
-              <w:rPr>
-                <w:webHidden/>
-              </w:rPr>
-              <w:t>42</w:t>
-            </w:r>
-            <w:r>
-              <w:rPr>
+              <w:t>43</w:t>
+            </w:r>
+            <w:r>
+              <w:rPr>
+                <w:noProof/>
                 <w:webHidden/>
               </w:rPr>
               <w:fldChar w:fldCharType="end"/>
@@ -5391,13 +5540,13 @@
               <w:noProof/>
             </w:rPr>
           </w:pPr>
-          <w:hyperlink w:anchor="_Toc238930204" w:history="1">
+          <w:hyperlink w:anchor="_Toc239097365" w:history="1">
             <w:r>
               <w:rPr>
                 <w:rStyle w:val="Hyperlink"/>
                 <w:noProof/>
               </w:rPr>
-              <w:t>Phase 1: Literature Review and Research Refinement</w:t>
+              <w:t>Phase 4: Core Investigation Framework Implementation</w:t>
             </w:r>
             <w:r>
               <w:rPr>
@@ -5418,7 +5567,7 @@
                 <w:noProof/>
                 <w:webHidden/>
               </w:rPr>
-              <w:instrText xml:space="preserve"> PAGEREF _Toc238930204 \h </w:instrText>
+              <w:instrText xml:space="preserve"> PAGEREF _Toc239097365 \h </w:instrText>
             </w:r>
             <w:r>
               <w:rPr>
@@ -5438,7 +5587,7 @@
                 <w:noProof/>
                 <w:webHidden/>
               </w:rPr>
-              <w:t>42</w:t>
+              <w:t>43</w:t>
             </w:r>
             <w:r>
               <w:rPr>
@@ -5460,13 +5609,13 @@
               <w:noProof/>
             </w:rPr>
           </w:pPr>
-          <w:hyperlink w:anchor="_Toc238930205" w:history="1">
+          <w:hyperlink w:anchor="_Toc239097366" w:history="1">
             <w:r>
               <w:rPr>
                 <w:rStyle w:val="Hyperlink"/>
                 <w:noProof/>
               </w:rPr>
-              <w:t>Phase 2: Requirements and Investigation Model Design</w:t>
+              <w:t>Phase 5: AI and Multi-Agent Investigation Integration</w:t>
             </w:r>
             <w:r>
               <w:rPr>
@@ -5487,7 +5636,7 @@
                 <w:noProof/>
                 <w:webHidden/>
               </w:rPr>
-              <w:instrText xml:space="preserve"> PAGEREF _Toc238930205 \h </w:instrText>
+              <w:instrText xml:space="preserve"> PAGEREF _Toc239097366 \h </w:instrText>
             </w:r>
             <w:r>
               <w:rPr>
@@ -5507,7 +5656,7 @@
                 <w:noProof/>
                 <w:webHidden/>
               </w:rPr>
-              <w:t>42</w:t>
+              <w:t>43</w:t>
             </w:r>
             <w:r>
               <w:rPr>
@@ -5529,13 +5678,13 @@
               <w:noProof/>
             </w:rPr>
           </w:pPr>
-          <w:hyperlink w:anchor="_Toc238930206" w:history="1">
+          <w:hyperlink w:anchor="_Toc239097367" w:history="1">
             <w:r>
               <w:rPr>
                 <w:rStyle w:val="Hyperlink"/>
                 <w:noProof/>
               </w:rPr>
-              <w:t>Phase 3: Laboratory Environment and Data Preparation</w:t>
+              <w:t>Phase 6: Interface and Investigation Reporting</w:t>
             </w:r>
             <w:r>
               <w:rPr>
@@ -5556,7 +5705,7 @@
                 <w:noProof/>
                 <w:webHidden/>
               </w:rPr>
-              <w:instrText xml:space="preserve"> PAGEREF _Toc238930206 \h </w:instrText>
+              <w:instrText xml:space="preserve"> PAGEREF _Toc239097367 \h </w:instrText>
             </w:r>
             <w:r>
               <w:rPr>
@@ -5576,7 +5725,7 @@
                 <w:noProof/>
                 <w:webHidden/>
               </w:rPr>
-              <w:t>43</w:t>
+              <w:t>44</w:t>
             </w:r>
             <w:r>
               <w:rPr>
@@ -5598,13 +5747,13 @@
               <w:noProof/>
             </w:rPr>
           </w:pPr>
-          <w:hyperlink w:anchor="_Toc238930207" w:history="1">
+          <w:hyperlink w:anchor="_Toc239097368" w:history="1">
             <w:r>
               <w:rPr>
                 <w:rStyle w:val="Hyperlink"/>
                 <w:noProof/>
               </w:rPr>
-              <w:t>Phase 4: Core Investigation Framework Implementation</w:t>
+              <w:t>Phase 7: System Integration and Testing</w:t>
             </w:r>
             <w:r>
               <w:rPr>
@@ -5625,7 +5774,7 @@
                 <w:noProof/>
                 <w:webHidden/>
               </w:rPr>
-              <w:instrText xml:space="preserve"> PAGEREF _Toc238930207 \h </w:instrText>
+              <w:instrText xml:space="preserve"> PAGEREF _Toc239097368 \h </w:instrText>
             </w:r>
             <w:r>
               <w:rPr>
@@ -5645,7 +5794,7 @@
                 <w:noProof/>
                 <w:webHidden/>
               </w:rPr>
-              <w:t>43</w:t>
+              <w:t>44</w:t>
             </w:r>
             <w:r>
               <w:rPr>
@@ -5667,13 +5816,13 @@
               <w:noProof/>
             </w:rPr>
           </w:pPr>
-          <w:hyperlink w:anchor="_Toc238930208" w:history="1">
+          <w:hyperlink w:anchor="_Toc239097369" w:history="1">
             <w:r>
               <w:rPr>
                 <w:rStyle w:val="Hyperlink"/>
                 <w:noProof/>
               </w:rPr>
-              <w:t>Phase 5: AI and Multi-Agent Investigation Integration</w:t>
+              <w:t>Phase 8: Controlled Evaluation and Analysis</w:t>
             </w:r>
             <w:r>
               <w:rPr>
@@ -5694,214 +5843,7 @@
                 <w:noProof/>
                 <w:webHidden/>
               </w:rPr>
-              <w:instrText xml:space="preserve"> PAGEREF _Toc238930208 \h </w:instrText>
-            </w:r>
-            <w:r>
-              <w:rPr>
-                <w:noProof/>
-                <w:webHidden/>
-              </w:rPr>
-            </w:r>
-            <w:r>
-              <w:rPr>
-                <w:noProof/>
-                <w:webHidden/>
-              </w:rPr>
-              <w:fldChar w:fldCharType="separate"/>
-            </w:r>
-            <w:r>
-              <w:rPr>
-                <w:noProof/>
-                <w:webHidden/>
-              </w:rPr>
-              <w:t>43</w:t>
-            </w:r>
-            <w:r>
-              <w:rPr>
-                <w:noProof/>
-                <w:webHidden/>
-              </w:rPr>
-              <w:fldChar w:fldCharType="end"/>
-            </w:r>
-          </w:hyperlink>
-        </w:p>
-        <w:p>
-          <w:pPr>
-            <w:pStyle w:val="TOC3"/>
-            <w:tabs>
-              <w:tab w:val="right" w:leader="dot" w:pos="9350"/>
-            </w:tabs>
-            <w:rPr>
-              <w:rFonts w:eastAsiaTheme="minorEastAsia"/>
-              <w:noProof/>
-            </w:rPr>
-          </w:pPr>
-          <w:hyperlink w:anchor="_Toc238930209" w:history="1">
-            <w:r>
-              <w:rPr>
-                <w:rStyle w:val="Hyperlink"/>
-                <w:noProof/>
-              </w:rPr>
-              <w:t>Phase 6: Interface and Investigation Reporting</w:t>
-            </w:r>
-            <w:r>
-              <w:rPr>
-                <w:noProof/>
-                <w:webHidden/>
-              </w:rPr>
-              <w:tab/>
-            </w:r>
-            <w:r>
-              <w:rPr>
-                <w:noProof/>
-                <w:webHidden/>
-              </w:rPr>
-              <w:fldChar w:fldCharType="begin"/>
-            </w:r>
-            <w:r>
-              <w:rPr>
-                <w:noProof/>
-                <w:webHidden/>
-              </w:rPr>
-              <w:instrText xml:space="preserve"> PAGEREF _Toc238930209 \h </w:instrText>
-            </w:r>
-            <w:r>
-              <w:rPr>
-                <w:noProof/>
-                <w:webHidden/>
-              </w:rPr>
-            </w:r>
-            <w:r>
-              <w:rPr>
-                <w:noProof/>
-                <w:webHidden/>
-              </w:rPr>
-              <w:fldChar w:fldCharType="separate"/>
-            </w:r>
-            <w:r>
-              <w:rPr>
-                <w:noProof/>
-                <w:webHidden/>
-              </w:rPr>
-              <w:t>44</w:t>
-            </w:r>
-            <w:r>
-              <w:rPr>
-                <w:noProof/>
-                <w:webHidden/>
-              </w:rPr>
-              <w:fldChar w:fldCharType="end"/>
-            </w:r>
-          </w:hyperlink>
-        </w:p>
-        <w:p>
-          <w:pPr>
-            <w:pStyle w:val="TOC3"/>
-            <w:tabs>
-              <w:tab w:val="right" w:leader="dot" w:pos="9350"/>
-            </w:tabs>
-            <w:rPr>
-              <w:rFonts w:eastAsiaTheme="minorEastAsia"/>
-              <w:noProof/>
-            </w:rPr>
-          </w:pPr>
-          <w:hyperlink w:anchor="_Toc238930210" w:history="1">
-            <w:r>
-              <w:rPr>
-                <w:rStyle w:val="Hyperlink"/>
-                <w:noProof/>
-              </w:rPr>
-              <w:t>Phase 7: System Integration and Testing</w:t>
-            </w:r>
-            <w:r>
-              <w:rPr>
-                <w:noProof/>
-                <w:webHidden/>
-              </w:rPr>
-              <w:tab/>
-            </w:r>
-            <w:r>
-              <w:rPr>
-                <w:noProof/>
-                <w:webHidden/>
-              </w:rPr>
-              <w:fldChar w:fldCharType="begin"/>
-            </w:r>
-            <w:r>
-              <w:rPr>
-                <w:noProof/>
-                <w:webHidden/>
-              </w:rPr>
-              <w:instrText xml:space="preserve"> PAGEREF _Toc238930210 \h </w:instrText>
-            </w:r>
-            <w:r>
-              <w:rPr>
-                <w:noProof/>
-                <w:webHidden/>
-              </w:rPr>
-            </w:r>
-            <w:r>
-              <w:rPr>
-                <w:noProof/>
-                <w:webHidden/>
-              </w:rPr>
-              <w:fldChar w:fldCharType="separate"/>
-            </w:r>
-            <w:r>
-              <w:rPr>
-                <w:noProof/>
-                <w:webHidden/>
-              </w:rPr>
-              <w:t>44</w:t>
-            </w:r>
-            <w:r>
-              <w:rPr>
-                <w:noProof/>
-                <w:webHidden/>
-              </w:rPr>
-              <w:fldChar w:fldCharType="end"/>
-            </w:r>
-          </w:hyperlink>
-        </w:p>
-        <w:p>
-          <w:pPr>
-            <w:pStyle w:val="TOC3"/>
-            <w:tabs>
-              <w:tab w:val="right" w:leader="dot" w:pos="9350"/>
-            </w:tabs>
-            <w:rPr>
-              <w:rFonts w:eastAsiaTheme="minorEastAsia"/>
-              <w:noProof/>
-            </w:rPr>
-          </w:pPr>
-          <w:hyperlink w:anchor="_Toc238930211" w:history="1">
-            <w:r>
-              <w:rPr>
-                <w:rStyle w:val="Hyperlink"/>
-                <w:noProof/>
-              </w:rPr>
-              <w:t>Phase 8: Controlled Evaluation and Analysis</w:t>
-            </w:r>
-            <w:r>
-              <w:rPr>
-                <w:noProof/>
-                <w:webHidden/>
-              </w:rPr>
-              <w:tab/>
-            </w:r>
-            <w:r>
-              <w:rPr>
-                <w:noProof/>
-                <w:webHidden/>
-              </w:rPr>
-              <w:fldChar w:fldCharType="begin"/>
-            </w:r>
-            <w:r>
-              <w:rPr>
-                <w:noProof/>
-                <w:webHidden/>
-              </w:rPr>
-              <w:instrText xml:space="preserve"> PAGEREF _Toc238930211 \h </w:instrText>
+              <w:instrText xml:space="preserve"> PAGEREF _Toc239097369 \h </w:instrText>
             </w:r>
             <w:r>
               <w:rPr>
@@ -5940,10 +5882,12 @@
               <w:b w:val="0"/>
             </w:rPr>
           </w:pPr>
-          <w:hyperlink w:anchor="_Toc238930212" w:history="1">
+          <w:hyperlink w:anchor="_Toc239097370" w:history="1">
             <w:r>
               <w:rPr>
                 <w:rStyle w:val="Hyperlink"/>
+                <w:rFonts w:ascii="Times New Roman" w:eastAsia="Times New Roman" w:hAnsi="Times New Roman" w:cs="Times New Roman"/>
+                <w:bCs/>
               </w:rPr>
               <w:t>References</w:t>
             </w:r>
@@ -5963,7 +5907,7 @@
               <w:rPr>
                 <w:webHidden/>
               </w:rPr>
-              <w:instrText xml:space="preserve"> PAGEREF _Toc238930212 \h </w:instrText>
+              <w:instrText xml:space="preserve"> PAGEREF _Toc239097370 \h </w:instrText>
             </w:r>
             <w:r>
               <w:rPr>
@@ -6123,12 +6067,17 @@
       <w:pPr>
         <w:pStyle w:val="Heading2"/>
       </w:pPr>
-      <w:bookmarkStart w:id="19" w:name="_Toc238930134"/>
+    </w:p>
+    <w:p>
+      <w:pPr>
+        <w:pStyle w:val="Heading2"/>
+      </w:pPr>
+      <w:bookmarkStart w:id="28" w:name="_Toc239097294"/>
       <w:r>
         <w:lastRenderedPageBreak/>
         <w:t>1. Introduction</w:t>
       </w:r>
-      <w:bookmarkEnd w:id="19"/>
+      <w:bookmarkEnd w:id="28"/>
     </w:p>
     <w:p>
       <w:pPr>
@@ -6341,11 +6290,11 @@
       <w:pPr>
         <w:pStyle w:val="Heading2"/>
       </w:pPr>
-      <w:bookmarkStart w:id="20" w:name="_Toc238930135"/>
+      <w:bookmarkStart w:id="29" w:name="_Toc239097295"/>
       <w:r>
         <w:t>2. Problem Statement</w:t>
       </w:r>
-      <w:bookmarkEnd w:id="20"/>
+      <w:bookmarkEnd w:id="29"/>
     </w:p>
     <w:p>
       <w:pPr>
@@ -6428,88 +6377,107 @@
     </w:p>
     <w:p>
       <w:pPr>
-        <w:pStyle w:val="Heading2"/>
-      </w:pPr>
-      <w:bookmarkStart w:id="21" w:name="_Toc238930146"/>
-      <w:r>
-        <w:t>3. Literature Review</w:t>
-      </w:r>
-    </w:p>
-    <w:p>
-      <w:pPr>
-        <w:spacing w:before="100" w:beforeAutospacing="1" w:after="100" w:afterAutospacing="1" w:line="240" w:lineRule="auto"/>
-        <w:jc w:val="both"/>
-        <w:rPr>
-          <w:rFonts w:ascii="Times New Roman" w:eastAsia="Times New Roman" w:hAnsi="Times New Roman" w:cs="Times New Roman"/>
-          <w:sz w:val="24"/>
-          <w:szCs w:val="24"/>
-        </w:rPr>
-      </w:pPr>
-      <w:r>
-        <w:rPr>
-          <w:rFonts w:ascii="Times New Roman" w:eastAsia="Times New Roman" w:hAnsi="Times New Roman" w:cs="Times New Roman"/>
-          <w:sz w:val="24"/>
-          <w:szCs w:val="24"/>
-        </w:rPr>
-        <w:t xml:space="preserve">Recent research in </w:t>
-      </w:r>
-      <w:proofErr w:type="spellStart"/>
-      <w:r>
-        <w:rPr>
-          <w:rFonts w:ascii="Times New Roman" w:eastAsia="Times New Roman" w:hAnsi="Times New Roman" w:cs="Times New Roman"/>
-          <w:sz w:val="24"/>
-          <w:szCs w:val="24"/>
-        </w:rPr>
-        <w:t>cybersecurity</w:t>
-      </w:r>
-      <w:proofErr w:type="spellEnd"/>
-      <w:r>
-        <w:rPr>
-          <w:rFonts w:ascii="Times New Roman" w:eastAsia="Times New Roman" w:hAnsi="Times New Roman" w:cs="Times New Roman"/>
-          <w:sz w:val="24"/>
-          <w:szCs w:val="24"/>
-        </w:rPr>
-        <w:t xml:space="preserve"> has produced substantial progress in automated security monitoring, alert correlation, knowledge representation, and AI-assisted security analysis. Existing studies demonstrate that security alerts can be filtered and corre</w:t>
-      </w:r>
-      <w:r>
-        <w:rPr>
-          <w:rFonts w:ascii="Times New Roman" w:eastAsia="Times New Roman" w:hAnsi="Times New Roman" w:cs="Times New Roman"/>
-          <w:sz w:val="24"/>
-          <w:szCs w:val="24"/>
-        </w:rPr>
-        <w:t>lated at large scale</w:t>
-      </w:r>
-      <w:r>
-        <w:rPr>
-          <w:rFonts w:ascii="Times New Roman" w:eastAsia="Times New Roman" w:hAnsi="Times New Roman" w:cs="Times New Roman"/>
-          <w:sz w:val="24"/>
-          <w:szCs w:val="24"/>
-        </w:rPr>
-        <w:t xml:space="preserve"> that AI and multi-agent systems can assist with security analysis, and that knowledge graphs can represent relationships between </w:t>
-      </w:r>
-      <w:proofErr w:type="spellStart"/>
-      <w:r>
-        <w:rPr>
-          <w:rFonts w:ascii="Times New Roman" w:eastAsia="Times New Roman" w:hAnsi="Times New Roman" w:cs="Times New Roman"/>
-          <w:sz w:val="24"/>
-          <w:szCs w:val="24"/>
-        </w:rPr>
-        <w:t>cybersecurity</w:t>
-      </w:r>
-      <w:proofErr w:type="spellEnd"/>
-      <w:r>
-        <w:rPr>
-          <w:rFonts w:ascii="Times New Roman" w:eastAsia="Times New Roman" w:hAnsi="Times New Roman" w:cs="Times New Roman"/>
-          <w:sz w:val="24"/>
-          <w:szCs w:val="24"/>
-        </w:rPr>
-        <w:t xml:space="preserve"> entities and events. However, these capabilities are generally investigated as separate functions. The literature provides considerably less evidence on how the </w:t>
-      </w:r>
-      <w:r>
+        <w:spacing w:before="100" w:beforeAutospacing="1" w:after="100" w:afterAutospacing="1" w:line="240" w:lineRule="auto"/>
+        <w:jc w:val="both"/>
+        <w:outlineLvl w:val="1"/>
         <w:rPr>
           <w:rFonts w:ascii="Times New Roman" w:eastAsia="Times New Roman" w:hAnsi="Times New Roman" w:cs="Times New Roman"/>
           <w:b/>
           <w:bCs/>
+          <w:sz w:val="36"/>
+          <w:szCs w:val="36"/>
+        </w:rPr>
+      </w:pPr>
+      <w:bookmarkStart w:id="30" w:name="_Toc239097296"/>
+      <w:r>
+        <w:rPr>
+          <w:rFonts w:ascii="Times New Roman" w:eastAsia="Times New Roman" w:hAnsi="Times New Roman" w:cs="Times New Roman"/>
+          <w:b/>
+          <w:bCs/>
+          <w:sz w:val="36"/>
+          <w:szCs w:val="36"/>
+        </w:rPr>
+        <w:t>3. Literature Review</w:t>
+      </w:r>
+      <w:bookmarkEnd w:id="30"/>
+    </w:p>
+    <w:p>
+      <w:pPr>
+        <w:spacing w:before="100" w:beforeAutospacing="1" w:after="100" w:afterAutospacing="1" w:line="240" w:lineRule="auto"/>
+        <w:jc w:val="both"/>
+        <w:rPr>
+          <w:rFonts w:ascii="Times New Roman" w:eastAsia="Times New Roman" w:hAnsi="Times New Roman" w:cs="Times New Roman"/>
+          <w:sz w:val="24"/>
+          <w:szCs w:val="24"/>
+        </w:rPr>
+      </w:pPr>
+      <w:r>
+        <w:rPr>
+          <w:rFonts w:ascii="Times New Roman" w:eastAsia="Times New Roman" w:hAnsi="Times New Roman" w:cs="Times New Roman"/>
+          <w:sz w:val="24"/>
+          <w:szCs w:val="24"/>
+        </w:rPr>
+        <w:t xml:space="preserve">Recent research in </w:t>
+      </w:r>
+      <w:proofErr w:type="spellStart"/>
+      <w:r>
+        <w:rPr>
+          <w:rFonts w:ascii="Times New Roman" w:eastAsia="Times New Roman" w:hAnsi="Times New Roman" w:cs="Times New Roman"/>
+          <w:sz w:val="24"/>
+          <w:szCs w:val="24"/>
+        </w:rPr>
+        <w:t>cybersecurity</w:t>
+      </w:r>
+      <w:proofErr w:type="spellEnd"/>
+      <w:r>
+        <w:rPr>
+          <w:rFonts w:ascii="Times New Roman" w:eastAsia="Times New Roman" w:hAnsi="Times New Roman" w:cs="Times New Roman"/>
+          <w:sz w:val="24"/>
+          <w:szCs w:val="24"/>
+        </w:rPr>
+        <w:t xml:space="preserve"> has produced substantial progress in automated security monitoring, alert correlation, knowledge representation, and AI-assisted security analysis. Existing studies demonstrate that security alerts can be filtered and correlated at large </w:t>
+      </w:r>
+      <w:proofErr w:type="gramStart"/>
+      <w:r>
+        <w:rPr>
+          <w:rFonts w:ascii="Times New Roman" w:eastAsia="Times New Roman" w:hAnsi="Times New Roman" w:cs="Times New Roman"/>
+          <w:sz w:val="24"/>
+          <w:szCs w:val="24"/>
+        </w:rPr>
+        <w:t>scale, that AI and multi-agent systems can assist with security analysis,</w:t>
+      </w:r>
+      <w:proofErr w:type="gramEnd"/>
+      <w:r>
+        <w:rPr>
+          <w:rFonts w:ascii="Times New Roman" w:eastAsia="Times New Roman" w:hAnsi="Times New Roman" w:cs="Times New Roman"/>
+          <w:sz w:val="24"/>
+          <w:szCs w:val="24"/>
+        </w:rPr>
+        <w:t xml:space="preserve"> and that knowledge graphs can represent relationships between </w:t>
+      </w:r>
+      <w:proofErr w:type="spellStart"/>
+      <w:r>
+        <w:rPr>
+          <w:rFonts w:ascii="Times New Roman" w:eastAsia="Times New Roman" w:hAnsi="Times New Roman" w:cs="Times New Roman"/>
+          <w:sz w:val="24"/>
+          <w:szCs w:val="24"/>
+        </w:rPr>
+        <w:t>cybersecurity</w:t>
+      </w:r>
+      <w:proofErr w:type="spellEnd"/>
+      <w:r>
+        <w:rPr>
+          <w:rFonts w:ascii="Times New Roman" w:eastAsia="Times New Roman" w:hAnsi="Times New Roman" w:cs="Times New Roman"/>
+          <w:sz w:val="24"/>
+          <w:szCs w:val="24"/>
+        </w:rPr>
+        <w:t xml:space="preserve"> entities and events. However, these capabilities are generally investigated as separate functions. The literature provides considerably less evidence on how the </w:t>
+      </w:r>
+      <w:r>
+        <w:rPr>
+          <w:rFonts w:ascii="Times New Roman" w:eastAsia="Times New Roman" w:hAnsi="Times New Roman" w:cs="Times New Roman"/>
+          <w:b/>
+          <w:bCs/>
           <w:sz w:val="24"/>
           <w:szCs w:val="24"/>
         </w:rPr>
@@ -6526,11 +6494,29 @@
     </w:p>
     <w:p>
       <w:pPr>
-        <w:pStyle w:val="Heading3"/>
-      </w:pPr>
-      <w:r>
+        <w:spacing w:before="100" w:beforeAutospacing="1" w:after="100" w:afterAutospacing="1" w:line="240" w:lineRule="auto"/>
+        <w:jc w:val="both"/>
+        <w:outlineLvl w:val="2"/>
+        <w:rPr>
+          <w:rFonts w:ascii="Times New Roman" w:eastAsia="Times New Roman" w:hAnsi="Times New Roman" w:cs="Times New Roman"/>
+          <w:b/>
+          <w:bCs/>
+          <w:sz w:val="27"/>
+          <w:szCs w:val="27"/>
+        </w:rPr>
+      </w:pPr>
+      <w:bookmarkStart w:id="31" w:name="_Toc239097297"/>
+      <w:r>
+        <w:rPr>
+          <w:rFonts w:ascii="Times New Roman" w:eastAsia="Times New Roman" w:hAnsi="Times New Roman" w:cs="Times New Roman"/>
+          <w:b/>
+          <w:bCs/>
+          <w:sz w:val="27"/>
+          <w:szCs w:val="27"/>
+        </w:rPr>
         <w:t>3.1 AI-Assisted Security Operations and Investigation</w:t>
       </w:r>
+      <w:bookmarkEnd w:id="31"/>
     </w:p>
     <w:p>
       <w:pPr>
@@ -6594,58 +6580,26 @@
           <w:sz w:val="24"/>
           <w:szCs w:val="24"/>
         </w:rPr>
-        <w:t xml:space="preserve"> alerts. Within this limited evaluation, the IOC-extraction component achieved 100% precision, while recall improved from 0.700 with two-shot prompting to 0.760 with five-shot prompting, producing a best F1-score of 0.864. A three-judge LLM evaluation of investigative reasoning produced scores between 13.33 and 16.33 out of 20. However, IOC extraction accounted for approximately 78.1% of total pipeline latency, and several proposed architectural components were not implemented in the reported pilot. The authors therefore identify the need for larger-scale evaluation and comparison with human analysts </w:t>
-      </w:r>
-      <w:r>
-        <w:rPr>
-          <w:rFonts w:ascii="Times New Roman" w:eastAsia="Times New Roman" w:hAnsi="Times New Roman" w:cs="Times New Roman"/>
-          <w:sz w:val="24"/>
-          <w:szCs w:val="24"/>
-        </w:rPr>
-        <w:t>[3]</w:t>
-      </w:r>
-      <w:r>
-        <w:rPr>
-          <w:rFonts w:ascii="Times New Roman" w:eastAsia="Times New Roman" w:hAnsi="Times New Roman" w:cs="Times New Roman"/>
-          <w:sz w:val="24"/>
-          <w:szCs w:val="24"/>
-        </w:rPr>
-        <w:t>. ALUSKORT demonstrates the feasibility of using multiple specialized AI components for post-alert security investigation, but its evaluation does not establish a persistent investigation state spanning independently arriving related alerts.</w:t>
-      </w:r>
-    </w:p>
-    <w:p>
-      <w:pPr>
-        <w:spacing w:before="100" w:beforeAutospacing="1" w:after="100" w:afterAutospacing="1" w:line="240" w:lineRule="auto"/>
-        <w:jc w:val="both"/>
-        <w:rPr>
-          <w:rFonts w:ascii="Times New Roman" w:eastAsia="Times New Roman" w:hAnsi="Times New Roman" w:cs="Times New Roman"/>
-          <w:sz w:val="24"/>
-          <w:szCs w:val="24"/>
-        </w:rPr>
-      </w:pPr>
-      <w:r>
-        <w:rPr>
-          <w:rFonts w:ascii="Times New Roman" w:eastAsia="Times New Roman" w:hAnsi="Times New Roman" w:cs="Times New Roman"/>
-          <w:sz w:val="24"/>
-          <w:szCs w:val="24"/>
-        </w:rPr>
-        <w:t xml:space="preserve">CORTEX investigates collaborative LLM agents for high-stakes security alert triage using specialized agents that interact with security tools during analysis. Evaluated using detailed SOC workflow traces covering more than ten enterprise scenarios, CORTEX improved actionable-alert F1 from 0.66 for the strongest single-agent tool-use baseline to 0.78 and reduced the false-positive rate from 24.9% to 14.2%. This improvement was accompanied by a significant efficiency cost: CORTEX required approximately 23,600 output tokens and 152.4 seconds of median latency per alert compared with 4,152 tokens and 44.6 seconds for the baseline. Importantly, CORTEX explicitly disables cross-alert state in order to prevent information leakage between alerts. Consequently, each alert is investigated using an ephemeral context rather than a persistent multi-alert investigation state </w:t>
-      </w:r>
-      <w:r>
-        <w:rPr>
-          <w:rFonts w:ascii="Times New Roman" w:eastAsia="Times New Roman" w:hAnsi="Times New Roman" w:cs="Times New Roman"/>
-          <w:sz w:val="24"/>
-          <w:szCs w:val="24"/>
-        </w:rPr>
-        <w:t>[4]</w:t>
-      </w:r>
-      <w:r>
-        <w:rPr>
-          <w:rFonts w:ascii="Times New Roman" w:eastAsia="Times New Roman" w:hAnsi="Times New Roman" w:cs="Times New Roman"/>
-          <w:sz w:val="24"/>
-          <w:szCs w:val="24"/>
-        </w:rPr>
-        <w:t>.</w:t>
+        <w:t xml:space="preserve"> alerts. Within this limited evaluation, the IOC-extraction component achieved 100% precision, while recall improved from 0.700 with two-shot prompting to 0.760 with five-shot prompting, producing a best F1-score of 0.864. A three-judge LLM evaluation of investigative reasoning produced scores between 13.33 and 16.33 out of 20. However, IOC extraction accounted for approximately 78.1% of total pipeline latency, and several proposed architectural components were not implemented in the reported pilot. The authors therefore identify the need for larger-scale evaluation and comparison with human analysts [1]. ALUSKORT demonstrates the feasibility of using multiple specialized AI components for post-alert security investigation, but its evaluation does not establish a persistent investigation state spanning independently arriving related alerts.</w:t>
+      </w:r>
+    </w:p>
+    <w:p>
+      <w:pPr>
+        <w:spacing w:before="100" w:beforeAutospacing="1" w:after="100" w:afterAutospacing="1" w:line="240" w:lineRule="auto"/>
+        <w:jc w:val="both"/>
+        <w:rPr>
+          <w:rFonts w:ascii="Times New Roman" w:eastAsia="Times New Roman" w:hAnsi="Times New Roman" w:cs="Times New Roman"/>
+          <w:sz w:val="24"/>
+          <w:szCs w:val="24"/>
+        </w:rPr>
+      </w:pPr>
+      <w:r>
+        <w:rPr>
+          <w:rFonts w:ascii="Times New Roman" w:eastAsia="Times New Roman" w:hAnsi="Times New Roman" w:cs="Times New Roman"/>
+          <w:sz w:val="24"/>
+          <w:szCs w:val="24"/>
+        </w:rPr>
+        <w:t>CORTEX investigates collaborative LLM agents for high-stakes security alert triage using specialized agents that interact with security tools during analysis. Evaluated using detailed SOC workflow traces covering more than ten enterprise scenarios, CORTEX improved actionable-alert F1 from 0.66 for the strongest single-agent tool-use baseline to 0.78 and reduced the false-positive rate from 24.9% to 14.2%. This improvement was accompanied by a significant efficiency cost: CORTEX required approximately 23,600 output tokens and 152.4 seconds of median latency per alert compared with 4,152 tokens and 44.6 seconds for the baseline. Importantly, CORTEX explicitly disables cross-alert state in order to prevent information leakage between alerts. Consequently, each alert is investigated using an ephemeral context rather than a persistent multi-alert investigation state [2].</w:t>
       </w:r>
     </w:p>
     <w:p>
@@ -6746,23 +6700,7 @@
           <w:sz w:val="24"/>
           <w:szCs w:val="24"/>
         </w:rPr>
-        <w:t xml:space="preserve"> knowledge-graph context. The study does not report conventional quantitative measures such as precision, recall, F1-score, or accuracy for these use cases. The authors also identify limitations related to predefined queries, hallucination, and the need for future work on more complex multi-step investigation scenarios </w:t>
-      </w:r>
-      <w:r>
-        <w:rPr>
-          <w:rFonts w:ascii="Times New Roman" w:eastAsia="Times New Roman" w:hAnsi="Times New Roman" w:cs="Times New Roman"/>
-          <w:sz w:val="24"/>
-          <w:szCs w:val="24"/>
-        </w:rPr>
-        <w:t>[2]</w:t>
-      </w:r>
-      <w:r>
-        <w:rPr>
-          <w:rFonts w:ascii="Times New Roman" w:eastAsia="Times New Roman" w:hAnsi="Times New Roman" w:cs="Times New Roman"/>
-          <w:sz w:val="24"/>
-          <w:szCs w:val="24"/>
-        </w:rPr>
-        <w:t>.</w:t>
+        <w:t xml:space="preserve"> knowledge-graph context. The study does not report conventional quantitative measures such as precision, recall, F1-score, or accuracy for these use cases. The authors also identify limitations related to predefined queries, hallucination, and the need for future work on more complex multi-step investigation scenarios [3].</w:t>
       </w:r>
     </w:p>
     <w:p>
@@ -6786,11 +6724,29 @@
     </w:p>
     <w:p>
       <w:pPr>
-        <w:pStyle w:val="Heading3"/>
-      </w:pPr>
-      <w:r>
+        <w:spacing w:before="100" w:beforeAutospacing="1" w:after="100" w:afterAutospacing="1" w:line="240" w:lineRule="auto"/>
+        <w:jc w:val="both"/>
+        <w:outlineLvl w:val="2"/>
+        <w:rPr>
+          <w:rFonts w:ascii="Times New Roman" w:eastAsia="Times New Roman" w:hAnsi="Times New Roman" w:cs="Times New Roman"/>
+          <w:b/>
+          <w:bCs/>
+          <w:sz w:val="27"/>
+          <w:szCs w:val="27"/>
+        </w:rPr>
+      </w:pPr>
+      <w:bookmarkStart w:id="32" w:name="_Toc239097298"/>
+      <w:r>
+        <w:rPr>
+          <w:rFonts w:ascii="Times New Roman" w:eastAsia="Times New Roman" w:hAnsi="Times New Roman" w:cs="Times New Roman"/>
+          <w:b/>
+          <w:bCs/>
+          <w:sz w:val="27"/>
+          <w:szCs w:val="27"/>
+        </w:rPr>
         <w:t>3.2 Alert Correlation and Multi-Alert Investigation</w:t>
       </w:r>
+      <w:bookmarkEnd w:id="32"/>
     </w:p>
     <w:p>
       <w:pPr>
@@ -6846,58 +6802,26 @@
           <w:szCs w:val="24"/>
         </w:rPr>
         <w:lastRenderedPageBreak/>
-        <w:t xml:space="preserve">systems and six chained attack phases. Their approach achieved an average alert-group reduction of approximately 80%, while maintaining a true-positive rate of around 80% and a false-positive rate below 5%. The study demonstrates that automated alert aggregation can substantially reduce the number of alert groups presented for human analysis without eliminating useful information about the underlying attack </w:t>
-      </w:r>
-      <w:r>
-        <w:rPr>
-          <w:rFonts w:ascii="Times New Roman" w:eastAsia="Times New Roman" w:hAnsi="Times New Roman" w:cs="Times New Roman"/>
-          <w:sz w:val="24"/>
-          <w:szCs w:val="24"/>
-        </w:rPr>
-        <w:t>[11]</w:t>
-      </w:r>
-      <w:r>
-        <w:rPr>
-          <w:rFonts w:ascii="Times New Roman" w:eastAsia="Times New Roman" w:hAnsi="Times New Roman" w:cs="Times New Roman"/>
-          <w:sz w:val="24"/>
-          <w:szCs w:val="24"/>
-        </w:rPr>
-        <w:t>. However, its primary output is a reduced set of correlated alert groups rather than a persistent investigation object that subsequently maintains investigative questions, evidence, findings, and investigation progress.</w:t>
-      </w:r>
-    </w:p>
-    <w:p>
-      <w:pPr>
-        <w:spacing w:before="100" w:beforeAutospacing="1" w:after="100" w:afterAutospacing="1" w:line="240" w:lineRule="auto"/>
-        <w:jc w:val="both"/>
-        <w:rPr>
-          <w:rFonts w:ascii="Times New Roman" w:eastAsia="Times New Roman" w:hAnsi="Times New Roman" w:cs="Times New Roman"/>
-          <w:sz w:val="24"/>
-          <w:szCs w:val="24"/>
-        </w:rPr>
-      </w:pPr>
-      <w:r>
-        <w:rPr>
-          <w:rFonts w:ascii="Times New Roman" w:eastAsia="Times New Roman" w:hAnsi="Times New Roman" w:cs="Times New Roman"/>
-          <w:sz w:val="24"/>
-          <w:szCs w:val="24"/>
-        </w:rPr>
-        <w:t xml:space="preserve">Ban et al. propose an AI-assisted SIEM framework combining automated alert screening and event segmentation to address large-scale alert fatigue. Their evaluation uses real enterprise data containing approximately 5.1 to 6.9 million alerts per evaluation period. The alert-filtering component achieved F1-scores above 99.3% with recall approaching 99.0% on the full labeled dataset, while the stricter manually escalated validation subset produced F1-scores above 98%. When filtering and correlation were combined, the reported generalized alert-reduction metric reduced alert volume by approximately 74% to 84%, while event-level F1 remained above 97% </w:t>
-      </w:r>
-      <w:r>
-        <w:rPr>
-          <w:rFonts w:ascii="Times New Roman" w:eastAsia="Times New Roman" w:hAnsi="Times New Roman" w:cs="Times New Roman"/>
-          <w:sz w:val="24"/>
-          <w:szCs w:val="24"/>
-        </w:rPr>
-        <w:t>[12]</w:t>
-      </w:r>
-      <w:r>
-        <w:rPr>
-          <w:rFonts w:ascii="Times New Roman" w:eastAsia="Times New Roman" w:hAnsi="Times New Roman" w:cs="Times New Roman"/>
-          <w:sz w:val="24"/>
-          <w:szCs w:val="24"/>
-        </w:rPr>
-        <w:t>. These results provide strong evidence that large-scale alert filtering and correlation are already established capabilities. However, the framework terminates primarily at alert reduction and correlation and does not maintain the resulting alert group as an evolving investigation state.</w:t>
+        <w:t>systems and six chained attack phases. Their approach achieved an average alert-group reduction of approximately 80%, while maintaining a true-positive rate of around 80% and a false-positive rate below 5%. The study demonstrates that automated alert aggregation can substantially reduce the number of alert groups presented for human analysis without eliminating useful information about the underlying attack [11]. However, its primary output is a reduced set of correlated alert groups rather than a persistent investigation object that subsequently maintains investigative questions, evidence, findings, and investigation progress.</w:t>
+      </w:r>
+    </w:p>
+    <w:p>
+      <w:pPr>
+        <w:spacing w:before="100" w:beforeAutospacing="1" w:after="100" w:afterAutospacing="1" w:line="240" w:lineRule="auto"/>
+        <w:jc w:val="both"/>
+        <w:rPr>
+          <w:rFonts w:ascii="Times New Roman" w:eastAsia="Times New Roman" w:hAnsi="Times New Roman" w:cs="Times New Roman"/>
+          <w:sz w:val="24"/>
+          <w:szCs w:val="24"/>
+        </w:rPr>
+      </w:pPr>
+      <w:r>
+        <w:rPr>
+          <w:rFonts w:ascii="Times New Roman" w:eastAsia="Times New Roman" w:hAnsi="Times New Roman" w:cs="Times New Roman"/>
+          <w:sz w:val="24"/>
+          <w:szCs w:val="24"/>
+        </w:rPr>
+        <w:t>Ban et al. propose an AI-assisted SIEM framework combining automated alert screening and event segmentation to address large-scale alert fatigue. Their evaluation uses real enterprise data containing approximately 5.1 to 6.9 million alerts per evaluation period. The alert-filtering component achieved F1-scores above 99.3% with recall approaching 99.0% on the full labeled dataset, while the stricter manually escalated validation subset produced F1-scores above 98%. When filtering and correlation were combined, the reported generalized alert-reduction metric reduced alert volume by approximately 74% to 84%, while event-level F1 remained above 97% [12]. These results provide strong evidence that large-scale alert filtering and correlation are already established capabilities. However, the framework terminates primarily at alert reduction and correlation and does not maintain the resulting alert group as an evolving investigation state.</w:t>
       </w:r>
     </w:p>
     <w:p>
@@ -6944,23 +6868,7 @@
           <w:sz w:val="24"/>
           <w:szCs w:val="24"/>
         </w:rPr>
-        <w:t xml:space="preserve"> was evaluated through a qualitative survey of three Tier-1 SOC analysts, who described the tool as faster and more transparent while requesting simpler output </w:t>
-      </w:r>
-      <w:r>
-        <w:rPr>
-          <w:rFonts w:ascii="Times New Roman" w:eastAsia="Times New Roman" w:hAnsi="Times New Roman" w:cs="Times New Roman"/>
-          <w:sz w:val="24"/>
-          <w:szCs w:val="24"/>
-        </w:rPr>
-        <w:t>[13]</w:t>
-      </w:r>
-      <w:r>
-        <w:rPr>
-          <w:rFonts w:ascii="Times New Roman" w:eastAsia="Times New Roman" w:hAnsi="Times New Roman" w:cs="Times New Roman"/>
-          <w:sz w:val="24"/>
-          <w:szCs w:val="24"/>
-        </w:rPr>
-        <w:t xml:space="preserve">. </w:t>
+        <w:t xml:space="preserve"> was evaluated through a qualitative survey of three Tier-1 SOC analysts, who described the tool as faster and more transparent while requesting simpler output [13]. </w:t>
       </w:r>
       <w:proofErr w:type="spellStart"/>
       <w:r>
@@ -7038,19 +6946,51 @@
     </w:p>
     <w:p>
       <w:pPr>
-        <w:pStyle w:val="Heading3"/>
-      </w:pPr>
-      <w:r>
+        <w:spacing w:before="100" w:beforeAutospacing="1" w:after="100" w:afterAutospacing="1" w:line="240" w:lineRule="auto"/>
+        <w:jc w:val="both"/>
+        <w:outlineLvl w:val="2"/>
+        <w:rPr>
+          <w:rFonts w:ascii="Times New Roman" w:eastAsia="Times New Roman" w:hAnsi="Times New Roman" w:cs="Times New Roman"/>
+          <w:b/>
+          <w:bCs/>
+          <w:sz w:val="27"/>
+          <w:szCs w:val="27"/>
+        </w:rPr>
+      </w:pPr>
+      <w:bookmarkStart w:id="33" w:name="_Toc239097299"/>
+      <w:r>
+        <w:rPr>
+          <w:rFonts w:ascii="Times New Roman" w:eastAsia="Times New Roman" w:hAnsi="Times New Roman" w:cs="Times New Roman"/>
+          <w:b/>
+          <w:bCs/>
+          <w:sz w:val="27"/>
+          <w:szCs w:val="27"/>
+        </w:rPr>
         <w:t xml:space="preserve">3.3 Knowledge Graphs and </w:t>
       </w:r>
       <w:proofErr w:type="spellStart"/>
       <w:r>
+        <w:rPr>
+          <w:rFonts w:ascii="Times New Roman" w:eastAsia="Times New Roman" w:hAnsi="Times New Roman" w:cs="Times New Roman"/>
+          <w:b/>
+          <w:bCs/>
+          <w:sz w:val="27"/>
+          <w:szCs w:val="27"/>
+        </w:rPr>
         <w:t>Cybersecurity</w:t>
       </w:r>
       <w:proofErr w:type="spellEnd"/>
       <w:r>
+        <w:rPr>
+          <w:rFonts w:ascii="Times New Roman" w:eastAsia="Times New Roman" w:hAnsi="Times New Roman" w:cs="Times New Roman"/>
+          <w:b/>
+          <w:bCs/>
+          <w:sz w:val="27"/>
+          <w:szCs w:val="27"/>
+        </w:rPr>
         <w:t xml:space="preserve"> Evidence Representation</w:t>
       </w:r>
+      <w:bookmarkEnd w:id="33"/>
     </w:p>
     <w:p>
       <w:pPr>
@@ -7170,7 +7110,7 @@
           <w:sz w:val="24"/>
           <w:szCs w:val="24"/>
         </w:rPr>
-        <w:t xml:space="preserve"> ontology to identify concepts such as software, operating systems, vulnerabilities, and attacks and to derive relationships among them. Their best-performing configuration achieved an overall precision of 0.852, recall of 0.805, and F1-score of 0.828. Performance varied by entity type, with software and operating-system recognition achieving F1-scores of 0.857 and 0.866 respectively, while attack-entity recognition achieved 0.667 F1 [1]. The study establishes the usefulness of structured entity and relationship extraction for </w:t>
+        <w:t xml:space="preserve"> ontology to identify concepts such as software, operating systems, vulnerabilities, and attacks and to derive relationships among them. Their best-performing configuration achieved an overall precision of 0.852, recall of 0.805, and F1-score of 0.828. Performance varied by entity type, with software and operating-system recognition achieving F1-scores of 0.857 and 0.866 respectively, while attack-entity recognition achieved 0.667 F1 [4]. The study establishes the usefulness of structured entity and relationship extraction for </w:t>
       </w:r>
       <w:proofErr w:type="spellStart"/>
       <w:r>
@@ -7253,23 +7193,7 @@
           <w:sz w:val="24"/>
           <w:szCs w:val="24"/>
         </w:rPr>
-        <w:t xml:space="preserve"> applications </w:t>
-      </w:r>
-      <w:r>
-        <w:rPr>
-          <w:rFonts w:ascii="Times New Roman" w:eastAsia="Times New Roman" w:hAnsi="Times New Roman" w:cs="Times New Roman"/>
-          <w:sz w:val="24"/>
-          <w:szCs w:val="24"/>
-        </w:rPr>
-        <w:t>[5]</w:t>
-      </w:r>
-      <w:r>
-        <w:rPr>
-          <w:rFonts w:ascii="Times New Roman" w:eastAsia="Times New Roman" w:hAnsi="Times New Roman" w:cs="Times New Roman"/>
-          <w:sz w:val="24"/>
-          <w:szCs w:val="24"/>
-        </w:rPr>
-        <w:t xml:space="preserve">. As a survey, the work does not provide an original computational experiment, but it demonstrates that graph representations are widely used to organize complex </w:t>
+        <w:t xml:space="preserve"> applications [5]. As a survey, the work does not provide an original computational experiment, but it demonstrates that graph representations are widely used to organize complex </w:t>
       </w:r>
       <w:proofErr w:type="spellStart"/>
       <w:r>
@@ -7324,23 +7248,7 @@
           <w:sz w:val="24"/>
           <w:szCs w:val="24"/>
         </w:rPr>
-        <w:t xml:space="preserve"> analysis. It uses knowledge graphs and provenance information for tactical attack discovery from audit data and was evaluated using five DARPA Transparent Computing scenarios spanning more than seven days and more than 53 GB of raw logs across multiple platforms. The framework achieved graph compression factors ranging from approximately 48× to 640× relative to the corresponding raw log volumes, processed events at rates up to approximately 37,800 events per second, and reconstructed attack scenario graphs in roughly 1.2 seconds on average per attack </w:t>
-      </w:r>
-      <w:r>
-        <w:rPr>
-          <w:rFonts w:ascii="Times New Roman" w:eastAsia="Times New Roman" w:hAnsi="Times New Roman" w:cs="Times New Roman"/>
-          <w:sz w:val="24"/>
-          <w:szCs w:val="24"/>
-        </w:rPr>
-        <w:t>[6]</w:t>
-      </w:r>
-      <w:r>
-        <w:rPr>
-          <w:rFonts w:ascii="Times New Roman" w:eastAsia="Times New Roman" w:hAnsi="Times New Roman" w:cs="Times New Roman"/>
-          <w:sz w:val="24"/>
-          <w:szCs w:val="24"/>
-        </w:rPr>
-        <w:t xml:space="preserve">. These results demonstrate that rich, </w:t>
+        <w:t xml:space="preserve"> analysis. It uses knowledge graphs and provenance information for tactical attack discovery from audit data and was evaluated using five DARPA Transparent Computing scenarios spanning more than seven days and more than 53 GB of raw logs across multiple platforms. The framework achieved graph compression factors ranging from approximately 48× to 640× relative to the corresponding raw log volumes, processed events at rates up to approximately 37,800 events per second, and reconstructed attack scenario graphs in roughly 1.2 seconds on average per attack [6]. These results demonstrate that rich, </w:t>
       </w:r>
       <w:proofErr w:type="spellStart"/>
       <w:r>
@@ -7418,19 +7326,51 @@
     </w:p>
     <w:p>
       <w:pPr>
-        <w:pStyle w:val="Heading3"/>
-      </w:pPr>
-      <w:r>
+        <w:spacing w:before="100" w:beforeAutospacing="1" w:after="100" w:afterAutospacing="1" w:line="240" w:lineRule="auto"/>
+        <w:jc w:val="both"/>
+        <w:outlineLvl w:val="2"/>
+        <w:rPr>
+          <w:rFonts w:ascii="Times New Roman" w:eastAsia="Times New Roman" w:hAnsi="Times New Roman" w:cs="Times New Roman"/>
+          <w:b/>
+          <w:bCs/>
+          <w:sz w:val="27"/>
+          <w:szCs w:val="27"/>
+        </w:rPr>
+      </w:pPr>
+      <w:bookmarkStart w:id="34" w:name="_Toc239097300"/>
+      <w:r>
+        <w:rPr>
+          <w:rFonts w:ascii="Times New Roman" w:eastAsia="Times New Roman" w:hAnsi="Times New Roman" w:cs="Times New Roman"/>
+          <w:b/>
+          <w:bCs/>
+          <w:sz w:val="27"/>
+          <w:szCs w:val="27"/>
+        </w:rPr>
         <w:t>3.4 SOC Investigation and Human-</w:t>
       </w:r>
       <w:proofErr w:type="spellStart"/>
       <w:r>
+        <w:rPr>
+          <w:rFonts w:ascii="Times New Roman" w:eastAsia="Times New Roman" w:hAnsi="Times New Roman" w:cs="Times New Roman"/>
+          <w:b/>
+          <w:bCs/>
+          <w:sz w:val="27"/>
+          <w:szCs w:val="27"/>
+        </w:rPr>
         <w:t>Centred</w:t>
       </w:r>
       <w:proofErr w:type="spellEnd"/>
       <w:r>
+        <w:rPr>
+          <w:rFonts w:ascii="Times New Roman" w:eastAsia="Times New Roman" w:hAnsi="Times New Roman" w:cs="Times New Roman"/>
+          <w:b/>
+          <w:bCs/>
+          <w:sz w:val="27"/>
+          <w:szCs w:val="27"/>
+        </w:rPr>
         <w:t xml:space="preserve"> Decision Support</w:t>
       </w:r>
+      <w:bookmarkEnd w:id="34"/>
     </w:p>
     <w:p>
       <w:pPr>
@@ -7477,23 +7417,7 @@
           <w:sz w:val="24"/>
           <w:szCs w:val="24"/>
         </w:rPr>
-        <w:t xml:space="preserve"> et al. conducted a systematic study of SOC research, beginning with 321 identified publications, reducing the set to 208 after de-duplication, and retaining 158 papers after applying inclusion and exclusion criteria </w:t>
-      </w:r>
-      <w:r>
-        <w:rPr>
-          <w:rFonts w:ascii="Times New Roman" w:eastAsia="Times New Roman" w:hAnsi="Times New Roman" w:cs="Times New Roman"/>
-          <w:sz w:val="24"/>
-          <w:szCs w:val="24"/>
-        </w:rPr>
-        <w:t>[8]</w:t>
-      </w:r>
-      <w:r>
-        <w:rPr>
-          <w:rFonts w:ascii="Times New Roman" w:eastAsia="Times New Roman" w:hAnsi="Times New Roman" w:cs="Times New Roman"/>
-          <w:sz w:val="24"/>
-          <w:szCs w:val="24"/>
-        </w:rPr>
-        <w:t>. Their findings identify recurring challenges involving information complexity and volume, analyst workload, technology integration, and the broader organizational context of SOC operations. This evidence supports the need for systems that assist analysts beyond the initial generation of alerts.</w:t>
+        <w:t xml:space="preserve"> et al. conducted a systematic study of SOC research, beginning with 321 identified publications, reducing the set to 208 after de-duplication, and retaining 158 papers after applying inclusion and exclusion criteria [8]. Their findings identify recurring challenges involving information complexity and volume, analyst workload, technology integration, and the broader organizational context of SOC operations. This evidence supports the need for systems that assist analysts beyond the initial generation of alerts.</w:t>
       </w:r>
     </w:p>
     <w:p>
@@ -7540,23 +7464,7 @@
           <w:sz w:val="24"/>
           <w:szCs w:val="24"/>
         </w:rPr>
-        <w:t xml:space="preserve"> incident response. Their review identified 457 articles, narrowed these to 190 studies after screening, and retained 105 studies after quality assessment </w:t>
-      </w:r>
-      <w:r>
-        <w:rPr>
-          <w:rFonts w:ascii="Times New Roman" w:eastAsia="Times New Roman" w:hAnsi="Times New Roman" w:cs="Times New Roman"/>
-          <w:sz w:val="24"/>
-          <w:szCs w:val="24"/>
-        </w:rPr>
-        <w:t>[9]</w:t>
-      </w:r>
-      <w:r>
-        <w:rPr>
-          <w:rFonts w:ascii="Times New Roman" w:eastAsia="Times New Roman" w:hAnsi="Times New Roman" w:cs="Times New Roman"/>
-          <w:sz w:val="24"/>
-          <w:szCs w:val="24"/>
-        </w:rPr>
-        <w:t xml:space="preserve">. The resulting taxonomy </w:t>
+        <w:t xml:space="preserve"> incident response. Their review identified 457 articles, narrowed these to 190 studies after screening, and retained 105 studies after quality assessment [9]. The resulting taxonomy </w:t>
       </w:r>
       <w:r>
         <w:rPr>
@@ -7638,39 +7546,7 @@
           <w:sz w:val="24"/>
           <w:szCs w:val="24"/>
         </w:rPr>
-        <w:t xml:space="preserve"> as an iterative process in which analysts gather information, organize it into meaningful representations, develop hypotheses, and refine their understanding as new information becomes available </w:t>
-      </w:r>
-      <w:r>
-        <w:rPr>
-          <w:rFonts w:ascii="Times New Roman" w:eastAsia="Times New Roman" w:hAnsi="Times New Roman" w:cs="Times New Roman"/>
-          <w:sz w:val="24"/>
-          <w:szCs w:val="24"/>
-        </w:rPr>
-        <w:t>[7]</w:t>
-      </w:r>
-      <w:r>
-        <w:rPr>
-          <w:rFonts w:ascii="Times New Roman" w:eastAsia="Times New Roman" w:hAnsi="Times New Roman" w:cs="Times New Roman"/>
-          <w:sz w:val="24"/>
-          <w:szCs w:val="24"/>
-        </w:rPr>
-        <w:t xml:space="preserve">. Similarly, Klein's naturalistic decision-making research emphasizes the importance of meaningful situational information and evidence evaluation when decisions must be made under uncertainty and time pressure </w:t>
-      </w:r>
-      <w:r>
-        <w:rPr>
-          <w:rFonts w:ascii="Times New Roman" w:eastAsia="Times New Roman" w:hAnsi="Times New Roman" w:cs="Times New Roman"/>
-          <w:sz w:val="24"/>
-          <w:szCs w:val="24"/>
-        </w:rPr>
-        <w:t>[10]</w:t>
-      </w:r>
-      <w:r>
-        <w:rPr>
-          <w:rFonts w:ascii="Times New Roman" w:eastAsia="Times New Roman" w:hAnsi="Times New Roman" w:cs="Times New Roman"/>
-          <w:sz w:val="24"/>
-          <w:szCs w:val="24"/>
-        </w:rPr>
-        <w:t>. These works are conceptual rather than computational evaluations and therefore do not provide precision, recall, or F1 benchmarks. Their relevance to the proposed research lies in their characterization of investigation as an evolving reasoning process rather than a sequence of isolated decisions.</w:t>
+        <w:t xml:space="preserve"> as an iterative process in which analysts gather information, organize it into meaningful representations, develop hypotheses, and refine their understanding as new information becomes available [7]. Similarly, Klein's naturalistic decision-making research emphasizes the importance of meaningful situational information and evidence evaluation when decisions must be made under uncertainty and time pressure [10]. These works are conceptual rather than computational evaluations and therefore do not provide precision, recall, or F1 benchmarks. Their relevance to the proposed research lies in their characterization of investigation as an evolving reasoning process rather than a sequence of isolated decisions.</w:t>
       </w:r>
     </w:p>
     <w:p>
@@ -7725,23 +7601,7 @@
           <w:sz w:val="24"/>
           <w:szCs w:val="24"/>
         </w:rPr>
-        <w:t xml:space="preserve"> conducted a PRISMA-guided scoping review that narrowed 599 initial records to 49 included studies and highlighted the risk of automation bias and over-reliance on automated recommendations </w:t>
-      </w:r>
-      <w:r>
-        <w:rPr>
-          <w:rFonts w:ascii="Times New Roman" w:eastAsia="Times New Roman" w:hAnsi="Times New Roman" w:cs="Times New Roman"/>
-          <w:sz w:val="24"/>
-          <w:szCs w:val="24"/>
-        </w:rPr>
-        <w:t>[14]</w:t>
-      </w:r>
-      <w:r>
-        <w:rPr>
-          <w:rFonts w:ascii="Times New Roman" w:eastAsia="Times New Roman" w:hAnsi="Times New Roman" w:cs="Times New Roman"/>
-          <w:sz w:val="24"/>
-          <w:szCs w:val="24"/>
-        </w:rPr>
-        <w:t>. This supports the design decision in the proposed framework to retain analyst review and validation rather than allowing AI-generated conclusions to independently authorize case closure or response actions.</w:t>
+        <w:t xml:space="preserve"> conducted a PRISMA-guided scoping review that narrowed 599 initial records to 49 included studies and highlighted the risk of automation bias and over-reliance on automated recommendations [14]. This supports the design decision in the proposed framework to retain analyst review and validation rather than allowing AI-generated conclusions to independently authorize case closure or response actions.</w:t>
       </w:r>
     </w:p>
     <w:p>
@@ -7765,16 +7625,32 @@
     </w:p>
     <w:p>
       <w:pPr>
-        <w:pStyle w:val="Heading3"/>
-      </w:pPr>
-      <w:r>
+        <w:spacing w:before="100" w:beforeAutospacing="1" w:after="100" w:afterAutospacing="1" w:line="240" w:lineRule="auto"/>
+        <w:outlineLvl w:val="2"/>
+        <w:rPr>
+          <w:rFonts w:ascii="Times New Roman" w:eastAsia="Times New Roman" w:hAnsi="Times New Roman" w:cs="Times New Roman"/>
+          <w:b/>
+          <w:bCs/>
+          <w:sz w:val="27"/>
+          <w:szCs w:val="27"/>
+        </w:rPr>
+      </w:pPr>
+      <w:bookmarkStart w:id="35" w:name="_Toc239097301"/>
+      <w:r>
+        <w:rPr>
+          <w:rFonts w:ascii="Times New Roman" w:eastAsia="Times New Roman" w:hAnsi="Times New Roman" w:cs="Times New Roman"/>
+          <w:b/>
+          <w:bCs/>
+          <w:sz w:val="27"/>
+          <w:szCs w:val="27"/>
+        </w:rPr>
         <w:t>3.5 Comparative Analysis of Existing Research</w:t>
       </w:r>
-    </w:p>
-    <w:p>
-      <w:pPr>
-        <w:spacing w:before="100" w:beforeAutospacing="1" w:after="100" w:afterAutospacing="1" w:line="240" w:lineRule="auto"/>
-        <w:jc w:val="both"/>
+      <w:bookmarkEnd w:id="35"/>
+    </w:p>
+    <w:p>
+      <w:pPr>
+        <w:spacing w:before="100" w:beforeAutospacing="1" w:after="100" w:afterAutospacing="1" w:line="240" w:lineRule="auto"/>
         <w:rPr>
           <w:rFonts w:ascii="Times New Roman" w:eastAsia="Times New Roman" w:hAnsi="Times New Roman" w:cs="Times New Roman"/>
           <w:sz w:val="24"/>
@@ -7811,6 +7687,7 @@
           </w:tcPr>
           <w:p>
             <w:pPr>
+              <w:jc w:val="center"/>
               <w:rPr>
                 <w:rFonts w:ascii="Times New Roman" w:eastAsia="Times New Roman" w:hAnsi="Times New Roman" w:cs="Times New Roman"/>
                 <w:b/>
@@ -7838,6 +7715,7 @@
           </w:tcPr>
           <w:p>
             <w:pPr>
+              <w:jc w:val="center"/>
               <w:rPr>
                 <w:rFonts w:ascii="Times New Roman" w:eastAsia="Times New Roman" w:hAnsi="Times New Roman" w:cs="Times New Roman"/>
                 <w:b/>
@@ -7865,6 +7743,7 @@
           </w:tcPr>
           <w:p>
             <w:pPr>
+              <w:jc w:val="center"/>
               <w:rPr>
                 <w:rFonts w:ascii="Times New Roman" w:eastAsia="Times New Roman" w:hAnsi="Times New Roman" w:cs="Times New Roman"/>
                 <w:b/>
@@ -7892,6 +7771,7 @@
           </w:tcPr>
           <w:p>
             <w:pPr>
+              <w:jc w:val="center"/>
               <w:rPr>
                 <w:rFonts w:ascii="Times New Roman" w:eastAsia="Times New Roman" w:hAnsi="Times New Roman" w:cs="Times New Roman"/>
                 <w:b/>
@@ -7919,6 +7799,7 @@
           </w:tcPr>
           <w:p>
             <w:pPr>
+              <w:jc w:val="center"/>
               <w:rPr>
                 <w:rFonts w:ascii="Times New Roman" w:eastAsia="Times New Roman" w:hAnsi="Times New Roman" w:cs="Times New Roman"/>
                 <w:b/>
@@ -7960,15 +7841,7 @@
                 <w:sz w:val="24"/>
                 <w:szCs w:val="24"/>
               </w:rPr>
-              <w:t xml:space="preserve">ALUSKORT </w:t>
-            </w:r>
-            <w:r>
-              <w:rPr>
-                <w:rFonts w:ascii="Times New Roman" w:eastAsia="Times New Roman" w:hAnsi="Times New Roman" w:cs="Times New Roman"/>
-                <w:sz w:val="24"/>
-                <w:szCs w:val="24"/>
-              </w:rPr>
-              <w:t>[3]</w:t>
+              <w:t>ALUSKORT [1]</w:t>
             </w:r>
           </w:p>
         </w:tc>
@@ -8085,15 +7958,7 @@
                 <w:sz w:val="24"/>
                 <w:szCs w:val="24"/>
               </w:rPr>
-              <w:t xml:space="preserve">CORTEX </w:t>
-            </w:r>
-            <w:r>
-              <w:rPr>
-                <w:rFonts w:ascii="Times New Roman" w:eastAsia="Times New Roman" w:hAnsi="Times New Roman" w:cs="Times New Roman"/>
-                <w:sz w:val="24"/>
-                <w:szCs w:val="24"/>
-              </w:rPr>
-              <w:t>[4]</w:t>
+              <w:t>CORTEX [2]</w:t>
             </w:r>
           </w:p>
         </w:tc>
@@ -8220,15 +8085,7 @@
                 <w:sz w:val="24"/>
                 <w:szCs w:val="24"/>
               </w:rPr>
-              <w:t xml:space="preserve"> </w:t>
-            </w:r>
-            <w:r>
-              <w:rPr>
-                <w:rFonts w:ascii="Times New Roman" w:eastAsia="Times New Roman" w:hAnsi="Times New Roman" w:cs="Times New Roman"/>
-                <w:sz w:val="24"/>
-                <w:szCs w:val="24"/>
-              </w:rPr>
-              <w:t>[2]</w:t>
+              <w:t xml:space="preserve"> [3]</w:t>
             </w:r>
           </w:p>
         </w:tc>
@@ -8356,15 +8213,7 @@
                 <w:szCs w:val="24"/>
               </w:rPr>
               <w:lastRenderedPageBreak/>
-              <w:t xml:space="preserve">KRYSTAL </w:t>
-            </w:r>
-            <w:r>
-              <w:rPr>
-                <w:rFonts w:ascii="Times New Roman" w:eastAsia="Times New Roman" w:hAnsi="Times New Roman" w:cs="Times New Roman"/>
-                <w:sz w:val="24"/>
-                <w:szCs w:val="24"/>
-              </w:rPr>
-              <w:t>[6]</w:t>
+              <w:t>KRYSTAL [6]</w:t>
             </w:r>
           </w:p>
         </w:tc>
@@ -8491,15 +8340,7 @@
                 <w:sz w:val="24"/>
                 <w:szCs w:val="24"/>
               </w:rPr>
-              <w:t xml:space="preserve"> et al. </w:t>
-            </w:r>
-            <w:r>
-              <w:rPr>
-                <w:rFonts w:ascii="Times New Roman" w:eastAsia="Times New Roman" w:hAnsi="Times New Roman" w:cs="Times New Roman"/>
-                <w:sz w:val="24"/>
-                <w:szCs w:val="24"/>
-              </w:rPr>
-              <w:t>[11]</w:t>
+              <w:t xml:space="preserve"> et al. [11]</w:t>
             </w:r>
           </w:p>
         </w:tc>
@@ -8616,15 +8457,7 @@
                 <w:sz w:val="24"/>
                 <w:szCs w:val="24"/>
               </w:rPr>
-              <w:t xml:space="preserve">Ban et al. </w:t>
-            </w:r>
-            <w:r>
-              <w:rPr>
-                <w:rFonts w:ascii="Times New Roman" w:eastAsia="Times New Roman" w:hAnsi="Times New Roman" w:cs="Times New Roman"/>
-                <w:sz w:val="24"/>
-                <w:szCs w:val="24"/>
-              </w:rPr>
-              <w:t>[12]</w:t>
+              <w:t>Ban et al. [12]</w:t>
             </w:r>
           </w:p>
         </w:tc>
@@ -8751,15 +8584,7 @@
                 <w:sz w:val="24"/>
                 <w:szCs w:val="24"/>
               </w:rPr>
-              <w:t xml:space="preserve"> </w:t>
-            </w:r>
-            <w:r>
-              <w:rPr>
-                <w:rFonts w:ascii="Times New Roman" w:eastAsia="Times New Roman" w:hAnsi="Times New Roman" w:cs="Times New Roman"/>
-                <w:sz w:val="24"/>
-                <w:szCs w:val="24"/>
-              </w:rPr>
-              <w:t>[13]</w:t>
+              <w:t xml:space="preserve"> [13]</w:t>
             </w:r>
           </w:p>
         </w:tc>
@@ -8853,15 +8678,6 @@
               </w:rPr>
               <w:t>Not the primary focus</w:t>
             </w:r>
-          </w:p>
-          <w:p>
-            <w:pPr>
-              <w:rPr>
-                <w:rFonts w:ascii="Times New Roman" w:eastAsia="Times New Roman" w:hAnsi="Times New Roman" w:cs="Times New Roman"/>
-                <w:sz w:val="24"/>
-                <w:szCs w:val="24"/>
-              </w:rPr>
-            </w:pPr>
           </w:p>
         </w:tc>
       </w:tr>
@@ -9115,72 +8931,90 @@
     </w:p>
     <w:p>
       <w:pPr>
-        <w:pStyle w:val="Heading3"/>
-      </w:pPr>
-      <w:r>
-        <w:t>3.6 Research Gap</w:t>
-      </w:r>
-    </w:p>
-    <w:p>
-      <w:pPr>
-        <w:spacing w:before="100" w:beforeAutospacing="1" w:after="100" w:afterAutospacing="1" w:line="240" w:lineRule="auto"/>
-        <w:jc w:val="both"/>
-        <w:rPr>
-          <w:rFonts w:ascii="Times New Roman" w:eastAsia="Times New Roman" w:hAnsi="Times New Roman" w:cs="Times New Roman"/>
-          <w:sz w:val="24"/>
-          <w:szCs w:val="24"/>
-        </w:rPr>
-      </w:pPr>
-      <w:r>
-        <w:rPr>
-          <w:rFonts w:ascii="Times New Roman" w:eastAsia="Times New Roman" w:hAnsi="Times New Roman" w:cs="Times New Roman"/>
-          <w:sz w:val="24"/>
-          <w:szCs w:val="24"/>
-        </w:rPr>
-        <w:t xml:space="preserve">The literature therefore establishes that several important parts of cyber incident investigation are already well studied. Multi-agent systems can assist with security analysis and reasoning. Knowledge graphs can represent </w:t>
-      </w:r>
-      <w:proofErr w:type="spellStart"/>
-      <w:r>
-        <w:rPr>
-          <w:rFonts w:ascii="Times New Roman" w:eastAsia="Times New Roman" w:hAnsi="Times New Roman" w:cs="Times New Roman"/>
-          <w:sz w:val="24"/>
-          <w:szCs w:val="24"/>
-        </w:rPr>
-        <w:t>cybersecurity</w:t>
-      </w:r>
-      <w:proofErr w:type="spellEnd"/>
-      <w:r>
-        <w:rPr>
-          <w:rFonts w:ascii="Times New Roman" w:eastAsia="Times New Roman" w:hAnsi="Times New Roman" w:cs="Times New Roman"/>
-          <w:sz w:val="24"/>
-          <w:szCs w:val="24"/>
-        </w:rPr>
-        <w:t xml:space="preserve"> entities, relationships, and provenance. Alert-correlation systems can reduce large alert volumes and identify related activity with substantial measured accuracy. Human-factors research also demonstrates the importance of preserving analyst oversight and meaningful contextual information.</w:t>
-      </w:r>
-    </w:p>
-    <w:p>
-      <w:pPr>
-        <w:spacing w:before="100" w:beforeAutospacing="1" w:after="100" w:afterAutospacing="1" w:line="240" w:lineRule="auto"/>
-        <w:jc w:val="both"/>
-        <w:rPr>
-          <w:rFonts w:ascii="Times New Roman" w:eastAsia="Times New Roman" w:hAnsi="Times New Roman" w:cs="Times New Roman"/>
-          <w:sz w:val="24"/>
-          <w:szCs w:val="24"/>
-        </w:rPr>
-      </w:pPr>
-      <w:r>
-        <w:rPr>
-          <w:rFonts w:ascii="Times New Roman" w:eastAsia="Times New Roman" w:hAnsi="Times New Roman" w:cs="Times New Roman"/>
-          <w:sz w:val="24"/>
-          <w:szCs w:val="24"/>
-        </w:rPr>
-        <w:t xml:space="preserve">Consequently, the primary research gap is </w:t>
-      </w:r>
-      <w:r>
+        <w:spacing w:before="100" w:beforeAutospacing="1" w:after="100" w:afterAutospacing="1" w:line="240" w:lineRule="auto"/>
+        <w:jc w:val="both"/>
+        <w:outlineLvl w:val="2"/>
         <w:rPr>
           <w:rFonts w:ascii="Times New Roman" w:eastAsia="Times New Roman" w:hAnsi="Times New Roman" w:cs="Times New Roman"/>
           <w:b/>
           <w:bCs/>
+          <w:sz w:val="27"/>
+          <w:szCs w:val="27"/>
+        </w:rPr>
+      </w:pPr>
+      <w:bookmarkStart w:id="36" w:name="_Toc239097302"/>
+      <w:r>
+        <w:rPr>
+          <w:rFonts w:ascii="Times New Roman" w:eastAsia="Times New Roman" w:hAnsi="Times New Roman" w:cs="Times New Roman"/>
+          <w:b/>
+          <w:bCs/>
+          <w:sz w:val="27"/>
+          <w:szCs w:val="27"/>
+        </w:rPr>
+        <w:t>3.6 Research Gap</w:t>
+      </w:r>
+      <w:bookmarkEnd w:id="36"/>
+    </w:p>
+    <w:p>
+      <w:pPr>
+        <w:spacing w:before="100" w:beforeAutospacing="1" w:after="100" w:afterAutospacing="1" w:line="240" w:lineRule="auto"/>
+        <w:jc w:val="both"/>
+        <w:rPr>
+          <w:rFonts w:ascii="Times New Roman" w:eastAsia="Times New Roman" w:hAnsi="Times New Roman" w:cs="Times New Roman"/>
+          <w:sz w:val="24"/>
+          <w:szCs w:val="24"/>
+        </w:rPr>
+      </w:pPr>
+      <w:r>
+        <w:rPr>
+          <w:rFonts w:ascii="Times New Roman" w:eastAsia="Times New Roman" w:hAnsi="Times New Roman" w:cs="Times New Roman"/>
+          <w:sz w:val="24"/>
+          <w:szCs w:val="24"/>
+        </w:rPr>
+        <w:t xml:space="preserve">The literature therefore establishes that several important parts of cyber incident investigation are already well studied. Multi-agent systems can assist with security analysis and reasoning. Knowledge graphs can represent </w:t>
+      </w:r>
+      <w:proofErr w:type="spellStart"/>
+      <w:r>
+        <w:rPr>
+          <w:rFonts w:ascii="Times New Roman" w:eastAsia="Times New Roman" w:hAnsi="Times New Roman" w:cs="Times New Roman"/>
+          <w:sz w:val="24"/>
+          <w:szCs w:val="24"/>
+        </w:rPr>
+        <w:t>cybersecurity</w:t>
+      </w:r>
+      <w:proofErr w:type="spellEnd"/>
+      <w:r>
+        <w:rPr>
+          <w:rFonts w:ascii="Times New Roman" w:eastAsia="Times New Roman" w:hAnsi="Times New Roman" w:cs="Times New Roman"/>
+          <w:sz w:val="24"/>
+          <w:szCs w:val="24"/>
+        </w:rPr>
+        <w:t xml:space="preserve"> entities, relationships, and provenance. Alert-correlation systems can reduce large alert volumes and identify related activity with substantial measured accuracy. Human-factors research also demonstrates the importance of preserving analyst oversight and meaningful contextual information.</w:t>
+      </w:r>
+    </w:p>
+    <w:p>
+      <w:pPr>
+        <w:spacing w:before="100" w:beforeAutospacing="1" w:after="100" w:afterAutospacing="1" w:line="240" w:lineRule="auto"/>
+        <w:jc w:val="both"/>
+        <w:rPr>
+          <w:rFonts w:ascii="Times New Roman" w:eastAsia="Times New Roman" w:hAnsi="Times New Roman" w:cs="Times New Roman"/>
+          <w:sz w:val="24"/>
+          <w:szCs w:val="24"/>
+        </w:rPr>
+      </w:pPr>
+      <w:r>
+        <w:rPr>
+          <w:rFonts w:ascii="Times New Roman" w:eastAsia="Times New Roman" w:hAnsi="Times New Roman" w:cs="Times New Roman"/>
+          <w:sz w:val="24"/>
+          <w:szCs w:val="24"/>
+        </w:rPr>
+        <w:t xml:space="preserve">Consequently, the primary research gap is </w:t>
+      </w:r>
+      <w:r>
+        <w:rPr>
+          <w:rFonts w:ascii="Times New Roman" w:eastAsia="Times New Roman" w:hAnsi="Times New Roman" w:cs="Times New Roman"/>
+          <w:b/>
+          <w:bCs/>
           <w:sz w:val="24"/>
           <w:szCs w:val="24"/>
         </w:rPr>
@@ -9192,39 +9026,7 @@
           <w:sz w:val="24"/>
           <w:szCs w:val="24"/>
         </w:rPr>
-        <w:t xml:space="preserve">. Existing research has already demonstrated this capability at scales ranging from tens of thousands of alerts to millions of alerts </w:t>
-      </w:r>
-      <w:r>
-        <w:rPr>
-          <w:rFonts w:ascii="Times New Roman" w:eastAsia="Times New Roman" w:hAnsi="Times New Roman" w:cs="Times New Roman"/>
-          <w:sz w:val="24"/>
-          <w:szCs w:val="24"/>
-        </w:rPr>
-        <w:t>[11]</w:t>
-      </w:r>
-      <w:r>
-        <w:rPr>
-          <w:rFonts w:ascii="Times New Roman" w:eastAsia="Times New Roman" w:hAnsi="Times New Roman" w:cs="Times New Roman"/>
-          <w:sz w:val="24"/>
-          <w:szCs w:val="24"/>
-        </w:rPr>
-        <w:t xml:space="preserve">, </w:t>
-      </w:r>
-      <w:r>
-        <w:rPr>
-          <w:rFonts w:ascii="Times New Roman" w:eastAsia="Times New Roman" w:hAnsi="Times New Roman" w:cs="Times New Roman"/>
-          <w:sz w:val="24"/>
-          <w:szCs w:val="24"/>
-        </w:rPr>
-        <w:t>[12]</w:t>
-      </w:r>
-      <w:r>
-        <w:rPr>
-          <w:rFonts w:ascii="Times New Roman" w:eastAsia="Times New Roman" w:hAnsi="Times New Roman" w:cs="Times New Roman"/>
-          <w:sz w:val="24"/>
-          <w:szCs w:val="24"/>
-        </w:rPr>
-        <w:t xml:space="preserve">. Similarly, the proposed work does not claim novelty from developing another LLM, another multi-agent architecture, or another </w:t>
+        <w:t xml:space="preserve">. Existing research has already demonstrated this capability at scales ranging from tens of thousands of alerts to millions of alerts [11], [12]. Similarly, the proposed work does not claim novelty from developing another LLM, another multi-agent architecture, or another </w:t>
       </w:r>
       <w:proofErr w:type="spellStart"/>
       <w:r>
@@ -9305,7 +9107,7 @@
       <w:pPr>
         <w:numPr>
           <w:ilvl w:val="0"/>
-          <w:numId w:val="27"/>
+          <w:numId w:val="28"/>
         </w:numPr>
         <w:spacing w:before="100" w:beforeAutospacing="1" w:after="100" w:afterAutospacing="1" w:line="240" w:lineRule="auto"/>
         <w:jc w:val="both"/>
@@ -9328,7 +9130,7 @@
       <w:pPr>
         <w:numPr>
           <w:ilvl w:val="0"/>
-          <w:numId w:val="27"/>
+          <w:numId w:val="28"/>
         </w:numPr>
         <w:spacing w:before="100" w:beforeAutospacing="1" w:after="100" w:afterAutospacing="1" w:line="240" w:lineRule="auto"/>
         <w:jc w:val="both"/>
@@ -9351,7 +9153,7 @@
       <w:pPr>
         <w:numPr>
           <w:ilvl w:val="0"/>
-          <w:numId w:val="27"/>
+          <w:numId w:val="28"/>
         </w:numPr>
         <w:spacing w:before="100" w:beforeAutospacing="1" w:after="100" w:afterAutospacing="1" w:line="240" w:lineRule="auto"/>
         <w:jc w:val="both"/>
@@ -9374,7 +9176,7 @@
       <w:pPr>
         <w:numPr>
           <w:ilvl w:val="0"/>
-          <w:numId w:val="27"/>
+          <w:numId w:val="28"/>
         </w:numPr>
         <w:spacing w:before="100" w:beforeAutospacing="1" w:after="100" w:afterAutospacing="1" w:line="240" w:lineRule="auto"/>
         <w:jc w:val="both"/>
@@ -9397,7 +9199,7 @@
       <w:pPr>
         <w:numPr>
           <w:ilvl w:val="0"/>
-          <w:numId w:val="27"/>
+          <w:numId w:val="28"/>
         </w:numPr>
         <w:spacing w:before="100" w:beforeAutospacing="1" w:after="100" w:afterAutospacing="1" w:line="240" w:lineRule="auto"/>
         <w:jc w:val="both"/>
@@ -9420,7 +9222,7 @@
       <w:pPr>
         <w:numPr>
           <w:ilvl w:val="0"/>
-          <w:numId w:val="27"/>
+          <w:numId w:val="28"/>
         </w:numPr>
         <w:spacing w:before="100" w:beforeAutospacing="1" w:after="100" w:afterAutospacing="1" w:line="240" w:lineRule="auto"/>
         <w:jc w:val="both"/>
@@ -9443,7 +9245,7 @@
       <w:pPr>
         <w:numPr>
           <w:ilvl w:val="0"/>
-          <w:numId w:val="27"/>
+          <w:numId w:val="28"/>
         </w:numPr>
         <w:spacing w:before="100" w:beforeAutospacing="1" w:after="100" w:afterAutospacing="1" w:line="240" w:lineRule="auto"/>
         <w:jc w:val="both"/>
@@ -9466,7 +9268,7 @@
       <w:pPr>
         <w:numPr>
           <w:ilvl w:val="0"/>
-          <w:numId w:val="27"/>
+          <w:numId w:val="28"/>
         </w:numPr>
         <w:spacing w:before="100" w:beforeAutospacing="1" w:after="100" w:afterAutospacing="1" w:line="240" w:lineRule="auto"/>
         <w:jc w:val="both"/>
@@ -9516,7 +9318,7 @@
     </w:p>
     <w:p>
       <w:pPr>
-        <w:spacing w:beforeAutospacing="1" w:after="100" w:afterAutospacing="1" w:line="240" w:lineRule="auto"/>
+        <w:spacing w:before="100" w:beforeAutospacing="1" w:after="100" w:afterAutospacing="1" w:line="240" w:lineRule="auto"/>
         <w:jc w:val="both"/>
         <w:rPr>
           <w:rFonts w:ascii="Times New Roman" w:eastAsia="Times New Roman" w:hAnsi="Times New Roman" w:cs="Times New Roman"/>
@@ -9556,368 +9358,282 @@
     </w:p>
     <w:p>
       <w:pPr>
-        <w:pStyle w:val="Heading3"/>
-      </w:pPr>
-      <w:r>
-        <w:t>3.7 Proposed Research Position</w:t>
-      </w:r>
-    </w:p>
-    <w:p>
-      <w:pPr>
-        <w:spacing w:before="100" w:beforeAutospacing="1" w:after="100" w:afterAutospacing="1" w:line="240" w:lineRule="auto"/>
-        <w:jc w:val="both"/>
-        <w:rPr>
-          <w:rFonts w:ascii="Times New Roman" w:eastAsia="Times New Roman" w:hAnsi="Times New Roman" w:cs="Times New Roman"/>
-          <w:sz w:val="24"/>
-          <w:szCs w:val="24"/>
-        </w:rPr>
-      </w:pPr>
-      <w:r>
-        <w:rPr>
-          <w:rFonts w:ascii="Times New Roman" w:eastAsia="Times New Roman" w:hAnsi="Times New Roman" w:cs="Times New Roman"/>
-          <w:sz w:val="24"/>
-          <w:szCs w:val="24"/>
-        </w:rPr>
-        <w:t xml:space="preserve">Based on the reviewed literature, the proposed project is positioned at the intersection of three established research areas: </w:t>
-      </w:r>
-      <w:r>
+        <w:spacing w:before="100" w:beforeAutospacing="1" w:after="100" w:afterAutospacing="1" w:line="240" w:lineRule="auto"/>
+        <w:jc w:val="both"/>
+        <w:outlineLvl w:val="2"/>
         <w:rPr>
           <w:rFonts w:ascii="Times New Roman" w:eastAsia="Times New Roman" w:hAnsi="Times New Roman" w:cs="Times New Roman"/>
           <w:b/>
           <w:bCs/>
-          <w:sz w:val="24"/>
-          <w:szCs w:val="24"/>
-        </w:rPr>
-        <w:t>AI-assisted security investigation, multi-alert correlation, and persistent investigation-state management</w:t>
-      </w:r>
-      <w:r>
-        <w:rPr>
-          <w:rFonts w:ascii="Times New Roman" w:eastAsia="Times New Roman" w:hAnsi="Times New Roman" w:cs="Times New Roman"/>
-          <w:sz w:val="24"/>
-          <w:szCs w:val="24"/>
-        </w:rPr>
-        <w:t>.</w:t>
-      </w:r>
-    </w:p>
-    <w:p>
-      <w:pPr>
-        <w:spacing w:before="100" w:beforeAutospacing="1" w:after="100" w:afterAutospacing="1" w:line="240" w:lineRule="auto"/>
-        <w:jc w:val="both"/>
-        <w:rPr>
-          <w:rFonts w:ascii="Times New Roman" w:eastAsia="Times New Roman" w:hAnsi="Times New Roman" w:cs="Times New Roman"/>
-          <w:sz w:val="24"/>
-          <w:szCs w:val="24"/>
-        </w:rPr>
-      </w:pPr>
-      <w:r>
-        <w:rPr>
-          <w:rFonts w:ascii="Times New Roman" w:eastAsia="Times New Roman" w:hAnsi="Times New Roman" w:cs="Times New Roman"/>
-          <w:sz w:val="24"/>
-          <w:szCs w:val="24"/>
-        </w:rPr>
-        <w:t xml:space="preserve">The first area provides the reasoning mechanisms. CORTEX and ALUSKORT demonstrate that AI and multi-agent systems can perform useful security-analysis tasks, while </w:t>
-      </w:r>
-      <w:proofErr w:type="spellStart"/>
-      <w:r>
-        <w:rPr>
-          <w:rFonts w:ascii="Times New Roman" w:eastAsia="Times New Roman" w:hAnsi="Times New Roman" w:cs="Times New Roman"/>
-          <w:sz w:val="24"/>
-          <w:szCs w:val="24"/>
-        </w:rPr>
-        <w:t>AgCyRAG</w:t>
-      </w:r>
-      <w:proofErr w:type="spellEnd"/>
-      <w:r>
-        <w:rPr>
-          <w:rFonts w:ascii="Times New Roman" w:eastAsia="Times New Roman" w:hAnsi="Times New Roman" w:cs="Times New Roman"/>
-          <w:sz w:val="24"/>
-          <w:szCs w:val="24"/>
-        </w:rPr>
-        <w:t xml:space="preserve"> demonstrates the potential of combining </w:t>
-      </w:r>
-      <w:proofErr w:type="spellStart"/>
-      <w:r>
-        <w:rPr>
-          <w:rFonts w:ascii="Times New Roman" w:eastAsia="Times New Roman" w:hAnsi="Times New Roman" w:cs="Times New Roman"/>
-          <w:sz w:val="24"/>
-          <w:szCs w:val="24"/>
-        </w:rPr>
-        <w:t>agentic</w:t>
-      </w:r>
-      <w:proofErr w:type="spellEnd"/>
-      <w:r>
-        <w:rPr>
-          <w:rFonts w:ascii="Times New Roman" w:eastAsia="Times New Roman" w:hAnsi="Times New Roman" w:cs="Times New Roman"/>
-          <w:sz w:val="24"/>
-          <w:szCs w:val="24"/>
-        </w:rPr>
-        <w:t xml:space="preserve"> reasoning with structured </w:t>
-      </w:r>
-      <w:proofErr w:type="spellStart"/>
-      <w:r>
-        <w:rPr>
-          <w:rFonts w:ascii="Times New Roman" w:eastAsia="Times New Roman" w:hAnsi="Times New Roman" w:cs="Times New Roman"/>
-          <w:sz w:val="24"/>
-          <w:szCs w:val="24"/>
-        </w:rPr>
-        <w:t>cybersecurity</w:t>
-      </w:r>
-      <w:proofErr w:type="spellEnd"/>
-      <w:r>
-        <w:rPr>
-          <w:rFonts w:ascii="Times New Roman" w:eastAsia="Times New Roman" w:hAnsi="Times New Roman" w:cs="Times New Roman"/>
-          <w:sz w:val="24"/>
-          <w:szCs w:val="24"/>
-        </w:rPr>
-        <w:t xml:space="preserve"> knowledge </w:t>
-      </w:r>
-      <w:r>
-        <w:rPr>
-          <w:rFonts w:ascii="Times New Roman" w:eastAsia="Times New Roman" w:hAnsi="Times New Roman" w:cs="Times New Roman"/>
-          <w:sz w:val="24"/>
-          <w:szCs w:val="24"/>
-        </w:rPr>
-        <w:t>[2]</w:t>
-      </w:r>
-      <w:r>
-        <w:rPr>
-          <w:rFonts w:ascii="Times New Roman" w:eastAsia="Times New Roman" w:hAnsi="Times New Roman" w:cs="Times New Roman"/>
-          <w:sz w:val="24"/>
-          <w:szCs w:val="24"/>
-        </w:rPr>
-        <w:t>–</w:t>
-      </w:r>
-      <w:r>
-        <w:rPr>
-          <w:rFonts w:ascii="Times New Roman" w:eastAsia="Times New Roman" w:hAnsi="Times New Roman" w:cs="Times New Roman"/>
-          <w:sz w:val="24"/>
-          <w:szCs w:val="24"/>
-        </w:rPr>
-        <w:t>[4]</w:t>
-      </w:r>
-      <w:r>
-        <w:rPr>
-          <w:rFonts w:ascii="Times New Roman" w:eastAsia="Times New Roman" w:hAnsi="Times New Roman" w:cs="Times New Roman"/>
-          <w:sz w:val="24"/>
-          <w:szCs w:val="24"/>
-        </w:rPr>
-        <w:t>.</w:t>
-      </w:r>
-    </w:p>
-    <w:p>
-      <w:pPr>
-        <w:spacing w:before="100" w:beforeAutospacing="1" w:after="100" w:afterAutospacing="1" w:line="240" w:lineRule="auto"/>
-        <w:jc w:val="both"/>
-        <w:rPr>
-          <w:rFonts w:ascii="Times New Roman" w:eastAsia="Times New Roman" w:hAnsi="Times New Roman" w:cs="Times New Roman"/>
-          <w:sz w:val="24"/>
-          <w:szCs w:val="24"/>
-        </w:rPr>
-      </w:pPr>
-      <w:r>
-        <w:rPr>
-          <w:rFonts w:ascii="Times New Roman" w:eastAsia="Times New Roman" w:hAnsi="Times New Roman" w:cs="Times New Roman"/>
-          <w:sz w:val="24"/>
-          <w:szCs w:val="24"/>
-        </w:rPr>
-        <w:t xml:space="preserve">The second area provides the mechanism for identifying related activity. </w:t>
-      </w:r>
-      <w:proofErr w:type="spellStart"/>
-      <w:r>
-        <w:rPr>
-          <w:rFonts w:ascii="Times New Roman" w:eastAsia="Times New Roman" w:hAnsi="Times New Roman" w:cs="Times New Roman"/>
-          <w:sz w:val="24"/>
-          <w:szCs w:val="24"/>
-        </w:rPr>
-        <w:t>Landauer</w:t>
-      </w:r>
-      <w:proofErr w:type="spellEnd"/>
-      <w:r>
-        <w:rPr>
-          <w:rFonts w:ascii="Times New Roman" w:eastAsia="Times New Roman" w:hAnsi="Times New Roman" w:cs="Times New Roman"/>
-          <w:sz w:val="24"/>
-          <w:szCs w:val="24"/>
-        </w:rPr>
-        <w:t xml:space="preserve"> et al., Ban et al., and </w:t>
-      </w:r>
-      <w:proofErr w:type="spellStart"/>
-      <w:r>
-        <w:rPr>
-          <w:rFonts w:ascii="Times New Roman" w:eastAsia="Times New Roman" w:hAnsi="Times New Roman" w:cs="Times New Roman"/>
-          <w:sz w:val="24"/>
-          <w:szCs w:val="24"/>
-        </w:rPr>
-        <w:t>AutoFlow</w:t>
-      </w:r>
-      <w:proofErr w:type="spellEnd"/>
-      <w:r>
-        <w:rPr>
-          <w:rFonts w:ascii="Times New Roman" w:eastAsia="Times New Roman" w:hAnsi="Times New Roman" w:cs="Times New Roman"/>
-          <w:sz w:val="24"/>
-          <w:szCs w:val="24"/>
-        </w:rPr>
-        <w:t xml:space="preserve"> demonstrate that multiple security alerts can be grouped, correlated, and transformed into more manageable representations </w:t>
-      </w:r>
-      <w:r>
-        <w:rPr>
-          <w:rFonts w:ascii="Times New Roman" w:eastAsia="Times New Roman" w:hAnsi="Times New Roman" w:cs="Times New Roman"/>
-          <w:sz w:val="24"/>
-          <w:szCs w:val="24"/>
-        </w:rPr>
-        <w:t>[11]</w:t>
-      </w:r>
-      <w:r>
-        <w:rPr>
-          <w:rFonts w:ascii="Times New Roman" w:eastAsia="Times New Roman" w:hAnsi="Times New Roman" w:cs="Times New Roman"/>
-          <w:sz w:val="24"/>
-          <w:szCs w:val="24"/>
-        </w:rPr>
-        <w:t>–</w:t>
-      </w:r>
-      <w:r>
-        <w:rPr>
-          <w:rFonts w:ascii="Times New Roman" w:eastAsia="Times New Roman" w:hAnsi="Times New Roman" w:cs="Times New Roman"/>
-          <w:sz w:val="24"/>
-          <w:szCs w:val="24"/>
-        </w:rPr>
-        <w:t>[13]</w:t>
-      </w:r>
-      <w:r>
-        <w:rPr>
-          <w:rFonts w:ascii="Times New Roman" w:eastAsia="Times New Roman" w:hAnsi="Times New Roman" w:cs="Times New Roman"/>
-          <w:sz w:val="24"/>
-          <w:szCs w:val="24"/>
-        </w:rPr>
-        <w:t>. The proposed framework therefore treats alert association as an established capability and as the entry point to investigation rather than as the primary novelty.</w:t>
-      </w:r>
-    </w:p>
-    <w:p>
-      <w:pPr>
-        <w:spacing w:before="100" w:beforeAutospacing="1" w:after="100" w:afterAutospacing="1" w:line="240" w:lineRule="auto"/>
-        <w:jc w:val="both"/>
-        <w:rPr>
-          <w:rFonts w:ascii="Times New Roman" w:eastAsia="Times New Roman" w:hAnsi="Times New Roman" w:cs="Times New Roman"/>
-          <w:sz w:val="24"/>
-          <w:szCs w:val="24"/>
-        </w:rPr>
-      </w:pPr>
-      <w:r>
-        <w:rPr>
-          <w:rFonts w:ascii="Times New Roman" w:eastAsia="Times New Roman" w:hAnsi="Times New Roman" w:cs="Times New Roman"/>
-          <w:sz w:val="24"/>
-          <w:szCs w:val="24"/>
-        </w:rPr>
-        <w:t xml:space="preserve">The third area concerns the representation of an investigation as an evolving computational object. KRYSTAL demonstrates that structured representations of </w:t>
-      </w:r>
-      <w:proofErr w:type="spellStart"/>
-      <w:r>
-        <w:rPr>
-          <w:rFonts w:ascii="Times New Roman" w:eastAsia="Times New Roman" w:hAnsi="Times New Roman" w:cs="Times New Roman"/>
-          <w:sz w:val="24"/>
-          <w:szCs w:val="24"/>
-        </w:rPr>
-        <w:t>cybersecurity</w:t>
-      </w:r>
-      <w:proofErr w:type="spellEnd"/>
-      <w:r>
-        <w:rPr>
-          <w:rFonts w:ascii="Times New Roman" w:eastAsia="Times New Roman" w:hAnsi="Times New Roman" w:cs="Times New Roman"/>
-          <w:sz w:val="24"/>
-          <w:szCs w:val="24"/>
-        </w:rPr>
-        <w:t xml:space="preserve"> activity can be maintained and queried efficiently, while the cognitive literature describes investigation as an </w:t>
-      </w:r>
-      <w:r>
-        <w:rPr>
-          <w:rFonts w:ascii="Times New Roman" w:eastAsia="Times New Roman" w:hAnsi="Times New Roman" w:cs="Times New Roman"/>
-          <w:sz w:val="24"/>
-          <w:szCs w:val="24"/>
-        </w:rPr>
-        <w:lastRenderedPageBreak/>
-        <w:t xml:space="preserve">iterative process in which understanding changes as new evidence becomes available </w:t>
-      </w:r>
-      <w:r>
-        <w:rPr>
-          <w:rFonts w:ascii="Times New Roman" w:eastAsia="Times New Roman" w:hAnsi="Times New Roman" w:cs="Times New Roman"/>
-          <w:sz w:val="24"/>
-          <w:szCs w:val="24"/>
-        </w:rPr>
-        <w:t>[6]</w:t>
-      </w:r>
-      <w:r>
-        <w:rPr>
-          <w:rFonts w:ascii="Times New Roman" w:eastAsia="Times New Roman" w:hAnsi="Times New Roman" w:cs="Times New Roman"/>
-          <w:sz w:val="24"/>
-          <w:szCs w:val="24"/>
-        </w:rPr>
-        <w:t xml:space="preserve">, </w:t>
-      </w:r>
-      <w:r>
-        <w:rPr>
-          <w:rFonts w:ascii="Times New Roman" w:eastAsia="Times New Roman" w:hAnsi="Times New Roman" w:cs="Times New Roman"/>
-          <w:sz w:val="24"/>
-          <w:szCs w:val="24"/>
-        </w:rPr>
-        <w:t>[7]</w:t>
-      </w:r>
-      <w:r>
-        <w:rPr>
-          <w:rFonts w:ascii="Times New Roman" w:eastAsia="Times New Roman" w:hAnsi="Times New Roman" w:cs="Times New Roman"/>
-          <w:sz w:val="24"/>
-          <w:szCs w:val="24"/>
-        </w:rPr>
-        <w:t xml:space="preserve">, </w:t>
-      </w:r>
-      <w:proofErr w:type="gramStart"/>
-      <w:r>
-        <w:rPr>
-          <w:rFonts w:ascii="Times New Roman" w:eastAsia="Times New Roman" w:hAnsi="Times New Roman" w:cs="Times New Roman"/>
-          <w:sz w:val="24"/>
-          <w:szCs w:val="24"/>
-        </w:rPr>
-        <w:t>[</w:t>
-      </w:r>
-      <w:proofErr w:type="gramEnd"/>
-      <w:r>
-        <w:rPr>
-          <w:rFonts w:ascii="Times New Roman" w:eastAsia="Times New Roman" w:hAnsi="Times New Roman" w:cs="Times New Roman"/>
-          <w:sz w:val="24"/>
-          <w:szCs w:val="24"/>
-        </w:rPr>
-        <w:t>10]</w:t>
-      </w:r>
-      <w:r>
-        <w:rPr>
-          <w:rFonts w:ascii="Times New Roman" w:eastAsia="Times New Roman" w:hAnsi="Times New Roman" w:cs="Times New Roman"/>
-          <w:sz w:val="24"/>
-          <w:szCs w:val="24"/>
-        </w:rPr>
-        <w:t>. However, these strands of research do not provide the persistent case-level investigation state proposed in this project.</w:t>
-      </w:r>
-    </w:p>
-    <w:p>
-      <w:pPr>
-        <w:spacing w:before="100" w:beforeAutospacing="1" w:after="100" w:afterAutospacing="1" w:line="240" w:lineRule="auto"/>
-        <w:jc w:val="both"/>
-        <w:rPr>
-          <w:rFonts w:ascii="Times New Roman" w:eastAsia="Times New Roman" w:hAnsi="Times New Roman" w:cs="Times New Roman"/>
-          <w:sz w:val="24"/>
-          <w:szCs w:val="24"/>
-        </w:rPr>
-      </w:pPr>
-      <w:r>
-        <w:rPr>
-          <w:rFonts w:ascii="Times New Roman" w:eastAsia="Times New Roman" w:hAnsi="Times New Roman" w:cs="Times New Roman"/>
-          <w:sz w:val="24"/>
-          <w:szCs w:val="24"/>
-        </w:rPr>
-        <w:t xml:space="preserve">The intended contribution is consequently a </w:t>
-      </w:r>
+          <w:sz w:val="27"/>
+          <w:szCs w:val="27"/>
+        </w:rPr>
+      </w:pPr>
+      <w:bookmarkStart w:id="37" w:name="_Toc239097303"/>
       <w:r>
         <w:rPr>
           <w:rFonts w:ascii="Times New Roman" w:eastAsia="Times New Roman" w:hAnsi="Times New Roman" w:cs="Times New Roman"/>
           <w:b/>
           <w:bCs/>
+          <w:sz w:val="27"/>
+          <w:szCs w:val="27"/>
+        </w:rPr>
+        <w:t>3.7 Proposed Research Position</w:t>
+      </w:r>
+      <w:bookmarkEnd w:id="37"/>
+    </w:p>
+    <w:p>
+      <w:pPr>
+        <w:spacing w:before="100" w:beforeAutospacing="1" w:after="100" w:afterAutospacing="1" w:line="240" w:lineRule="auto"/>
+        <w:jc w:val="both"/>
+        <w:rPr>
+          <w:rFonts w:ascii="Times New Roman" w:eastAsia="Times New Roman" w:hAnsi="Times New Roman" w:cs="Times New Roman"/>
+          <w:sz w:val="24"/>
+          <w:szCs w:val="24"/>
+        </w:rPr>
+      </w:pPr>
+      <w:r>
+        <w:rPr>
+          <w:rFonts w:ascii="Times New Roman" w:eastAsia="Times New Roman" w:hAnsi="Times New Roman" w:cs="Times New Roman"/>
+          <w:sz w:val="24"/>
+          <w:szCs w:val="24"/>
+        </w:rPr>
+        <w:t xml:space="preserve">Based on the reviewed literature, the proposed project is positioned at the intersection of three established research areas: </w:t>
+      </w:r>
+      <w:r>
+        <w:rPr>
+          <w:rFonts w:ascii="Times New Roman" w:eastAsia="Times New Roman" w:hAnsi="Times New Roman" w:cs="Times New Roman"/>
+          <w:b/>
+          <w:bCs/>
+          <w:sz w:val="24"/>
+          <w:szCs w:val="24"/>
+        </w:rPr>
+        <w:t>AI-assisted security investigation, multi-alert correlation, and persistent investigation-state management</w:t>
+      </w:r>
+      <w:r>
+        <w:rPr>
+          <w:rFonts w:ascii="Times New Roman" w:eastAsia="Times New Roman" w:hAnsi="Times New Roman" w:cs="Times New Roman"/>
+          <w:sz w:val="24"/>
+          <w:szCs w:val="24"/>
+        </w:rPr>
+        <w:t>.</w:t>
+      </w:r>
+    </w:p>
+    <w:p>
+      <w:pPr>
+        <w:spacing w:before="100" w:beforeAutospacing="1" w:after="100" w:afterAutospacing="1" w:line="240" w:lineRule="auto"/>
+        <w:jc w:val="both"/>
+        <w:rPr>
+          <w:rFonts w:ascii="Times New Roman" w:eastAsia="Times New Roman" w:hAnsi="Times New Roman" w:cs="Times New Roman"/>
+          <w:sz w:val="24"/>
+          <w:szCs w:val="24"/>
+        </w:rPr>
+      </w:pPr>
+      <w:r>
+        <w:rPr>
+          <w:rFonts w:ascii="Times New Roman" w:eastAsia="Times New Roman" w:hAnsi="Times New Roman" w:cs="Times New Roman"/>
+          <w:sz w:val="24"/>
+          <w:szCs w:val="24"/>
+        </w:rPr>
+        <w:t xml:space="preserve">The first area provides the reasoning mechanisms. CORTEX and ALUSKORT demonstrate that AI and multi-agent systems can perform useful security-analysis tasks, while </w:t>
+      </w:r>
+      <w:proofErr w:type="spellStart"/>
+      <w:r>
+        <w:rPr>
+          <w:rFonts w:ascii="Times New Roman" w:eastAsia="Times New Roman" w:hAnsi="Times New Roman" w:cs="Times New Roman"/>
+          <w:sz w:val="24"/>
+          <w:szCs w:val="24"/>
+        </w:rPr>
+        <w:t>AgCyRAG</w:t>
+      </w:r>
+      <w:proofErr w:type="spellEnd"/>
+      <w:r>
+        <w:rPr>
+          <w:rFonts w:ascii="Times New Roman" w:eastAsia="Times New Roman" w:hAnsi="Times New Roman" w:cs="Times New Roman"/>
+          <w:sz w:val="24"/>
+          <w:szCs w:val="24"/>
+        </w:rPr>
+        <w:t xml:space="preserve"> demonstrates the potential of combining </w:t>
+      </w:r>
+      <w:proofErr w:type="spellStart"/>
+      <w:r>
+        <w:rPr>
+          <w:rFonts w:ascii="Times New Roman" w:eastAsia="Times New Roman" w:hAnsi="Times New Roman" w:cs="Times New Roman"/>
+          <w:sz w:val="24"/>
+          <w:szCs w:val="24"/>
+        </w:rPr>
+        <w:t>agentic</w:t>
+      </w:r>
+      <w:proofErr w:type="spellEnd"/>
+      <w:r>
+        <w:rPr>
+          <w:rFonts w:ascii="Times New Roman" w:eastAsia="Times New Roman" w:hAnsi="Times New Roman" w:cs="Times New Roman"/>
+          <w:sz w:val="24"/>
+          <w:szCs w:val="24"/>
+        </w:rPr>
+        <w:t xml:space="preserve"> reasoning with structured </w:t>
+      </w:r>
+      <w:proofErr w:type="spellStart"/>
+      <w:r>
+        <w:rPr>
+          <w:rFonts w:ascii="Times New Roman" w:eastAsia="Times New Roman" w:hAnsi="Times New Roman" w:cs="Times New Roman"/>
+          <w:sz w:val="24"/>
+          <w:szCs w:val="24"/>
+        </w:rPr>
+        <w:t>cybersecurity</w:t>
+      </w:r>
+      <w:proofErr w:type="spellEnd"/>
+      <w:r>
+        <w:rPr>
+          <w:rFonts w:ascii="Times New Roman" w:eastAsia="Times New Roman" w:hAnsi="Times New Roman" w:cs="Times New Roman"/>
+          <w:sz w:val="24"/>
+          <w:szCs w:val="24"/>
+        </w:rPr>
+        <w:t xml:space="preserve"> knowledge [1]–[3].</w:t>
+      </w:r>
+    </w:p>
+    <w:p>
+      <w:pPr>
+        <w:spacing w:before="100" w:beforeAutospacing="1" w:after="100" w:afterAutospacing="1" w:line="240" w:lineRule="auto"/>
+        <w:jc w:val="both"/>
+        <w:rPr>
+          <w:rFonts w:ascii="Times New Roman" w:eastAsia="Times New Roman" w:hAnsi="Times New Roman" w:cs="Times New Roman"/>
+          <w:sz w:val="24"/>
+          <w:szCs w:val="24"/>
+        </w:rPr>
+      </w:pPr>
+      <w:r>
+        <w:rPr>
+          <w:rFonts w:ascii="Times New Roman" w:eastAsia="Times New Roman" w:hAnsi="Times New Roman" w:cs="Times New Roman"/>
+          <w:sz w:val="24"/>
+          <w:szCs w:val="24"/>
+        </w:rPr>
+        <w:t xml:space="preserve">The second area provides the mechanism for identifying related activity. </w:t>
+      </w:r>
+      <w:proofErr w:type="spellStart"/>
+      <w:r>
+        <w:rPr>
+          <w:rFonts w:ascii="Times New Roman" w:eastAsia="Times New Roman" w:hAnsi="Times New Roman" w:cs="Times New Roman"/>
+          <w:sz w:val="24"/>
+          <w:szCs w:val="24"/>
+        </w:rPr>
+        <w:t>Landauer</w:t>
+      </w:r>
+      <w:proofErr w:type="spellEnd"/>
+      <w:r>
+        <w:rPr>
+          <w:rFonts w:ascii="Times New Roman" w:eastAsia="Times New Roman" w:hAnsi="Times New Roman" w:cs="Times New Roman"/>
+          <w:sz w:val="24"/>
+          <w:szCs w:val="24"/>
+        </w:rPr>
+        <w:t xml:space="preserve"> et al., Ban et al., and </w:t>
+      </w:r>
+      <w:proofErr w:type="spellStart"/>
+      <w:r>
+        <w:rPr>
+          <w:rFonts w:ascii="Times New Roman" w:eastAsia="Times New Roman" w:hAnsi="Times New Roman" w:cs="Times New Roman"/>
+          <w:sz w:val="24"/>
+          <w:szCs w:val="24"/>
+        </w:rPr>
+        <w:t>AutoFlow</w:t>
+      </w:r>
+      <w:proofErr w:type="spellEnd"/>
+      <w:r>
+        <w:rPr>
+          <w:rFonts w:ascii="Times New Roman" w:eastAsia="Times New Roman" w:hAnsi="Times New Roman" w:cs="Times New Roman"/>
+          <w:sz w:val="24"/>
+          <w:szCs w:val="24"/>
+        </w:rPr>
+        <w:t xml:space="preserve"> demonstrate that multiple security alerts can be grouped, correlated, and transformed into more manageable representations [11]–[13]. The proposed framework therefore treats alert association as an established capability and as the entry point to investigation rather than as the primary novelty.</w:t>
+      </w:r>
+    </w:p>
+    <w:p>
+      <w:pPr>
+        <w:spacing w:before="100" w:beforeAutospacing="1" w:after="100" w:afterAutospacing="1" w:line="240" w:lineRule="auto"/>
+        <w:jc w:val="both"/>
+        <w:rPr>
+          <w:rFonts w:ascii="Times New Roman" w:eastAsia="Times New Roman" w:hAnsi="Times New Roman" w:cs="Times New Roman"/>
+          <w:sz w:val="24"/>
+          <w:szCs w:val="24"/>
+        </w:rPr>
+      </w:pPr>
+      <w:r>
+        <w:rPr>
+          <w:rFonts w:ascii="Times New Roman" w:eastAsia="Times New Roman" w:hAnsi="Times New Roman" w:cs="Times New Roman"/>
+          <w:sz w:val="24"/>
+          <w:szCs w:val="24"/>
+        </w:rPr>
+        <w:t xml:space="preserve">The third area concerns the representation of an investigation as an evolving computational object. KRYSTAL demonstrates that structured representations of </w:t>
+      </w:r>
+      <w:proofErr w:type="spellStart"/>
+      <w:r>
+        <w:rPr>
+          <w:rFonts w:ascii="Times New Roman" w:eastAsia="Times New Roman" w:hAnsi="Times New Roman" w:cs="Times New Roman"/>
+          <w:sz w:val="24"/>
+          <w:szCs w:val="24"/>
+        </w:rPr>
+        <w:t>cybersecurity</w:t>
+      </w:r>
+      <w:proofErr w:type="spellEnd"/>
+      <w:r>
+        <w:rPr>
+          <w:rFonts w:ascii="Times New Roman" w:eastAsia="Times New Roman" w:hAnsi="Times New Roman" w:cs="Times New Roman"/>
+          <w:sz w:val="24"/>
+          <w:szCs w:val="24"/>
+        </w:rPr>
+        <w:t xml:space="preserve"> activity can be maintained and queried efficiently, while the cognitive literature describes investigation as an </w:t>
+      </w:r>
+      <w:r>
+        <w:rPr>
+          <w:rFonts w:ascii="Times New Roman" w:eastAsia="Times New Roman" w:hAnsi="Times New Roman" w:cs="Times New Roman"/>
+          <w:sz w:val="24"/>
+          <w:szCs w:val="24"/>
+        </w:rPr>
+        <w:lastRenderedPageBreak/>
+        <w:t xml:space="preserve">iterative process in which understanding changes as new evidence becomes available [6], [7], </w:t>
+      </w:r>
+      <w:proofErr w:type="gramStart"/>
+      <w:r>
+        <w:rPr>
+          <w:rFonts w:ascii="Times New Roman" w:eastAsia="Times New Roman" w:hAnsi="Times New Roman" w:cs="Times New Roman"/>
+          <w:sz w:val="24"/>
+          <w:szCs w:val="24"/>
+        </w:rPr>
+        <w:t>[</w:t>
+      </w:r>
+      <w:proofErr w:type="gramEnd"/>
+      <w:r>
+        <w:rPr>
+          <w:rFonts w:ascii="Times New Roman" w:eastAsia="Times New Roman" w:hAnsi="Times New Roman" w:cs="Times New Roman"/>
+          <w:sz w:val="24"/>
+          <w:szCs w:val="24"/>
+        </w:rPr>
+        <w:t>10]. However, these strands of research do not provide the persistent case-level investigation state proposed in this project.</w:t>
+      </w:r>
+    </w:p>
+    <w:p>
+      <w:pPr>
+        <w:spacing w:before="100" w:beforeAutospacing="1" w:after="100" w:afterAutospacing="1" w:line="240" w:lineRule="auto"/>
+        <w:jc w:val="both"/>
+        <w:rPr>
+          <w:rFonts w:ascii="Times New Roman" w:eastAsia="Times New Roman" w:hAnsi="Times New Roman" w:cs="Times New Roman"/>
+          <w:sz w:val="24"/>
+          <w:szCs w:val="24"/>
+        </w:rPr>
+      </w:pPr>
+      <w:r>
+        <w:rPr>
+          <w:rFonts w:ascii="Times New Roman" w:eastAsia="Times New Roman" w:hAnsi="Times New Roman" w:cs="Times New Roman"/>
+          <w:sz w:val="24"/>
+          <w:szCs w:val="24"/>
+        </w:rPr>
+        <w:t xml:space="preserve">The intended contribution is consequently a </w:t>
+      </w:r>
+      <w:r>
+        <w:rPr>
+          <w:rFonts w:ascii="Times New Roman" w:eastAsia="Times New Roman" w:hAnsi="Times New Roman" w:cs="Times New Roman"/>
+          <w:b/>
+          <w:bCs/>
           <w:sz w:val="24"/>
           <w:szCs w:val="24"/>
         </w:rPr>
@@ -9954,6 +9670,8 @@
     <w:p>
       <w:pPr>
         <w:spacing w:before="100" w:beforeAutospacing="1" w:after="100" w:afterAutospacing="1" w:line="240" w:lineRule="auto"/>
+        <w:jc w:val="both"/>
+        <w:outlineLvl w:val="1"/>
         <w:rPr>
           <w:rFonts w:ascii="Times New Roman" w:eastAsia="Times New Roman" w:hAnsi="Times New Roman" w:cs="Times New Roman"/>
           <w:sz w:val="2"/>
@@ -9963,12 +9681,23 @@
     </w:p>
     <w:p>
       <w:pPr>
+        <w:spacing w:before="100" w:beforeAutospacing="1" w:after="100" w:afterAutospacing="1" w:line="240" w:lineRule="auto"/>
+        <w:rPr>
+          <w:rFonts w:ascii="Times New Roman" w:eastAsia="Times New Roman" w:hAnsi="Times New Roman" w:cs="Times New Roman"/>
+          <w:sz w:val="2"/>
+          <w:szCs w:val="2"/>
+        </w:rPr>
+      </w:pPr>
+    </w:p>
+    <w:p>
+      <w:pPr>
         <w:pStyle w:val="Heading2"/>
       </w:pPr>
+      <w:bookmarkStart w:id="38" w:name="_Toc239097304"/>
       <w:r>
         <w:t>4. Research Questions</w:t>
       </w:r>
-      <w:bookmarkEnd w:id="21"/>
+      <w:bookmarkEnd w:id="38"/>
     </w:p>
     <w:p>
       <w:pPr>
@@ -10086,30 +9815,22 @@
       <w:pPr>
         <w:pStyle w:val="Heading2"/>
       </w:pPr>
-      <w:bookmarkStart w:id="22" w:name="_Toc238930147"/>
+      <w:bookmarkStart w:id="39" w:name="_Toc239097305"/>
       <w:r>
         <w:t>5. Project Objectives</w:t>
       </w:r>
-      <w:bookmarkEnd w:id="22"/>
-    </w:p>
-    <w:p>
-      <w:pPr>
-        <w:spacing w:before="100" w:beforeAutospacing="1" w:after="100" w:afterAutospacing="1" w:line="240" w:lineRule="auto"/>
-        <w:jc w:val="both"/>
-        <w:rPr>
-          <w:rFonts w:ascii="Times New Roman" w:eastAsia="Times New Roman" w:hAnsi="Times New Roman" w:cs="Times New Roman"/>
-          <w:sz w:val="24"/>
-          <w:szCs w:val="24"/>
-        </w:rPr>
-      </w:pPr>
-      <w:r>
-        <w:rPr>
-          <w:rFonts w:ascii="Times New Roman" w:eastAsia="Times New Roman" w:hAnsi="Times New Roman" w:cs="Times New Roman"/>
-          <w:sz w:val="24"/>
-          <w:szCs w:val="24"/>
-        </w:rPr>
-        <w:t xml:space="preserve">The main objective of this project is to design and implement an AI-assisted cyber incident investigation framework that can associate related security alerts with a common investigation </w:t>
-      </w:r>
+      <w:bookmarkEnd w:id="39"/>
+    </w:p>
+    <w:p>
+      <w:pPr>
+        <w:spacing w:before="100" w:beforeAutospacing="1" w:after="100" w:afterAutospacing="1" w:line="240" w:lineRule="auto"/>
+        <w:jc w:val="both"/>
+        <w:rPr>
+          <w:rFonts w:ascii="Times New Roman" w:eastAsia="Times New Roman" w:hAnsi="Times New Roman" w:cs="Times New Roman"/>
+          <w:sz w:val="24"/>
+          <w:szCs w:val="24"/>
+        </w:rPr>
+      </w:pPr>
       <w:r>
         <w:rPr>
           <w:rFonts w:ascii="Times New Roman" w:eastAsia="Times New Roman" w:hAnsi="Times New Roman" w:cs="Times New Roman"/>
@@ -10117,7 +9838,7 @@
           <w:szCs w:val="24"/>
         </w:rPr>
         <w:lastRenderedPageBreak/>
-        <w:t>case and maintain their combined context within a persistent Cyber Investigation State. The specific objectives are:</w:t>
+        <w:t>The main objective of this project is to design and implement an AI-assisted cyber incident investigation framework that can associate related security alerts with a common investigation case and maintain their combined context within a persistent Cyber Investigation State. The specific objectives are:</w:t>
       </w:r>
     </w:p>
     <w:p>
@@ -10506,11 +10227,11 @@
       <w:pPr>
         <w:pStyle w:val="Heading2"/>
       </w:pPr>
-      <w:bookmarkStart w:id="23" w:name="_Toc238930148"/>
+      <w:bookmarkStart w:id="40" w:name="_Toc239097306"/>
       <w:r>
         <w:t>6. Scope of the Project</w:t>
       </w:r>
-      <w:bookmarkEnd w:id="23"/>
+      <w:bookmarkEnd w:id="40"/>
     </w:p>
     <w:p>
       <w:pPr>
@@ -10535,12 +10256,12 @@
       <w:pPr>
         <w:pStyle w:val="Heading3"/>
       </w:pPr>
-      <w:bookmarkStart w:id="24" w:name="_Toc238930149"/>
+      <w:bookmarkStart w:id="41" w:name="_Toc239097307"/>
       <w:r>
         <w:lastRenderedPageBreak/>
         <w:t>6.1 Security Monitoring and Telemetry</w:t>
       </w:r>
-      <w:bookmarkEnd w:id="24"/>
+      <w:bookmarkEnd w:id="41"/>
     </w:p>
     <w:p>
       <w:pPr>
@@ -10613,11 +10334,11 @@
       <w:pPr>
         <w:pStyle w:val="Heading3"/>
       </w:pPr>
-      <w:bookmarkStart w:id="25" w:name="_Toc238930150"/>
+      <w:bookmarkStart w:id="42" w:name="_Toc239097308"/>
       <w:r>
         <w:t>6.2 Multi-Alert Investigation Scope</w:t>
       </w:r>
-      <w:bookmarkEnd w:id="25"/>
+      <w:bookmarkEnd w:id="42"/>
     </w:p>
     <w:p>
       <w:pPr>
@@ -10716,11 +10437,11 @@
       <w:pPr>
         <w:pStyle w:val="Heading3"/>
       </w:pPr>
-      <w:bookmarkStart w:id="26" w:name="_Toc238930151"/>
+      <w:bookmarkStart w:id="43" w:name="_Toc239097309"/>
       <w:r>
         <w:t>6.3 Investigation State</w:t>
       </w:r>
-      <w:bookmarkEnd w:id="26"/>
+      <w:bookmarkEnd w:id="43"/>
     </w:p>
     <w:p>
       <w:pPr>
@@ -11206,11 +10927,11 @@
       <w:pPr>
         <w:pStyle w:val="Heading3"/>
       </w:pPr>
-      <w:bookmarkStart w:id="27" w:name="_Toc238930152"/>
+      <w:bookmarkStart w:id="44" w:name="_Toc239097310"/>
       <w:r>
         <w:t>6.4 AI-Assisted Investigation</w:t>
       </w:r>
-      <w:bookmarkEnd w:id="27"/>
+      <w:bookmarkEnd w:id="44"/>
     </w:p>
     <w:p>
       <w:pPr>
@@ -11289,11 +11010,11 @@
       <w:pPr>
         <w:pStyle w:val="Heading3"/>
       </w:pPr>
-      <w:bookmarkStart w:id="28" w:name="_Toc238930153"/>
+      <w:bookmarkStart w:id="45" w:name="_Toc239097311"/>
       <w:r>
         <w:t>6.5 Investigation Scenarios</w:t>
       </w:r>
-      <w:bookmarkEnd w:id="28"/>
+      <w:bookmarkEnd w:id="45"/>
     </w:p>
     <w:p>
       <w:pPr>
@@ -11440,11 +11161,11 @@
       <w:pPr>
         <w:pStyle w:val="Heading3"/>
       </w:pPr>
-      <w:bookmarkStart w:id="29" w:name="_Toc238930154"/>
+      <w:bookmarkStart w:id="46" w:name="_Toc239097312"/>
       <w:r>
         <w:t>6.6 User Interface and Investigation Output</w:t>
       </w:r>
-      <w:bookmarkEnd w:id="29"/>
+      <w:bookmarkEnd w:id="46"/>
     </w:p>
     <w:p>
       <w:pPr>
@@ -11488,11 +11209,11 @@
       <w:pPr>
         <w:pStyle w:val="Heading3"/>
       </w:pPr>
-      <w:bookmarkStart w:id="30" w:name="_Toc238930155"/>
+      <w:bookmarkStart w:id="47" w:name="_Toc239097313"/>
       <w:r>
         <w:t>6.7 Exclusions</w:t>
       </w:r>
-      <w:bookmarkEnd w:id="30"/>
+      <w:bookmarkEnd w:id="47"/>
     </w:p>
     <w:p>
       <w:pPr>
@@ -11741,11 +11462,11 @@
       <w:pPr>
         <w:pStyle w:val="Heading2"/>
       </w:pPr>
-      <w:bookmarkStart w:id="31" w:name="_Toc238930156"/>
+      <w:bookmarkStart w:id="48" w:name="_Toc239097314"/>
       <w:r>
         <w:t>7. Proposed Methodology</w:t>
       </w:r>
-      <w:bookmarkEnd w:id="31"/>
+      <w:bookmarkEnd w:id="48"/>
     </w:p>
     <w:p>
       <w:pPr>
@@ -11770,12 +11491,12 @@
       <w:pPr>
         <w:pStyle w:val="Heading3"/>
       </w:pPr>
-      <w:bookmarkStart w:id="32" w:name="_Toc238930157"/>
+      <w:bookmarkStart w:id="49" w:name="_Toc239097315"/>
       <w:r>
         <w:lastRenderedPageBreak/>
         <w:t>7.1 Investigation Workflow</w:t>
       </w:r>
-      <w:bookmarkEnd w:id="32"/>
+      <w:bookmarkEnd w:id="49"/>
     </w:p>
     <w:p>
       <w:pPr>
@@ -12005,11 +11726,11 @@
       <w:pPr>
         <w:pStyle w:val="Heading3"/>
       </w:pPr>
-      <w:bookmarkStart w:id="33" w:name="_Toc238930158"/>
+      <w:bookmarkStart w:id="50" w:name="_Toc239097316"/>
       <w:r>
         <w:t>7.2 Alert-to-Case Association</w:t>
       </w:r>
-      <w:bookmarkEnd w:id="33"/>
+      <w:bookmarkEnd w:id="50"/>
     </w:p>
     <w:p>
       <w:pPr>
@@ -12409,11 +12130,11 @@
       <w:pPr>
         <w:pStyle w:val="Heading3"/>
       </w:pPr>
-      <w:bookmarkStart w:id="34" w:name="_Toc238930159"/>
+      <w:bookmarkStart w:id="51" w:name="_Toc239097317"/>
       <w:r>
         <w:t>7.3 Cyber Investigation State Model</w:t>
       </w:r>
-      <w:bookmarkEnd w:id="34"/>
+      <w:bookmarkEnd w:id="51"/>
     </w:p>
     <w:p>
       <w:pPr>
@@ -12832,11 +12553,11 @@
       <w:pPr>
         <w:pStyle w:val="Heading3"/>
       </w:pPr>
-      <w:bookmarkStart w:id="35" w:name="_Toc238930160"/>
+      <w:bookmarkStart w:id="52" w:name="_Toc239097318"/>
       <w:r>
         <w:t>7.4 Investigative Question Generation and Tracking</w:t>
       </w:r>
-      <w:bookmarkEnd w:id="35"/>
+      <w:bookmarkEnd w:id="52"/>
     </w:p>
     <w:p>
       <w:pPr>
@@ -12937,11 +12658,11 @@
         <w:pStyle w:val="Heading3"/>
         <w:jc w:val="both"/>
       </w:pPr>
-      <w:bookmarkStart w:id="36" w:name="_Toc238930161"/>
+      <w:bookmarkStart w:id="53" w:name="_Toc239097319"/>
       <w:r>
         <w:t>7.5 Evidence Acquisition and Correlation</w:t>
       </w:r>
-      <w:bookmarkEnd w:id="36"/>
+      <w:bookmarkEnd w:id="53"/>
     </w:p>
     <w:p>
       <w:pPr>
@@ -13035,11 +12756,11 @@
       <w:pPr>
         <w:pStyle w:val="Heading3"/>
       </w:pPr>
-      <w:bookmarkStart w:id="37" w:name="_Toc238930162"/>
+      <w:bookmarkStart w:id="54" w:name="_Toc239097320"/>
       <w:r>
         <w:t>7.6 AI-Assisted Reasoning and Multi-Agent Investigation</w:t>
       </w:r>
-      <w:bookmarkEnd w:id="37"/>
+      <w:bookmarkEnd w:id="54"/>
     </w:p>
     <w:p>
       <w:pPr>
@@ -13090,11 +12811,11 @@
       <w:pPr>
         <w:pStyle w:val="Heading3"/>
       </w:pPr>
-      <w:bookmarkStart w:id="38" w:name="_Toc238930163"/>
+      <w:bookmarkStart w:id="55" w:name="_Toc239097321"/>
       <w:r>
         <w:t>7.7 Investigation Sufficiency</w:t>
       </w:r>
-      <w:bookmarkEnd w:id="38"/>
+      <w:bookmarkEnd w:id="55"/>
     </w:p>
     <w:p>
       <w:pPr>
@@ -13349,11 +13070,11 @@
       <w:pPr>
         <w:pStyle w:val="Heading3"/>
       </w:pPr>
-      <w:bookmarkStart w:id="39" w:name="_Toc238930164"/>
+      <w:bookmarkStart w:id="56" w:name="_Toc239097322"/>
       <w:r>
         <w:t>7.8 Analyst Interface</w:t>
       </w:r>
-      <w:bookmarkEnd w:id="39"/>
+      <w:bookmarkEnd w:id="56"/>
     </w:p>
     <w:p>
       <w:pPr>
@@ -13699,11 +13420,11 @@
       <w:pPr>
         <w:pStyle w:val="Heading3"/>
       </w:pPr>
-      <w:bookmarkStart w:id="40" w:name="_Toc238930165"/>
+      <w:bookmarkStart w:id="57" w:name="_Toc239097323"/>
       <w:r>
         <w:t>7.9 Controlled Evaluation</w:t>
       </w:r>
-      <w:bookmarkEnd w:id="40"/>
+      <w:bookmarkEnd w:id="57"/>
     </w:p>
     <w:p>
       <w:pPr>
@@ -14090,12 +13811,12 @@
       <w:pPr>
         <w:pStyle w:val="Heading2"/>
       </w:pPr>
-      <w:bookmarkStart w:id="41" w:name="_Toc238930166"/>
+      <w:bookmarkStart w:id="58" w:name="_Toc239097324"/>
       <w:r>
         <w:lastRenderedPageBreak/>
         <w:t>8. Proposed System Architecture</w:t>
       </w:r>
-      <w:bookmarkEnd w:id="41"/>
+      <w:bookmarkEnd w:id="58"/>
     </w:p>
     <w:p>
       <w:pPr>
@@ -14171,11 +13892,11 @@
       <w:pPr>
         <w:pStyle w:val="Heading3"/>
       </w:pPr>
-      <w:bookmarkStart w:id="42" w:name="_Toc238930167"/>
+      <w:bookmarkStart w:id="59" w:name="_Toc239097325"/>
       <w:r>
         <w:t>8.1 Alert Sources</w:t>
       </w:r>
-      <w:bookmarkEnd w:id="42"/>
+      <w:bookmarkEnd w:id="59"/>
     </w:p>
     <w:p>
       <w:pPr>
@@ -14273,11 +13994,11 @@
       <w:pPr>
         <w:pStyle w:val="Heading3"/>
       </w:pPr>
-      <w:bookmarkStart w:id="43" w:name="_Toc238930168"/>
+      <w:bookmarkStart w:id="60" w:name="_Toc239097326"/>
       <w:r>
         <w:t>8.2 Ingestion and Normalization</w:t>
       </w:r>
-      <w:bookmarkEnd w:id="43"/>
+      <w:bookmarkEnd w:id="60"/>
     </w:p>
     <w:p>
       <w:pPr>
@@ -14321,11 +14042,11 @@
       <w:pPr>
         <w:pStyle w:val="Heading3"/>
       </w:pPr>
-      <w:bookmarkStart w:id="44" w:name="_Toc238930169"/>
+      <w:bookmarkStart w:id="61" w:name="_Toc239097327"/>
       <w:r>
         <w:t>8.3 Alert Association Engine</w:t>
       </w:r>
-      <w:bookmarkEnd w:id="44"/>
+      <w:bookmarkEnd w:id="61"/>
     </w:p>
     <w:p>
       <w:pPr>
@@ -14427,11 +14148,11 @@
       <w:pPr>
         <w:pStyle w:val="Heading3"/>
       </w:pPr>
-      <w:bookmarkStart w:id="45" w:name="_Toc238930170"/>
+      <w:bookmarkStart w:id="62" w:name="_Toc239097328"/>
       <w:r>
         <w:t>8.4 Investigation Manager</w:t>
       </w:r>
-      <w:bookmarkEnd w:id="45"/>
+      <w:bookmarkEnd w:id="62"/>
     </w:p>
     <w:p>
       <w:pPr>
@@ -14522,11 +14243,11 @@
       <w:pPr>
         <w:pStyle w:val="Heading3"/>
       </w:pPr>
-      <w:bookmarkStart w:id="46" w:name="_Toc238930171"/>
+      <w:bookmarkStart w:id="63" w:name="_Toc239097329"/>
       <w:r>
         <w:t>8.5 Cyber Investigation State and Investigation Loop</w:t>
       </w:r>
-      <w:bookmarkEnd w:id="46"/>
+      <w:bookmarkEnd w:id="63"/>
     </w:p>
     <w:p>
       <w:pPr>
@@ -15245,11 +14966,11 @@
       <w:pPr>
         <w:pStyle w:val="Heading3"/>
       </w:pPr>
-      <w:bookmarkStart w:id="47" w:name="_Toc238930172"/>
+      <w:bookmarkStart w:id="64" w:name="_Toc239097330"/>
       <w:r>
         <w:t>8.6 Evidence Acquisition Engine</w:t>
       </w:r>
-      <w:bookmarkEnd w:id="47"/>
+      <w:bookmarkEnd w:id="64"/>
     </w:p>
     <w:p>
       <w:pPr>
@@ -15385,12 +15106,12 @@
       <w:pPr>
         <w:pStyle w:val="Heading3"/>
       </w:pPr>
-      <w:bookmarkStart w:id="48" w:name="_Toc238930173"/>
+      <w:bookmarkStart w:id="65" w:name="_Toc239097331"/>
       <w:r>
         <w:lastRenderedPageBreak/>
         <w:t>8.7 Investigation Output</w:t>
       </w:r>
-      <w:bookmarkEnd w:id="48"/>
+      <w:bookmarkEnd w:id="65"/>
     </w:p>
     <w:p>
       <w:pPr>
@@ -15624,11 +15345,11 @@
       <w:pPr>
         <w:pStyle w:val="Heading3"/>
       </w:pPr>
-      <w:bookmarkStart w:id="49" w:name="_Toc238930174"/>
+      <w:bookmarkStart w:id="66" w:name="_Toc239097332"/>
       <w:r>
         <w:t>8.8 Analyst Review and Validation</w:t>
       </w:r>
-      <w:bookmarkEnd w:id="49"/>
+      <w:bookmarkEnd w:id="66"/>
     </w:p>
     <w:p>
       <w:pPr>
@@ -15691,11 +15412,11 @@
       <w:pPr>
         <w:pStyle w:val="Heading3"/>
       </w:pPr>
-      <w:bookmarkStart w:id="50" w:name="_Toc238930175"/>
+      <w:bookmarkStart w:id="67" w:name="_Toc239097333"/>
       <w:r>
         <w:t>8.9 Overall Architecture Flow</w:t>
       </w:r>
-      <w:bookmarkEnd w:id="50"/>
+      <w:bookmarkEnd w:id="67"/>
     </w:p>
     <w:p>
       <w:pPr>
@@ -16010,11 +15731,11 @@
       <w:pPr>
         <w:pStyle w:val="Heading2"/>
       </w:pPr>
-      <w:bookmarkStart w:id="51" w:name="_Toc238930176"/>
+      <w:bookmarkStart w:id="68" w:name="_Toc239097334"/>
       <w:r>
         <w:t>9. Tools and Technologies</w:t>
       </w:r>
-      <w:bookmarkEnd w:id="51"/>
+      <w:bookmarkEnd w:id="68"/>
     </w:p>
     <w:p>
       <w:pPr>
@@ -16040,11 +15761,11 @@
         <w:pStyle w:val="Heading3"/>
         <w:jc w:val="both"/>
       </w:pPr>
-      <w:bookmarkStart w:id="52" w:name="_Toc238930177"/>
+      <w:bookmarkStart w:id="69" w:name="_Toc239097335"/>
       <w:r>
         <w:t>9.1 Security Monitoring and Telemetry</w:t>
       </w:r>
-      <w:bookmarkEnd w:id="52"/>
+      <w:bookmarkEnd w:id="69"/>
     </w:p>
     <w:p>
       <w:pPr>
@@ -16145,11 +15866,11 @@
       <w:pPr>
         <w:pStyle w:val="Heading3"/>
       </w:pPr>
-      <w:bookmarkStart w:id="53" w:name="_Toc238930178"/>
+      <w:bookmarkStart w:id="70" w:name="_Toc239097336"/>
       <w:r>
         <w:t>9.2 Programming and AI Frameworks</w:t>
       </w:r>
-      <w:bookmarkEnd w:id="53"/>
+      <w:bookmarkEnd w:id="70"/>
     </w:p>
     <w:p>
       <w:pPr>
@@ -16350,11 +16071,11 @@
         <w:pStyle w:val="Heading3"/>
         <w:jc w:val="both"/>
       </w:pPr>
-      <w:bookmarkStart w:id="54" w:name="_Toc238930179"/>
+      <w:bookmarkStart w:id="71" w:name="_Toc239097337"/>
       <w:r>
         <w:t>9.3 Investigation State and Knowledge Representation</w:t>
       </w:r>
-      <w:bookmarkEnd w:id="54"/>
+      <w:bookmarkEnd w:id="71"/>
     </w:p>
     <w:p>
       <w:pPr>
@@ -16466,11 +16187,11 @@
       <w:pPr>
         <w:pStyle w:val="Heading3"/>
       </w:pPr>
-      <w:bookmarkStart w:id="55" w:name="_Toc238930180"/>
+      <w:bookmarkStart w:id="72" w:name="_Toc239097338"/>
       <w:r>
         <w:t>9.4 Web Interface</w:t>
       </w:r>
-      <w:bookmarkEnd w:id="55"/>
+      <w:bookmarkEnd w:id="72"/>
     </w:p>
     <w:p>
       <w:pPr>
@@ -16513,11 +16234,11 @@
       <w:pPr>
         <w:pStyle w:val="Heading3"/>
       </w:pPr>
-      <w:bookmarkStart w:id="56" w:name="_Toc238930181"/>
+      <w:bookmarkStart w:id="73" w:name="_Toc239097339"/>
       <w:r>
         <w:t>9.5 Virtualized Laboratory Environment</w:t>
       </w:r>
-      <w:bookmarkEnd w:id="56"/>
+      <w:bookmarkEnd w:id="73"/>
     </w:p>
     <w:p>
       <w:pPr>
@@ -16561,11 +16282,11 @@
       <w:pPr>
         <w:pStyle w:val="Heading3"/>
       </w:pPr>
-      <w:bookmarkStart w:id="57" w:name="_Toc238930182"/>
+      <w:bookmarkStart w:id="74" w:name="_Toc239097340"/>
       <w:r>
         <w:t>9.6 Technology Selection</w:t>
       </w:r>
-      <w:bookmarkEnd w:id="57"/>
+      <w:bookmarkEnd w:id="74"/>
     </w:p>
     <w:p>
       <w:pPr>
@@ -17294,11 +17015,11 @@
       <w:pPr>
         <w:pStyle w:val="Heading2"/>
       </w:pPr>
-      <w:bookmarkStart w:id="58" w:name="_Toc238930183"/>
+      <w:bookmarkStart w:id="75" w:name="_Toc239097341"/>
       <w:r>
         <w:t>10. Evaluation Plan</w:t>
       </w:r>
-      <w:bookmarkEnd w:id="58"/>
+      <w:bookmarkEnd w:id="75"/>
     </w:p>
     <w:p>
       <w:pPr>
@@ -17335,11 +17056,11 @@
       <w:pPr>
         <w:pStyle w:val="Heading3"/>
       </w:pPr>
-      <w:bookmarkStart w:id="59" w:name="_Toc238930184"/>
+      <w:bookmarkStart w:id="76" w:name="_Toc239097342"/>
       <w:r>
         <w:t>10.1 Evaluation of Alert-to-Case Association</w:t>
       </w:r>
-      <w:bookmarkEnd w:id="59"/>
+      <w:bookmarkEnd w:id="76"/>
     </w:p>
     <w:p>
       <w:pPr>
@@ -17780,12 +17501,12 @@
       <w:pPr>
         <w:pStyle w:val="Heading3"/>
       </w:pPr>
-      <w:bookmarkStart w:id="60" w:name="_Toc238930185"/>
+      <w:bookmarkStart w:id="77" w:name="_Toc239097343"/>
       <w:r>
         <w:lastRenderedPageBreak/>
         <w:t>10.2 Comparison with Stateless Investigation</w:t>
       </w:r>
-      <w:bookmarkEnd w:id="60"/>
+      <w:bookmarkEnd w:id="77"/>
     </w:p>
     <w:p>
       <w:pPr>
@@ -17886,11 +17607,11 @@
       <w:pPr>
         <w:pStyle w:val="Heading3"/>
       </w:pPr>
-      <w:bookmarkStart w:id="61" w:name="_Toc238930186"/>
+      <w:bookmarkStart w:id="78" w:name="_Toc239097344"/>
       <w:r>
         <w:t>10.3 Investigation Evaluation Measures</w:t>
       </w:r>
-      <w:bookmarkEnd w:id="61"/>
+      <w:bookmarkEnd w:id="78"/>
     </w:p>
     <w:p>
       <w:pPr>
@@ -18711,11 +18432,11 @@
       <w:pPr>
         <w:pStyle w:val="Heading3"/>
       </w:pPr>
-      <w:bookmarkStart w:id="62" w:name="_Toc238930187"/>
+      <w:bookmarkStart w:id="79" w:name="_Toc239097345"/>
       <w:r>
         <w:t>10.4 Multi-Alert Investigation Analysis</w:t>
       </w:r>
-      <w:bookmarkEnd w:id="62"/>
+      <w:bookmarkEnd w:id="79"/>
     </w:p>
     <w:p>
       <w:pPr>
@@ -18926,11 +18647,11 @@
       <w:pPr>
         <w:pStyle w:val="Heading3"/>
       </w:pPr>
-      <w:bookmarkStart w:id="63" w:name="_Toc238930188"/>
+      <w:bookmarkStart w:id="80" w:name="_Toc239097346"/>
       <w:r>
         <w:t>10.5 Investigation Sufficiency Evaluation</w:t>
       </w:r>
-      <w:bookmarkEnd w:id="63"/>
+      <w:bookmarkEnd w:id="80"/>
     </w:p>
     <w:p>
       <w:pPr>
@@ -19096,11 +18817,11 @@
       <w:pPr>
         <w:pStyle w:val="Heading3"/>
       </w:pPr>
-      <w:bookmarkStart w:id="64" w:name="_Toc238930189"/>
+      <w:bookmarkStart w:id="81" w:name="_Toc239097347"/>
       <w:r>
         <w:t>10.6 Ground Truth and Evaluation Procedure</w:t>
       </w:r>
-      <w:bookmarkEnd w:id="64"/>
+      <w:bookmarkEnd w:id="81"/>
     </w:p>
     <w:p>
       <w:pPr>
@@ -19183,11 +18904,11 @@
       <w:pPr>
         <w:pStyle w:val="Heading2"/>
       </w:pPr>
-      <w:bookmarkStart w:id="65" w:name="_Toc238930190"/>
+      <w:bookmarkStart w:id="82" w:name="_Toc239097348"/>
       <w:r>
         <w:t>11. Expected Outcomes</w:t>
       </w:r>
-      <w:bookmarkEnd w:id="65"/>
+      <w:bookmarkEnd w:id="82"/>
     </w:p>
     <w:p>
       <w:pPr>
@@ -19768,11 +19489,11 @@
         <w:pStyle w:val="Heading2"/>
         <w:jc w:val="both"/>
       </w:pPr>
-      <w:bookmarkStart w:id="66" w:name="_Toc238930191"/>
+      <w:bookmarkStart w:id="83" w:name="_Toc239097349"/>
       <w:r>
         <w:t>12. Project Limitations and Constraints</w:t>
       </w:r>
-      <w:bookmarkEnd w:id="66"/>
+      <w:bookmarkEnd w:id="83"/>
     </w:p>
     <w:p>
       <w:pPr>
@@ -19788,12 +19509,12 @@
         <w:pStyle w:val="Heading3"/>
         <w:jc w:val="both"/>
       </w:pPr>
-      <w:bookmarkStart w:id="67" w:name="_Toc238930192"/>
+      <w:bookmarkStart w:id="84" w:name="_Toc239097350"/>
       <w:r>
         <w:lastRenderedPageBreak/>
         <w:t>12.1 Controlled Laboratory Environment</w:t>
       </w:r>
-      <w:bookmarkEnd w:id="67"/>
+      <w:bookmarkEnd w:id="84"/>
     </w:p>
     <w:p>
       <w:pPr>
@@ -19809,11 +19530,11 @@
         <w:pStyle w:val="Heading3"/>
         <w:jc w:val="both"/>
       </w:pPr>
-      <w:bookmarkStart w:id="68" w:name="_Toc238930193"/>
+      <w:bookmarkStart w:id="85" w:name="_Toc239097351"/>
       <w:r>
         <w:t>12.2 Limited Security Telemetry</w:t>
       </w:r>
-      <w:bookmarkEnd w:id="68"/>
+      <w:bookmarkEnd w:id="85"/>
     </w:p>
     <w:p>
       <w:pPr>
@@ -19903,11 +19624,11 @@
         <w:pStyle w:val="Heading3"/>
         <w:jc w:val="both"/>
       </w:pPr>
-      <w:bookmarkStart w:id="69" w:name="_Toc238930194"/>
+      <w:bookmarkStart w:id="86" w:name="_Toc239097352"/>
       <w:r>
         <w:t>12.3 Bounded Multi-Alert Association</w:t>
       </w:r>
-      <w:bookmarkEnd w:id="69"/>
+      <w:bookmarkEnd w:id="86"/>
     </w:p>
     <w:p>
       <w:pPr>
@@ -19941,11 +19662,11 @@
         <w:pStyle w:val="Heading3"/>
         <w:jc w:val="both"/>
       </w:pPr>
-      <w:bookmarkStart w:id="70" w:name="_Toc238930195"/>
+      <w:bookmarkStart w:id="87" w:name="_Toc239097353"/>
       <w:r>
         <w:t>12.4 Scenario and Ground-Truth Limitations</w:t>
       </w:r>
-      <w:bookmarkEnd w:id="70"/>
+      <w:bookmarkEnd w:id="87"/>
     </w:p>
     <w:p>
       <w:pPr>
@@ -19970,11 +19691,11 @@
         <w:pStyle w:val="Heading3"/>
         <w:jc w:val="both"/>
       </w:pPr>
-      <w:bookmarkStart w:id="71" w:name="_Toc238930196"/>
+      <w:bookmarkStart w:id="88" w:name="_Toc239097354"/>
       <w:r>
         <w:t>12.5 AI Model Limitations</w:t>
       </w:r>
-      <w:bookmarkEnd w:id="71"/>
+      <w:bookmarkEnd w:id="88"/>
     </w:p>
     <w:p>
       <w:pPr>
@@ -20000,11 +19721,11 @@
         <w:pStyle w:val="Heading3"/>
         <w:jc w:val="both"/>
       </w:pPr>
-      <w:bookmarkStart w:id="72" w:name="_Toc238930197"/>
+      <w:bookmarkStart w:id="89" w:name="_Toc239097355"/>
       <w:r>
         <w:t>12.6 Multi-Agent Coordination Limitations</w:t>
       </w:r>
-      <w:bookmarkEnd w:id="72"/>
+      <w:bookmarkEnd w:id="89"/>
     </w:p>
     <w:p>
       <w:pPr>
@@ -20029,11 +19750,11 @@
         <w:pStyle w:val="Heading3"/>
         <w:jc w:val="both"/>
       </w:pPr>
-      <w:bookmarkStart w:id="73" w:name="_Toc238930198"/>
+      <w:bookmarkStart w:id="90" w:name="_Toc239097356"/>
       <w:r>
         <w:t>12.7 Investigation State Complexity</w:t>
       </w:r>
-      <w:bookmarkEnd w:id="73"/>
+      <w:bookmarkEnd w:id="90"/>
     </w:p>
     <w:p>
       <w:pPr>
@@ -20058,11 +19779,11 @@
         <w:pStyle w:val="Heading3"/>
         <w:jc w:val="both"/>
       </w:pPr>
-      <w:bookmarkStart w:id="74" w:name="_Toc238930199"/>
+      <w:bookmarkStart w:id="91" w:name="_Toc239097357"/>
       <w:r>
         <w:t>12.8 Evidence Availability</w:t>
       </w:r>
-      <w:bookmarkEnd w:id="74"/>
+      <w:bookmarkEnd w:id="91"/>
     </w:p>
     <w:p>
       <w:pPr>
@@ -20087,11 +19808,11 @@
         <w:pStyle w:val="Heading3"/>
         <w:jc w:val="both"/>
       </w:pPr>
-      <w:bookmarkStart w:id="75" w:name="_Toc238930200"/>
+      <w:bookmarkStart w:id="92" w:name="_Toc239097358"/>
       <w:r>
         <w:t>12.9 Human Oversight</w:t>
       </w:r>
-      <w:bookmarkEnd w:id="75"/>
+      <w:bookmarkEnd w:id="92"/>
     </w:p>
     <w:p>
       <w:pPr>
@@ -20117,11 +19838,11 @@
         <w:pStyle w:val="Heading3"/>
         <w:jc w:val="both"/>
       </w:pPr>
-      <w:bookmarkStart w:id="76" w:name="_Toc238930201"/>
+      <w:bookmarkStart w:id="93" w:name="_Toc239097359"/>
       <w:r>
         <w:t>12.10 Resource and Time Constraints</w:t>
       </w:r>
-      <w:bookmarkEnd w:id="76"/>
+      <w:bookmarkEnd w:id="93"/>
     </w:p>
     <w:p>
       <w:pPr>
@@ -20146,11 +19867,11 @@
         <w:pStyle w:val="Heading3"/>
         <w:jc w:val="both"/>
       </w:pPr>
-      <w:bookmarkStart w:id="77" w:name="_Toc238930202"/>
+      <w:bookmarkStart w:id="94" w:name="_Toc239097360"/>
       <w:r>
         <w:t>12.11 Scope of Automated Response</w:t>
       </w:r>
-      <w:bookmarkEnd w:id="77"/>
+      <w:bookmarkEnd w:id="94"/>
     </w:p>
     <w:p>
       <w:pPr>
@@ -20184,11 +19905,11 @@
       <w:pPr>
         <w:pStyle w:val="Heading2"/>
       </w:pPr>
-      <w:bookmarkStart w:id="78" w:name="_Toc238930203"/>
+      <w:bookmarkStart w:id="95" w:name="_Toc239097361"/>
       <w:r>
         <w:t>13. Project Plan and Timeline</w:t>
       </w:r>
-      <w:bookmarkEnd w:id="78"/>
+      <w:bookmarkEnd w:id="95"/>
     </w:p>
     <w:p>
       <w:pPr>
@@ -20213,11 +19934,11 @@
       <w:pPr>
         <w:pStyle w:val="Heading3"/>
       </w:pPr>
-      <w:bookmarkStart w:id="79" w:name="_Toc238930204"/>
+      <w:bookmarkStart w:id="96" w:name="_Toc239097362"/>
       <w:r>
         <w:t>Phase 1: Literature Review and Research Refinement</w:t>
       </w:r>
-      <w:bookmarkEnd w:id="79"/>
+      <w:bookmarkEnd w:id="96"/>
     </w:p>
     <w:p>
       <w:pPr>
@@ -20261,11 +19982,11 @@
       <w:pPr>
         <w:pStyle w:val="Heading3"/>
       </w:pPr>
-      <w:bookmarkStart w:id="80" w:name="_Toc238930205"/>
+      <w:bookmarkStart w:id="97" w:name="_Toc239097363"/>
       <w:r>
         <w:t>Phase 2: Requirements and Investigation Model Design</w:t>
       </w:r>
-      <w:bookmarkEnd w:id="80"/>
+      <w:bookmarkEnd w:id="97"/>
     </w:p>
     <w:p>
       <w:pPr>
@@ -20500,11 +20221,11 @@
       <w:pPr>
         <w:pStyle w:val="Heading3"/>
       </w:pPr>
-      <w:bookmarkStart w:id="81" w:name="_Toc238930206"/>
+      <w:bookmarkStart w:id="98" w:name="_Toc239097364"/>
       <w:r>
         <w:t>Phase 3: Laboratory Environment and Data Preparation</w:t>
       </w:r>
-      <w:bookmarkEnd w:id="81"/>
+      <w:bookmarkEnd w:id="98"/>
     </w:p>
     <w:p>
       <w:pPr>
@@ -20613,11 +20334,11 @@
       <w:pPr>
         <w:pStyle w:val="Heading3"/>
       </w:pPr>
-      <w:bookmarkStart w:id="82" w:name="_Toc238930207"/>
+      <w:bookmarkStart w:id="99" w:name="_Toc239097365"/>
       <w:r>
         <w:t>Phase 4: Core Investigation Framework Implementation</w:t>
       </w:r>
-      <w:bookmarkEnd w:id="82"/>
+      <w:bookmarkEnd w:id="99"/>
     </w:p>
     <w:p>
       <w:pPr>
@@ -20874,11 +20595,11 @@
       <w:pPr>
         <w:pStyle w:val="Heading3"/>
       </w:pPr>
-      <w:bookmarkStart w:id="83" w:name="_Toc238930208"/>
+      <w:bookmarkStart w:id="100" w:name="_Toc239097366"/>
       <w:r>
         <w:t>Phase 5: AI and Multi-Agent Investigation Integration</w:t>
       </w:r>
-      <w:bookmarkEnd w:id="83"/>
+      <w:bookmarkEnd w:id="100"/>
     </w:p>
     <w:p>
       <w:pPr>
@@ -21149,11 +20870,11 @@
       <w:pPr>
         <w:pStyle w:val="Heading3"/>
       </w:pPr>
-      <w:bookmarkStart w:id="84" w:name="_Toc238930209"/>
+      <w:bookmarkStart w:id="101" w:name="_Toc239097367"/>
       <w:r>
         <w:t>Phase 6: Interface and Investigation Reporting</w:t>
       </w:r>
-      <w:bookmarkEnd w:id="84"/>
+      <w:bookmarkEnd w:id="101"/>
     </w:p>
     <w:p>
       <w:pPr>
@@ -21456,11 +21177,11 @@
       <w:pPr>
         <w:pStyle w:val="Heading3"/>
       </w:pPr>
-      <w:bookmarkStart w:id="85" w:name="_Toc238930210"/>
+      <w:bookmarkStart w:id="102" w:name="_Toc239097368"/>
       <w:r>
         <w:t>Phase 7: System Integration and Testing</w:t>
       </w:r>
-      <w:bookmarkEnd w:id="85"/>
+      <w:bookmarkEnd w:id="102"/>
     </w:p>
     <w:p>
       <w:pPr>
@@ -21718,11 +21439,11 @@
       <w:pPr>
         <w:pStyle w:val="Heading3"/>
       </w:pPr>
-      <w:bookmarkStart w:id="86" w:name="_Toc238930211"/>
+      <w:bookmarkStart w:id="103" w:name="_Toc239097369"/>
       <w:r>
         <w:t>Phase 8: Controlled Evaluation and Analysis</w:t>
       </w:r>
-      <w:bookmarkEnd w:id="86"/>
+      <w:bookmarkEnd w:id="103"/>
     </w:p>
     <w:p>
       <w:pPr>
@@ -22375,8 +22096,6 @@
     </w:p>
     <w:p>
       <w:pPr>
-        <w:spacing w:before="100" w:beforeAutospacing="1" w:after="100" w:afterAutospacing="1" w:line="240" w:lineRule="auto"/>
-        <w:jc w:val="both"/>
         <w:rPr>
           <w:rFonts w:ascii="Times New Roman" w:eastAsia="Times New Roman" w:hAnsi="Times New Roman" w:cs="Times New Roman"/>
           <w:b/>
@@ -22388,45 +22107,47 @@
     </w:p>
     <w:p>
       <w:pPr>
-        <w:pStyle w:val="Heading2"/>
-        <w:rPr>
-          <w:sz w:val="24"/>
-          <w:szCs w:val="24"/>
-        </w:rPr>
-      </w:pPr>
-      <w:bookmarkStart w:id="87" w:name="_Toc238930212"/>
-      <w:r>
+        <w:spacing w:before="100" w:beforeAutospacing="1" w:after="100" w:afterAutospacing="1" w:line="240" w:lineRule="auto"/>
+        <w:outlineLvl w:val="1"/>
+        <w:rPr>
+          <w:rFonts w:ascii="Times New Roman" w:eastAsia="Times New Roman" w:hAnsi="Times New Roman" w:cs="Times New Roman"/>
+          <w:b/>
+          <w:bCs/>
+          <w:sz w:val="36"/>
+          <w:szCs w:val="36"/>
+        </w:rPr>
+      </w:pPr>
+      <w:bookmarkStart w:id="104" w:name="_Toc239097370"/>
+      <w:r>
+        <w:rPr>
+          <w:rFonts w:ascii="Times New Roman" w:eastAsia="Times New Roman" w:hAnsi="Times New Roman" w:cs="Times New Roman"/>
+          <w:b/>
+          <w:bCs/>
+          <w:sz w:val="36"/>
+          <w:szCs w:val="36"/>
+        </w:rPr>
         <w:lastRenderedPageBreak/>
         <w:t>References</w:t>
       </w:r>
-      <w:bookmarkEnd w:id="87"/>
-    </w:p>
-    <w:p>
-      <w:pPr>
-        <w:spacing w:before="100" w:beforeAutospacing="1" w:after="100" w:afterAutospacing="1" w:line="240" w:lineRule="auto"/>
-        <w:rPr>
-          <w:rFonts w:ascii="Times New Roman" w:eastAsia="Times New Roman" w:hAnsi="Times New Roman" w:cs="Times New Roman"/>
-          <w:sz w:val="24"/>
-          <w:szCs w:val="24"/>
-        </w:rPr>
-      </w:pPr>
-      <w:r>
-        <w:rPr>
-          <w:rFonts w:ascii="Times New Roman" w:eastAsia="Times New Roman" w:hAnsi="Times New Roman" w:cs="Times New Roman"/>
-          <w:b/>
-          <w:bCs/>
-          <w:sz w:val="24"/>
-          <w:szCs w:val="24"/>
-        </w:rPr>
-        <w:t>[1]</w:t>
-      </w:r>
-      <w:r>
-        <w:rPr>
-          <w:rFonts w:ascii="Times New Roman" w:eastAsia="Times New Roman" w:hAnsi="Times New Roman" w:cs="Times New Roman"/>
-          <w:sz w:val="24"/>
-          <w:szCs w:val="24"/>
-        </w:rPr>
-        <w:t xml:space="preserve"> Y. </w:t>
+      <w:bookmarkEnd w:id="104"/>
+    </w:p>
+    <w:p>
+      <w:pPr>
+        <w:spacing w:before="100" w:beforeAutospacing="1" w:after="100" w:afterAutospacing="1" w:line="240" w:lineRule="auto"/>
+        <w:jc w:val="both"/>
+        <w:rPr>
+          <w:rFonts w:ascii="Times New Roman" w:eastAsia="Times New Roman" w:hAnsi="Times New Roman" w:cs="Times New Roman"/>
+          <w:sz w:val="24"/>
+          <w:szCs w:val="24"/>
+        </w:rPr>
+      </w:pPr>
+      <w:r>
+        <w:rPr>
+          <w:rFonts w:ascii="Times New Roman" w:eastAsia="Times New Roman" w:hAnsi="Times New Roman" w:cs="Times New Roman"/>
+          <w:sz w:val="24"/>
+          <w:szCs w:val="24"/>
+        </w:rPr>
+        <w:t xml:space="preserve">[1] A. Sharma, J. Thakur, T. P. Sharma, R. </w:t>
       </w:r>
       <w:proofErr w:type="spellStart"/>
       <w:r>
@@ -22435,7 +22156,7 @@
           <w:sz w:val="24"/>
           <w:szCs w:val="24"/>
         </w:rPr>
-        <w:t>Jia</w:t>
+        <w:t>Monie</w:t>
       </w:r>
       <w:proofErr w:type="spellEnd"/>
       <w:r>
@@ -22444,7 +22165,7 @@
           <w:sz w:val="24"/>
           <w:szCs w:val="24"/>
         </w:rPr>
-        <w:t xml:space="preserve">, Y. Qi, H. Shang, R. Jiang, and A. Li, “A practical approach to constructing a knowledge graph for </w:t>
+        <w:t xml:space="preserve">, and S. </w:t>
       </w:r>
       <w:proofErr w:type="spellStart"/>
       <w:r>
@@ -22453,7 +22174,7 @@
           <w:sz w:val="24"/>
           <w:szCs w:val="24"/>
         </w:rPr>
-        <w:t>cybersecurity</w:t>
+        <w:t>Shivam</w:t>
       </w:r>
       <w:proofErr w:type="spellEnd"/>
       <w:r>
@@ -22462,7 +22183,7 @@
           <w:sz w:val="24"/>
           <w:szCs w:val="24"/>
         </w:rPr>
-        <w:t xml:space="preserve">,” </w:t>
+        <w:t xml:space="preserve">, “ALUSKORT: A hierarchical multi-agent cognitive architecture for autonomous security operations,” </w:t>
       </w:r>
       <w:r>
         <w:rPr>
@@ -22472,15 +22193,15 @@
           <w:sz w:val="24"/>
           <w:szCs w:val="24"/>
         </w:rPr>
-        <w:t>Engineering</w:t>
-      </w:r>
-      <w:r>
-        <w:rPr>
-          <w:rFonts w:ascii="Times New Roman" w:eastAsia="Times New Roman" w:hAnsi="Times New Roman" w:cs="Times New Roman"/>
-          <w:sz w:val="24"/>
-          <w:szCs w:val="24"/>
-        </w:rPr>
-        <w:t xml:space="preserve">, vol. 4, no. 1, pp. 53–60, 2018, </w:t>
+        <w:t>International Journal of Applied Mathematics</w:t>
+      </w:r>
+      <w:r>
+        <w:rPr>
+          <w:rFonts w:ascii="Times New Roman" w:eastAsia="Times New Roman" w:hAnsi="Times New Roman" w:cs="Times New Roman"/>
+          <w:sz w:val="24"/>
+          <w:szCs w:val="24"/>
+        </w:rPr>
+        <w:t xml:space="preserve">, vol. 38, no. 5s, pp. 488–509, 2025, </w:t>
       </w:r>
       <w:proofErr w:type="spellStart"/>
       <w:r>
@@ -22498,35 +22219,117 @@
           <w:sz w:val="24"/>
           <w:szCs w:val="24"/>
         </w:rPr>
-        <w:t xml:space="preserve">: 10.1016/j.eng.2018.01.004. </w:t>
-      </w:r>
-    </w:p>
-    <w:p>
-      <w:pPr>
-        <w:spacing w:before="100" w:beforeAutospacing="1" w:after="100" w:afterAutospacing="1" w:line="240" w:lineRule="auto"/>
-        <w:rPr>
-          <w:rFonts w:ascii="Times New Roman" w:eastAsia="Times New Roman" w:hAnsi="Times New Roman" w:cs="Times New Roman"/>
-          <w:sz w:val="24"/>
-          <w:szCs w:val="24"/>
-        </w:rPr>
-      </w:pPr>
-      <w:r>
-        <w:rPr>
-          <w:rFonts w:ascii="Times New Roman" w:eastAsia="Times New Roman" w:hAnsi="Times New Roman" w:cs="Times New Roman"/>
-          <w:b/>
-          <w:bCs/>
-          <w:sz w:val="24"/>
-          <w:szCs w:val="24"/>
-        </w:rPr>
-        <w:t>[2]</w:t>
-      </w:r>
-      <w:r>
-        <w:rPr>
-          <w:rFonts w:ascii="Times New Roman" w:eastAsia="Times New Roman" w:hAnsi="Times New Roman" w:cs="Times New Roman"/>
-          <w:sz w:val="24"/>
-          <w:szCs w:val="24"/>
-        </w:rPr>
-        <w:t xml:space="preserve"> K. </w:t>
+        <w:t>: 10.12732/ijam.v38i5s.328.</w:t>
+      </w:r>
+    </w:p>
+    <w:p>
+      <w:pPr>
+        <w:spacing w:before="100" w:beforeAutospacing="1" w:after="100" w:afterAutospacing="1" w:line="240" w:lineRule="auto"/>
+        <w:jc w:val="both"/>
+        <w:rPr>
+          <w:rFonts w:ascii="Times New Roman" w:eastAsia="Times New Roman" w:hAnsi="Times New Roman" w:cs="Times New Roman"/>
+          <w:sz w:val="24"/>
+          <w:szCs w:val="24"/>
+        </w:rPr>
+      </w:pPr>
+      <w:r>
+        <w:rPr>
+          <w:rFonts w:ascii="Times New Roman" w:eastAsia="Times New Roman" w:hAnsi="Times New Roman" w:cs="Times New Roman"/>
+          <w:sz w:val="24"/>
+          <w:szCs w:val="24"/>
+        </w:rPr>
+        <w:t xml:space="preserve">[2] B. Wei, Y. S. </w:t>
+      </w:r>
+      <w:proofErr w:type="spellStart"/>
+      <w:r>
+        <w:rPr>
+          <w:rFonts w:ascii="Times New Roman" w:eastAsia="Times New Roman" w:hAnsi="Times New Roman" w:cs="Times New Roman"/>
+          <w:sz w:val="24"/>
+          <w:szCs w:val="24"/>
+        </w:rPr>
+        <w:t>Tay</w:t>
+      </w:r>
+      <w:proofErr w:type="spellEnd"/>
+      <w:r>
+        <w:rPr>
+          <w:rFonts w:ascii="Times New Roman" w:eastAsia="Times New Roman" w:hAnsi="Times New Roman" w:cs="Times New Roman"/>
+          <w:sz w:val="24"/>
+          <w:szCs w:val="24"/>
+        </w:rPr>
+        <w:t xml:space="preserve">, H. Liu, J. Pan, K. </w:t>
+      </w:r>
+      <w:proofErr w:type="spellStart"/>
+      <w:r>
+        <w:rPr>
+          <w:rFonts w:ascii="Times New Roman" w:eastAsia="Times New Roman" w:hAnsi="Times New Roman" w:cs="Times New Roman"/>
+          <w:sz w:val="24"/>
+          <w:szCs w:val="24"/>
+        </w:rPr>
+        <w:t>Luo</w:t>
+      </w:r>
+      <w:proofErr w:type="spellEnd"/>
+      <w:r>
+        <w:rPr>
+          <w:rFonts w:ascii="Times New Roman" w:eastAsia="Times New Roman" w:hAnsi="Times New Roman" w:cs="Times New Roman"/>
+          <w:sz w:val="24"/>
+          <w:szCs w:val="24"/>
+        </w:rPr>
+        <w:t xml:space="preserve">, Z. Zhu, and C. Jordan, “CORTEX: Collaborative LLM agents for high-stakes alert triage,” </w:t>
+      </w:r>
+      <w:proofErr w:type="spellStart"/>
+      <w:r>
+        <w:rPr>
+          <w:rFonts w:ascii="Times New Roman" w:eastAsia="Times New Roman" w:hAnsi="Times New Roman" w:cs="Times New Roman"/>
+          <w:sz w:val="24"/>
+          <w:szCs w:val="24"/>
+        </w:rPr>
+        <w:t>arXiv</w:t>
+      </w:r>
+      <w:proofErr w:type="spellEnd"/>
+      <w:r>
+        <w:rPr>
+          <w:rFonts w:ascii="Times New Roman" w:eastAsia="Times New Roman" w:hAnsi="Times New Roman" w:cs="Times New Roman"/>
+          <w:sz w:val="24"/>
+          <w:szCs w:val="24"/>
+        </w:rPr>
+        <w:t xml:space="preserve"> preprint arXiv:2510.00311, 2025, </w:t>
+      </w:r>
+      <w:proofErr w:type="spellStart"/>
+      <w:r>
+        <w:rPr>
+          <w:rFonts w:ascii="Times New Roman" w:eastAsia="Times New Roman" w:hAnsi="Times New Roman" w:cs="Times New Roman"/>
+          <w:sz w:val="24"/>
+          <w:szCs w:val="24"/>
+        </w:rPr>
+        <w:t>doi</w:t>
+      </w:r>
+      <w:proofErr w:type="spellEnd"/>
+      <w:r>
+        <w:rPr>
+          <w:rFonts w:ascii="Times New Roman" w:eastAsia="Times New Roman" w:hAnsi="Times New Roman" w:cs="Times New Roman"/>
+          <w:sz w:val="24"/>
+          <w:szCs w:val="24"/>
+        </w:rPr>
+        <w:t>: 10.48550/arXiv.2510.00311.</w:t>
+      </w:r>
+    </w:p>
+    <w:p>
+      <w:pPr>
+        <w:spacing w:before="100" w:beforeAutospacing="1" w:after="100" w:afterAutospacing="1" w:line="240" w:lineRule="auto"/>
+        <w:jc w:val="both"/>
+        <w:rPr>
+          <w:rFonts w:ascii="Times New Roman" w:eastAsia="Times New Roman" w:hAnsi="Times New Roman" w:cs="Times New Roman"/>
+          <w:sz w:val="24"/>
+          <w:szCs w:val="24"/>
+        </w:rPr>
+      </w:pPr>
+      <w:r>
+        <w:rPr>
+          <w:rFonts w:ascii="Times New Roman" w:eastAsia="Times New Roman" w:hAnsi="Times New Roman" w:cs="Times New Roman"/>
+          <w:sz w:val="24"/>
+          <w:szCs w:val="24"/>
+        </w:rPr>
+        <w:t xml:space="preserve">[3] K. </w:t>
       </w:r>
       <w:proofErr w:type="spellStart"/>
       <w:r>
@@ -22652,37 +22455,26 @@
           <w:sz w:val="24"/>
           <w:szCs w:val="24"/>
         </w:rPr>
-        <w:t xml:space="preserve">, CEUR Workshop Proc., vol. 4079, pp. 132–144, 2025. </w:t>
-      </w:r>
-    </w:p>
-    <w:p>
-      <w:pPr>
-        <w:spacing w:before="100" w:beforeAutospacing="1" w:after="100" w:afterAutospacing="1" w:line="240" w:lineRule="auto"/>
-        <w:rPr>
-          <w:rFonts w:ascii="Times New Roman" w:eastAsia="Times New Roman" w:hAnsi="Times New Roman" w:cs="Times New Roman"/>
-          <w:b/>
-          <w:bCs/>
-          <w:sz w:val="24"/>
-          <w:szCs w:val="24"/>
-        </w:rPr>
-      </w:pPr>
-      <w:r>
-        <w:rPr>
-          <w:rFonts w:ascii="Times New Roman" w:eastAsia="Times New Roman" w:hAnsi="Times New Roman" w:cs="Times New Roman"/>
-          <w:b/>
-          <w:bCs/>
-          <w:sz w:val="24"/>
-          <w:szCs w:val="24"/>
-        </w:rPr>
-        <w:t>[3]</w:t>
-      </w:r>
-      <w:r>
-        <w:rPr>
-          <w:rFonts w:ascii="Times New Roman" w:eastAsia="Times New Roman" w:hAnsi="Times New Roman" w:cs="Times New Roman"/>
-          <w:sz w:val="24"/>
-          <w:szCs w:val="24"/>
-        </w:rPr>
-        <w:t xml:space="preserve"> A. Sharma, J. Thakur, T. P. Sharma, R. </w:t>
+        <w:t>, CEUR Workshop Proc., vol. 4079, pp. 132–144, 2025.</w:t>
+      </w:r>
+    </w:p>
+    <w:p>
+      <w:pPr>
+        <w:spacing w:before="100" w:beforeAutospacing="1" w:after="100" w:afterAutospacing="1" w:line="240" w:lineRule="auto"/>
+        <w:jc w:val="both"/>
+        <w:rPr>
+          <w:rFonts w:ascii="Times New Roman" w:eastAsia="Times New Roman" w:hAnsi="Times New Roman" w:cs="Times New Roman"/>
+          <w:sz w:val="24"/>
+          <w:szCs w:val="24"/>
+        </w:rPr>
+      </w:pPr>
+      <w:r>
+        <w:rPr>
+          <w:rFonts w:ascii="Times New Roman" w:eastAsia="Times New Roman" w:hAnsi="Times New Roman" w:cs="Times New Roman"/>
+          <w:sz w:val="24"/>
+          <w:szCs w:val="24"/>
+        </w:rPr>
+        <w:t xml:space="preserve">[4] Y. </w:t>
       </w:r>
       <w:proofErr w:type="spellStart"/>
       <w:r>
@@ -22691,7 +22483,7 @@
           <w:sz w:val="24"/>
           <w:szCs w:val="24"/>
         </w:rPr>
-        <w:t>Monie</w:t>
+        <w:t>Jia</w:t>
       </w:r>
       <w:proofErr w:type="spellEnd"/>
       <w:r>
@@ -22700,7 +22492,7 @@
           <w:sz w:val="24"/>
           <w:szCs w:val="24"/>
         </w:rPr>
-        <w:t xml:space="preserve">, and S. </w:t>
+        <w:t xml:space="preserve">, Y. Qi, H. Shang, R. Jiang, and A. Li, “A practical approach to constructing a knowledge graph for </w:t>
       </w:r>
       <w:proofErr w:type="spellStart"/>
       <w:r>
@@ -22709,7 +22501,7 @@
           <w:sz w:val="24"/>
           <w:szCs w:val="24"/>
         </w:rPr>
-        <w:t>Shivam</w:t>
+        <w:t>cybersecurity</w:t>
       </w:r>
       <w:proofErr w:type="spellEnd"/>
       <w:r>
@@ -22718,7 +22510,7 @@
           <w:sz w:val="24"/>
           <w:szCs w:val="24"/>
         </w:rPr>
-        <w:t xml:space="preserve">, “ALUSKORT: A hierarchical multi-agent cognitive architecture for autonomous security operations,” </w:t>
+        <w:t xml:space="preserve">,” </w:t>
       </w:r>
       <w:r>
         <w:rPr>
@@ -22728,15 +22520,15 @@
           <w:sz w:val="24"/>
           <w:szCs w:val="24"/>
         </w:rPr>
-        <w:t>International Journal of Applied Mathematics</w:t>
-      </w:r>
-      <w:r>
-        <w:rPr>
-          <w:rFonts w:ascii="Times New Roman" w:eastAsia="Times New Roman" w:hAnsi="Times New Roman" w:cs="Times New Roman"/>
-          <w:sz w:val="24"/>
-          <w:szCs w:val="24"/>
-        </w:rPr>
-        <w:t xml:space="preserve">, vol. 38, no. 5s, pp. 488–509, 2025, </w:t>
+        <w:t>Engineering</w:t>
+      </w:r>
+      <w:r>
+        <w:rPr>
+          <w:rFonts w:ascii="Times New Roman" w:eastAsia="Times New Roman" w:hAnsi="Times New Roman" w:cs="Times New Roman"/>
+          <w:sz w:val="24"/>
+          <w:szCs w:val="24"/>
+        </w:rPr>
+        <w:t xml:space="preserve">, vol. 4, no. 1, pp. 53–60, 2018, </w:t>
       </w:r>
       <w:proofErr w:type="spellStart"/>
       <w:r>
@@ -22754,139 +22546,26 @@
           <w:sz w:val="24"/>
           <w:szCs w:val="24"/>
         </w:rPr>
-        <w:t xml:space="preserve">: 10.12732/ijam.v38i5s.328. </w:t>
-      </w:r>
-    </w:p>
-    <w:p>
-      <w:pPr>
-        <w:spacing w:before="100" w:beforeAutospacing="1" w:after="100" w:afterAutospacing="1" w:line="240" w:lineRule="auto"/>
-        <w:rPr>
-          <w:rFonts w:ascii="Times New Roman" w:eastAsia="Times New Roman" w:hAnsi="Times New Roman" w:cs="Times New Roman"/>
-          <w:sz w:val="24"/>
-          <w:szCs w:val="24"/>
-        </w:rPr>
-      </w:pPr>
-      <w:r>
-        <w:rPr>
-          <w:rFonts w:ascii="Times New Roman" w:eastAsia="Times New Roman" w:hAnsi="Times New Roman" w:cs="Times New Roman"/>
-          <w:b/>
-          <w:bCs/>
-          <w:sz w:val="24"/>
-          <w:szCs w:val="24"/>
-        </w:rPr>
-        <w:t>[4]</w:t>
-      </w:r>
-      <w:r>
-        <w:rPr>
-          <w:rFonts w:ascii="Times New Roman" w:eastAsia="Times New Roman" w:hAnsi="Times New Roman" w:cs="Times New Roman"/>
-          <w:sz w:val="24"/>
-          <w:szCs w:val="24"/>
-        </w:rPr>
-        <w:t xml:space="preserve"> B. Wei, Y. S. </w:t>
-      </w:r>
-      <w:proofErr w:type="spellStart"/>
-      <w:r>
-        <w:rPr>
-          <w:rFonts w:ascii="Times New Roman" w:eastAsia="Times New Roman" w:hAnsi="Times New Roman" w:cs="Times New Roman"/>
-          <w:sz w:val="24"/>
-          <w:szCs w:val="24"/>
-        </w:rPr>
-        <w:t>Tay</w:t>
-      </w:r>
-      <w:proofErr w:type="spellEnd"/>
-      <w:r>
-        <w:rPr>
-          <w:rFonts w:ascii="Times New Roman" w:eastAsia="Times New Roman" w:hAnsi="Times New Roman" w:cs="Times New Roman"/>
-          <w:sz w:val="24"/>
-          <w:szCs w:val="24"/>
-        </w:rPr>
-        <w:t xml:space="preserve">, H. Liu, J. Pan, K. </w:t>
-      </w:r>
-      <w:proofErr w:type="spellStart"/>
-      <w:r>
-        <w:rPr>
-          <w:rFonts w:ascii="Times New Roman" w:eastAsia="Times New Roman" w:hAnsi="Times New Roman" w:cs="Times New Roman"/>
-          <w:sz w:val="24"/>
-          <w:szCs w:val="24"/>
-        </w:rPr>
-        <w:t>Luo</w:t>
-      </w:r>
-      <w:proofErr w:type="spellEnd"/>
-      <w:r>
-        <w:rPr>
-          <w:rFonts w:ascii="Times New Roman" w:eastAsia="Times New Roman" w:hAnsi="Times New Roman" w:cs="Times New Roman"/>
-          <w:sz w:val="24"/>
-          <w:szCs w:val="24"/>
-        </w:rPr>
-        <w:t xml:space="preserve">, Z. Zhu, and C. Jordan, “CORTEX: Collaborative LLM agents for high-stakes alert triage,” </w:t>
-      </w:r>
-      <w:proofErr w:type="spellStart"/>
-      <w:r>
-        <w:rPr>
-          <w:rFonts w:ascii="Times New Roman" w:eastAsia="Times New Roman" w:hAnsi="Times New Roman" w:cs="Times New Roman"/>
-          <w:sz w:val="24"/>
-          <w:szCs w:val="24"/>
-        </w:rPr>
-        <w:t>arXiv</w:t>
-      </w:r>
-      <w:proofErr w:type="spellEnd"/>
-      <w:r>
-        <w:rPr>
-          <w:rFonts w:ascii="Times New Roman" w:eastAsia="Times New Roman" w:hAnsi="Times New Roman" w:cs="Times New Roman"/>
-          <w:sz w:val="24"/>
-          <w:szCs w:val="24"/>
-        </w:rPr>
-        <w:t xml:space="preserve"> preprint arXiv:2510.00311, 2025, </w:t>
-      </w:r>
-      <w:proofErr w:type="spellStart"/>
-      <w:r>
-        <w:rPr>
-          <w:rFonts w:ascii="Times New Roman" w:eastAsia="Times New Roman" w:hAnsi="Times New Roman" w:cs="Times New Roman"/>
-          <w:sz w:val="24"/>
-          <w:szCs w:val="24"/>
-        </w:rPr>
-        <w:t>doi</w:t>
-      </w:r>
-      <w:proofErr w:type="spellEnd"/>
-      <w:r>
-        <w:rPr>
-          <w:rFonts w:ascii="Times New Roman" w:eastAsia="Times New Roman" w:hAnsi="Times New Roman" w:cs="Times New Roman"/>
-          <w:sz w:val="24"/>
-          <w:szCs w:val="24"/>
-        </w:rPr>
-        <w:t xml:space="preserve">: 10.48550/arXiv.2510.00311. </w:t>
-      </w:r>
-    </w:p>
-    <w:p>
-      <w:pPr>
-        <w:spacing w:before="100" w:beforeAutospacing="1" w:after="100" w:afterAutospacing="1" w:line="240" w:lineRule="auto"/>
-        <w:rPr>
-          <w:rFonts w:ascii="Times New Roman" w:eastAsia="Times New Roman" w:hAnsi="Times New Roman" w:cs="Times New Roman"/>
-          <w:b/>
-          <w:bCs/>
-          <w:sz w:val="24"/>
-          <w:szCs w:val="24"/>
-        </w:rPr>
-      </w:pPr>
-      <w:bookmarkStart w:id="88" w:name="_GoBack"/>
-      <w:r>
-        <w:rPr>
-          <w:rFonts w:ascii="Times New Roman" w:eastAsia="Times New Roman" w:hAnsi="Times New Roman" w:cs="Times New Roman"/>
-          <w:b/>
-          <w:bCs/>
-          <w:sz w:val="24"/>
-          <w:szCs w:val="24"/>
-        </w:rPr>
-        <w:t>[5]</w:t>
-      </w:r>
-      <w:bookmarkEnd w:id="88"/>
-      <w:r>
-        <w:rPr>
-          <w:rFonts w:ascii="Times New Roman" w:eastAsia="Times New Roman" w:hAnsi="Times New Roman" w:cs="Times New Roman"/>
-          <w:sz w:val="24"/>
-          <w:szCs w:val="24"/>
-        </w:rPr>
-        <w:t xml:space="preserve"> L. F. </w:t>
+        <w:t>: 10.1016/j.eng.2018.01.004.</w:t>
+      </w:r>
+    </w:p>
+    <w:p>
+      <w:pPr>
+        <w:spacing w:before="100" w:beforeAutospacing="1" w:after="100" w:afterAutospacing="1" w:line="240" w:lineRule="auto"/>
+        <w:jc w:val="both"/>
+        <w:rPr>
+          <w:rFonts w:ascii="Times New Roman" w:eastAsia="Times New Roman" w:hAnsi="Times New Roman" w:cs="Times New Roman"/>
+          <w:sz w:val="24"/>
+          <w:szCs w:val="24"/>
+        </w:rPr>
+      </w:pPr>
+      <w:r>
+        <w:rPr>
+          <w:rFonts w:ascii="Times New Roman" w:eastAsia="Times New Roman" w:hAnsi="Times New Roman" w:cs="Times New Roman"/>
+          <w:sz w:val="24"/>
+          <w:szCs w:val="24"/>
+        </w:rPr>
+        <w:t xml:space="preserve">[5] L. F. </w:t>
       </w:r>
       <w:proofErr w:type="spellStart"/>
       <w:r>
@@ -22958,35 +22637,26 @@
           <w:sz w:val="24"/>
           <w:szCs w:val="24"/>
         </w:rPr>
-        <w:t xml:space="preserve">: 10.1007/s10115-023-01860-3. </w:t>
-      </w:r>
-    </w:p>
-    <w:p>
-      <w:pPr>
-        <w:spacing w:before="100" w:beforeAutospacing="1" w:after="100" w:afterAutospacing="1" w:line="240" w:lineRule="auto"/>
-        <w:rPr>
-          <w:rFonts w:ascii="Times New Roman" w:eastAsia="Times New Roman" w:hAnsi="Times New Roman" w:cs="Times New Roman"/>
-          <w:sz w:val="24"/>
-          <w:szCs w:val="24"/>
-        </w:rPr>
-      </w:pPr>
-      <w:r>
-        <w:rPr>
-          <w:rFonts w:ascii="Times New Roman" w:eastAsia="Times New Roman" w:hAnsi="Times New Roman" w:cs="Times New Roman"/>
-          <w:b/>
-          <w:bCs/>
-          <w:sz w:val="24"/>
-          <w:szCs w:val="24"/>
-        </w:rPr>
-        <w:t>[6]</w:t>
-      </w:r>
-      <w:r>
-        <w:rPr>
-          <w:rFonts w:ascii="Times New Roman" w:eastAsia="Times New Roman" w:hAnsi="Times New Roman" w:cs="Times New Roman"/>
-          <w:sz w:val="24"/>
-          <w:szCs w:val="24"/>
-        </w:rPr>
-        <w:t xml:space="preserve"> K. </w:t>
+        <w:t>: 10.1007/s10115-023-01860-3.</w:t>
+      </w:r>
+    </w:p>
+    <w:p>
+      <w:pPr>
+        <w:spacing w:before="100" w:beforeAutospacing="1" w:after="100" w:afterAutospacing="1" w:line="240" w:lineRule="auto"/>
+        <w:jc w:val="both"/>
+        <w:rPr>
+          <w:rFonts w:ascii="Times New Roman" w:eastAsia="Times New Roman" w:hAnsi="Times New Roman" w:cs="Times New Roman"/>
+          <w:sz w:val="24"/>
+          <w:szCs w:val="24"/>
+        </w:rPr>
+      </w:pPr>
+      <w:r>
+        <w:rPr>
+          <w:rFonts w:ascii="Times New Roman" w:eastAsia="Times New Roman" w:hAnsi="Times New Roman" w:cs="Times New Roman"/>
+          <w:sz w:val="24"/>
+          <w:szCs w:val="24"/>
+        </w:rPr>
+        <w:t xml:space="preserve">[6] K. </w:t>
       </w:r>
       <w:proofErr w:type="spellStart"/>
       <w:r>
@@ -23130,35 +22800,26 @@
           <w:sz w:val="24"/>
           <w:szCs w:val="24"/>
         </w:rPr>
-        <w:t xml:space="preserve">: 10.1016/j.cose.2022.102828. </w:t>
-      </w:r>
-    </w:p>
-    <w:p>
-      <w:pPr>
-        <w:spacing w:before="100" w:beforeAutospacing="1" w:after="100" w:afterAutospacing="1" w:line="240" w:lineRule="auto"/>
-        <w:rPr>
-          <w:rFonts w:ascii="Times New Roman" w:eastAsia="Times New Roman" w:hAnsi="Times New Roman" w:cs="Times New Roman"/>
-          <w:sz w:val="24"/>
-          <w:szCs w:val="24"/>
-        </w:rPr>
-      </w:pPr>
-      <w:r>
-        <w:rPr>
-          <w:rFonts w:ascii="Times New Roman" w:eastAsia="Times New Roman" w:hAnsi="Times New Roman" w:cs="Times New Roman"/>
-          <w:b/>
-          <w:bCs/>
-          <w:sz w:val="24"/>
-          <w:szCs w:val="24"/>
-        </w:rPr>
-        <w:t>[7]</w:t>
-      </w:r>
-      <w:r>
-        <w:rPr>
-          <w:rFonts w:ascii="Times New Roman" w:eastAsia="Times New Roman" w:hAnsi="Times New Roman" w:cs="Times New Roman"/>
-          <w:sz w:val="24"/>
-          <w:szCs w:val="24"/>
-        </w:rPr>
-        <w:t xml:space="preserve"> P. </w:t>
+        <w:t>: 10.1016/j.cose.2022.102828.</w:t>
+      </w:r>
+    </w:p>
+    <w:p>
+      <w:pPr>
+        <w:spacing w:before="100" w:beforeAutospacing="1" w:after="100" w:afterAutospacing="1" w:line="240" w:lineRule="auto"/>
+        <w:jc w:val="both"/>
+        <w:rPr>
+          <w:rFonts w:ascii="Times New Roman" w:eastAsia="Times New Roman" w:hAnsi="Times New Roman" w:cs="Times New Roman"/>
+          <w:sz w:val="24"/>
+          <w:szCs w:val="24"/>
+        </w:rPr>
+      </w:pPr>
+      <w:r>
+        <w:rPr>
+          <w:rFonts w:ascii="Times New Roman" w:eastAsia="Times New Roman" w:hAnsi="Times New Roman" w:cs="Times New Roman"/>
+          <w:sz w:val="24"/>
+          <w:szCs w:val="24"/>
+        </w:rPr>
+        <w:t xml:space="preserve">[7] P. </w:t>
       </w:r>
       <w:proofErr w:type="spellStart"/>
       <w:r>
@@ -23212,35 +22873,26 @@
           <w:sz w:val="24"/>
           <w:szCs w:val="24"/>
         </w:rPr>
-        <w:t xml:space="preserve">, vol. 5, McLean, VA, USA, 2005, pp. 2–4. </w:t>
-      </w:r>
-    </w:p>
-    <w:p>
-      <w:pPr>
-        <w:spacing w:before="100" w:beforeAutospacing="1" w:after="100" w:afterAutospacing="1" w:line="240" w:lineRule="auto"/>
-        <w:rPr>
-          <w:rFonts w:ascii="Times New Roman" w:eastAsia="Times New Roman" w:hAnsi="Times New Roman" w:cs="Times New Roman"/>
-          <w:sz w:val="24"/>
-          <w:szCs w:val="24"/>
-        </w:rPr>
-      </w:pPr>
-      <w:r>
-        <w:rPr>
-          <w:rFonts w:ascii="Times New Roman" w:eastAsia="Times New Roman" w:hAnsi="Times New Roman" w:cs="Times New Roman"/>
-          <w:b/>
-          <w:bCs/>
-          <w:sz w:val="24"/>
-          <w:szCs w:val="24"/>
-        </w:rPr>
-        <w:t>[8]</w:t>
-      </w:r>
-      <w:r>
-        <w:rPr>
-          <w:rFonts w:ascii="Times New Roman" w:eastAsia="Times New Roman" w:hAnsi="Times New Roman" w:cs="Times New Roman"/>
-          <w:sz w:val="24"/>
-          <w:szCs w:val="24"/>
-        </w:rPr>
-        <w:t xml:space="preserve"> M. </w:t>
+        <w:t>, McLean, VA, USA, 2005, pp. 2–4.</w:t>
+      </w:r>
+    </w:p>
+    <w:p>
+      <w:pPr>
+        <w:spacing w:before="100" w:beforeAutospacing="1" w:after="100" w:afterAutospacing="1" w:line="240" w:lineRule="auto"/>
+        <w:jc w:val="both"/>
+        <w:rPr>
+          <w:rFonts w:ascii="Times New Roman" w:eastAsia="Times New Roman" w:hAnsi="Times New Roman" w:cs="Times New Roman"/>
+          <w:sz w:val="24"/>
+          <w:szCs w:val="24"/>
+        </w:rPr>
+      </w:pPr>
+      <w:r>
+        <w:rPr>
+          <w:rFonts w:ascii="Times New Roman" w:eastAsia="Times New Roman" w:hAnsi="Times New Roman" w:cs="Times New Roman"/>
+          <w:sz w:val="24"/>
+          <w:szCs w:val="24"/>
+        </w:rPr>
+        <w:t xml:space="preserve">[8] M. </w:t>
       </w:r>
       <w:proofErr w:type="spellStart"/>
       <w:r>
@@ -23348,35 +23000,26 @@
           <w:sz w:val="24"/>
           <w:szCs w:val="24"/>
         </w:rPr>
-        <w:t xml:space="preserve">: 10.1109/ACCESS.2020.3045514. </w:t>
-      </w:r>
-    </w:p>
-    <w:p>
-      <w:pPr>
-        <w:spacing w:before="100" w:beforeAutospacing="1" w:after="100" w:afterAutospacing="1" w:line="240" w:lineRule="auto"/>
-        <w:rPr>
-          <w:rFonts w:ascii="Times New Roman" w:eastAsia="Times New Roman" w:hAnsi="Times New Roman" w:cs="Times New Roman"/>
-          <w:sz w:val="24"/>
-          <w:szCs w:val="24"/>
-        </w:rPr>
-      </w:pPr>
-      <w:r>
-        <w:rPr>
-          <w:rFonts w:ascii="Times New Roman" w:eastAsia="Times New Roman" w:hAnsi="Times New Roman" w:cs="Times New Roman"/>
-          <w:b/>
-          <w:bCs/>
-          <w:sz w:val="24"/>
-          <w:szCs w:val="24"/>
-        </w:rPr>
-        <w:t>[9]</w:t>
-      </w:r>
-      <w:r>
-        <w:rPr>
-          <w:rFonts w:ascii="Times New Roman" w:eastAsia="Times New Roman" w:hAnsi="Times New Roman" w:cs="Times New Roman"/>
-          <w:sz w:val="24"/>
-          <w:szCs w:val="24"/>
-        </w:rPr>
-        <w:t xml:space="preserve"> T. </w:t>
+        <w:t>: 10.1109/ACCESS.2020.3045514.</w:t>
+      </w:r>
+    </w:p>
+    <w:p>
+      <w:pPr>
+        <w:spacing w:before="100" w:beforeAutospacing="1" w:after="100" w:afterAutospacing="1" w:line="240" w:lineRule="auto"/>
+        <w:jc w:val="both"/>
+        <w:rPr>
+          <w:rFonts w:ascii="Times New Roman" w:eastAsia="Times New Roman" w:hAnsi="Times New Roman" w:cs="Times New Roman"/>
+          <w:sz w:val="24"/>
+          <w:szCs w:val="24"/>
+        </w:rPr>
+      </w:pPr>
+      <w:r>
+        <w:rPr>
+          <w:rFonts w:ascii="Times New Roman" w:eastAsia="Times New Roman" w:hAnsi="Times New Roman" w:cs="Times New Roman"/>
+          <w:sz w:val="24"/>
+          <w:szCs w:val="24"/>
+        </w:rPr>
+        <w:t xml:space="preserve">[9] T. </w:t>
       </w:r>
       <w:proofErr w:type="spellStart"/>
       <w:r>
@@ -23600,37 +23243,26 @@
           <w:sz w:val="24"/>
           <w:szCs w:val="24"/>
         </w:rPr>
-        <w:t xml:space="preserve">: 10.1109/EuroSP68448.2026.00068. </w:t>
-      </w:r>
-    </w:p>
-    <w:p>
-      <w:pPr>
-        <w:spacing w:before="100" w:beforeAutospacing="1" w:after="100" w:afterAutospacing="1" w:line="240" w:lineRule="auto"/>
-        <w:rPr>
-          <w:rFonts w:ascii="Times New Roman" w:eastAsia="Times New Roman" w:hAnsi="Times New Roman" w:cs="Times New Roman"/>
-          <w:b/>
-          <w:bCs/>
-          <w:sz w:val="24"/>
-          <w:szCs w:val="24"/>
-        </w:rPr>
-      </w:pPr>
-      <w:r>
-        <w:rPr>
-          <w:rFonts w:ascii="Times New Roman" w:eastAsia="Times New Roman" w:hAnsi="Times New Roman" w:cs="Times New Roman"/>
-          <w:b/>
-          <w:bCs/>
-          <w:sz w:val="24"/>
-          <w:szCs w:val="24"/>
-        </w:rPr>
-        <w:t>[10]</w:t>
-      </w:r>
-      <w:r>
-        <w:rPr>
-          <w:rFonts w:ascii="Times New Roman" w:eastAsia="Times New Roman" w:hAnsi="Times New Roman" w:cs="Times New Roman"/>
-          <w:sz w:val="24"/>
-          <w:szCs w:val="24"/>
-        </w:rPr>
-        <w:t xml:space="preserve"> G. A. Klein, </w:t>
+        <w:t>: 10.1109/EuroSP68448.2026.00068.</w:t>
+      </w:r>
+    </w:p>
+    <w:p>
+      <w:pPr>
+        <w:spacing w:before="100" w:beforeAutospacing="1" w:after="100" w:afterAutospacing="1" w:line="240" w:lineRule="auto"/>
+        <w:jc w:val="both"/>
+        <w:rPr>
+          <w:rFonts w:ascii="Times New Roman" w:eastAsia="Times New Roman" w:hAnsi="Times New Roman" w:cs="Times New Roman"/>
+          <w:sz w:val="24"/>
+          <w:szCs w:val="24"/>
+        </w:rPr>
+      </w:pPr>
+      <w:r>
+        <w:rPr>
+          <w:rFonts w:ascii="Times New Roman" w:eastAsia="Times New Roman" w:hAnsi="Times New Roman" w:cs="Times New Roman"/>
+          <w:sz w:val="24"/>
+          <w:szCs w:val="24"/>
+        </w:rPr>
+        <w:t xml:space="preserve">[10] G. A. Klein, </w:t>
       </w:r>
       <w:r>
         <w:rPr>
@@ -23648,35 +23280,26 @@
           <w:sz w:val="24"/>
           <w:szCs w:val="24"/>
         </w:rPr>
-        <w:t xml:space="preserve">. Cambridge, MA, USA: MIT Press, 1998. </w:t>
-      </w:r>
-    </w:p>
-    <w:p>
-      <w:pPr>
-        <w:spacing w:before="100" w:beforeAutospacing="1" w:after="100" w:afterAutospacing="1" w:line="240" w:lineRule="auto"/>
-        <w:rPr>
-          <w:rFonts w:ascii="Times New Roman" w:eastAsia="Times New Roman" w:hAnsi="Times New Roman" w:cs="Times New Roman"/>
-          <w:sz w:val="24"/>
-          <w:szCs w:val="24"/>
-        </w:rPr>
-      </w:pPr>
-      <w:r>
-        <w:rPr>
-          <w:rFonts w:ascii="Times New Roman" w:eastAsia="Times New Roman" w:hAnsi="Times New Roman" w:cs="Times New Roman"/>
-          <w:b/>
-          <w:bCs/>
-          <w:sz w:val="24"/>
-          <w:szCs w:val="24"/>
-        </w:rPr>
-        <w:t>[11]</w:t>
-      </w:r>
-      <w:r>
-        <w:rPr>
-          <w:rFonts w:ascii="Times New Roman" w:eastAsia="Times New Roman" w:hAnsi="Times New Roman" w:cs="Times New Roman"/>
-          <w:sz w:val="24"/>
-          <w:szCs w:val="24"/>
-        </w:rPr>
-        <w:t xml:space="preserve"> M. </w:t>
+        <w:t>. Cambridge, MA, USA: MIT Press, 1998.</w:t>
+      </w:r>
+    </w:p>
+    <w:p>
+      <w:pPr>
+        <w:spacing w:before="100" w:beforeAutospacing="1" w:after="100" w:afterAutospacing="1" w:line="240" w:lineRule="auto"/>
+        <w:jc w:val="both"/>
+        <w:rPr>
+          <w:rFonts w:ascii="Times New Roman" w:eastAsia="Times New Roman" w:hAnsi="Times New Roman" w:cs="Times New Roman"/>
+          <w:sz w:val="24"/>
+          <w:szCs w:val="24"/>
+        </w:rPr>
+      </w:pPr>
+      <w:r>
+        <w:rPr>
+          <w:rFonts w:ascii="Times New Roman" w:eastAsia="Times New Roman" w:hAnsi="Times New Roman" w:cs="Times New Roman"/>
+          <w:sz w:val="24"/>
+          <w:szCs w:val="24"/>
+        </w:rPr>
+        <w:t xml:space="preserve">[11] M. </w:t>
       </w:r>
       <w:proofErr w:type="spellStart"/>
       <w:r>
@@ -23802,36 +23425,27 @@
           <w:sz w:val="24"/>
           <w:szCs w:val="24"/>
         </w:rPr>
-        <w:t xml:space="preserve">: 10.1145/3510581. </w:t>
-      </w:r>
-    </w:p>
-    <w:p>
-      <w:pPr>
-        <w:spacing w:before="100" w:beforeAutospacing="1" w:after="100" w:afterAutospacing="1" w:line="240" w:lineRule="auto"/>
-        <w:rPr>
-          <w:rFonts w:ascii="Times New Roman" w:eastAsia="Times New Roman" w:hAnsi="Times New Roman" w:cs="Times New Roman"/>
-          <w:sz w:val="24"/>
-          <w:szCs w:val="24"/>
-        </w:rPr>
-      </w:pPr>
-      <w:r>
-        <w:rPr>
-          <w:rFonts w:ascii="Times New Roman" w:eastAsia="Times New Roman" w:hAnsi="Times New Roman" w:cs="Times New Roman"/>
-          <w:b/>
-          <w:bCs/>
+        <w:t>: 10.1145/3510581.</w:t>
+      </w:r>
+    </w:p>
+    <w:p>
+      <w:pPr>
+        <w:spacing w:before="100" w:beforeAutospacing="1" w:after="100" w:afterAutospacing="1" w:line="240" w:lineRule="auto"/>
+        <w:jc w:val="both"/>
+        <w:rPr>
+          <w:rFonts w:ascii="Times New Roman" w:eastAsia="Times New Roman" w:hAnsi="Times New Roman" w:cs="Times New Roman"/>
+          <w:sz w:val="24"/>
+          <w:szCs w:val="24"/>
+        </w:rPr>
+      </w:pPr>
+      <w:r>
+        <w:rPr>
+          <w:rFonts w:ascii="Times New Roman" w:eastAsia="Times New Roman" w:hAnsi="Times New Roman" w:cs="Times New Roman"/>
           <w:sz w:val="24"/>
           <w:szCs w:val="24"/>
         </w:rPr>
         <w:lastRenderedPageBreak/>
-        <w:t>[12]</w:t>
-      </w:r>
-      <w:r>
-        <w:rPr>
-          <w:rFonts w:ascii="Times New Roman" w:eastAsia="Times New Roman" w:hAnsi="Times New Roman" w:cs="Times New Roman"/>
-          <w:sz w:val="24"/>
-          <w:szCs w:val="24"/>
-        </w:rPr>
-        <w:t xml:space="preserve"> T. Ban, T. Takahashi, S. </w:t>
+        <w:t xml:space="preserve">[12] T. Ban, T. Takahashi, S. </w:t>
       </w:r>
       <w:proofErr w:type="spellStart"/>
       <w:r>
@@ -23885,35 +23499,26 @@
           <w:sz w:val="24"/>
           <w:szCs w:val="24"/>
         </w:rPr>
-        <w:t xml:space="preserve">: 10.3390/app13116610. </w:t>
-      </w:r>
-    </w:p>
-    <w:p>
-      <w:pPr>
-        <w:spacing w:before="100" w:beforeAutospacing="1" w:after="100" w:afterAutospacing="1" w:line="240" w:lineRule="auto"/>
-        <w:rPr>
-          <w:rFonts w:ascii="Times New Roman" w:eastAsia="Times New Roman" w:hAnsi="Times New Roman" w:cs="Times New Roman"/>
-          <w:sz w:val="24"/>
-          <w:szCs w:val="24"/>
-        </w:rPr>
-      </w:pPr>
-      <w:r>
-        <w:rPr>
-          <w:rFonts w:ascii="Times New Roman" w:eastAsia="Times New Roman" w:hAnsi="Times New Roman" w:cs="Times New Roman"/>
-          <w:b/>
-          <w:bCs/>
-          <w:sz w:val="24"/>
-          <w:szCs w:val="24"/>
-        </w:rPr>
-        <w:t>[13]</w:t>
-      </w:r>
-      <w:r>
-        <w:rPr>
-          <w:rFonts w:ascii="Times New Roman" w:eastAsia="Times New Roman" w:hAnsi="Times New Roman" w:cs="Times New Roman"/>
-          <w:sz w:val="24"/>
-          <w:szCs w:val="24"/>
-        </w:rPr>
-        <w:t xml:space="preserve"> J. </w:t>
+        <w:t>: 10.3390/app13116610.</w:t>
+      </w:r>
+    </w:p>
+    <w:p>
+      <w:pPr>
+        <w:spacing w:before="100" w:beforeAutospacing="1" w:after="100" w:afterAutospacing="1" w:line="240" w:lineRule="auto"/>
+        <w:jc w:val="both"/>
+        <w:rPr>
+          <w:rFonts w:ascii="Times New Roman" w:eastAsia="Times New Roman" w:hAnsi="Times New Roman" w:cs="Times New Roman"/>
+          <w:sz w:val="24"/>
+          <w:szCs w:val="24"/>
+        </w:rPr>
+      </w:pPr>
+      <w:r>
+        <w:rPr>
+          <w:rFonts w:ascii="Times New Roman" w:eastAsia="Times New Roman" w:hAnsi="Times New Roman" w:cs="Times New Roman"/>
+          <w:sz w:val="24"/>
+          <w:szCs w:val="24"/>
+        </w:rPr>
+        <w:t xml:space="preserve">[13] J. </w:t>
       </w:r>
       <w:proofErr w:type="spellStart"/>
       <w:r>
@@ -23949,35 +23554,26 @@
           <w:sz w:val="24"/>
           <w:szCs w:val="24"/>
         </w:rPr>
-        <w:t xml:space="preserve">: Automatic support for alert sense-making,” M.S. thesis, Dept. Mathematics and Computer Science, Eindhoven University of Technology, Eindhoven, The Netherlands, 2024. </w:t>
-      </w:r>
-    </w:p>
-    <w:p>
-      <w:pPr>
-        <w:spacing w:before="100" w:beforeAutospacing="1" w:after="100" w:afterAutospacing="1" w:line="240" w:lineRule="auto"/>
-        <w:rPr>
-          <w:rFonts w:ascii="Times New Roman" w:eastAsia="Times New Roman" w:hAnsi="Times New Roman" w:cs="Times New Roman"/>
-          <w:sz w:val="24"/>
-          <w:szCs w:val="24"/>
-        </w:rPr>
-      </w:pPr>
-      <w:r>
-        <w:rPr>
-          <w:rFonts w:ascii="Times New Roman" w:eastAsia="Times New Roman" w:hAnsi="Times New Roman" w:cs="Times New Roman"/>
-          <w:b/>
-          <w:bCs/>
-          <w:sz w:val="24"/>
-          <w:szCs w:val="24"/>
-        </w:rPr>
-        <w:t>[14]</w:t>
-      </w:r>
-      <w:r>
-        <w:rPr>
-          <w:rFonts w:ascii="Times New Roman" w:eastAsia="Times New Roman" w:hAnsi="Times New Roman" w:cs="Times New Roman"/>
-          <w:sz w:val="24"/>
-          <w:szCs w:val="24"/>
-        </w:rPr>
-        <w:t xml:space="preserve"> J. </w:t>
+        <w:t>: Automatic support for alert sense-making,” M.S. thesis, Dept. Mathematics and Computer Science, Eindhoven University of Technology, Eindhoven, The Netherlands, 2024.</w:t>
+      </w:r>
+    </w:p>
+    <w:p>
+      <w:pPr>
+        <w:spacing w:before="100" w:beforeAutospacing="1" w:after="100" w:afterAutospacing="1" w:line="240" w:lineRule="auto"/>
+        <w:jc w:val="both"/>
+        <w:rPr>
+          <w:rFonts w:ascii="Times New Roman" w:eastAsia="Times New Roman" w:hAnsi="Times New Roman" w:cs="Times New Roman"/>
+          <w:sz w:val="24"/>
+          <w:szCs w:val="24"/>
+        </w:rPr>
+      </w:pPr>
+      <w:r>
+        <w:rPr>
+          <w:rFonts w:ascii="Times New Roman" w:eastAsia="Times New Roman" w:hAnsi="Times New Roman" w:cs="Times New Roman"/>
+          <w:sz w:val="24"/>
+          <w:szCs w:val="24"/>
+        </w:rPr>
+        <w:t xml:space="preserve">[14] J. </w:t>
       </w:r>
       <w:proofErr w:type="spellStart"/>
       <w:r>
@@ -24071,64 +23667,8 @@
           <w:sz w:val="24"/>
           <w:szCs w:val="24"/>
         </w:rPr>
-        <w:t xml:space="preserve">: 10.3390/jcp4030020. </w:t>
-      </w:r>
-    </w:p>
-    <w:p>
-      <w:pPr>
-        <w:spacing w:before="100" w:beforeAutospacing="1" w:after="100" w:afterAutospacing="1" w:line="240" w:lineRule="auto"/>
-        <w:jc w:val="both"/>
-        <w:rPr>
-          <w:rFonts w:ascii="Times New Roman" w:eastAsia="Times New Roman" w:hAnsi="Times New Roman" w:cs="Times New Roman"/>
-          <w:sz w:val="24"/>
-          <w:szCs w:val="24"/>
-        </w:rPr>
-      </w:pPr>
-    </w:p>
-    <w:p>
-      <w:pPr>
-        <w:pStyle w:val="NormalWeb"/>
-        <w:jc w:val="both"/>
-      </w:pPr>
-    </w:p>
-    <w:p>
-      <w:pPr>
-        <w:spacing w:before="100" w:beforeAutospacing="1" w:after="100" w:afterAutospacing="1" w:line="240" w:lineRule="auto"/>
-        <w:jc w:val="both"/>
-        <w:rPr>
-          <w:rFonts w:ascii="Times New Roman" w:eastAsia="Times New Roman" w:hAnsi="Times New Roman" w:cs="Times New Roman"/>
-          <w:sz w:val="24"/>
-          <w:szCs w:val="24"/>
-        </w:rPr>
-      </w:pPr>
-    </w:p>
-    <w:p>
-      <w:pPr>
-        <w:spacing w:before="100" w:beforeAutospacing="1" w:after="100" w:afterAutospacing="1" w:line="240" w:lineRule="auto"/>
-        <w:jc w:val="both"/>
-        <w:rPr>
-          <w:rFonts w:ascii="Times New Roman" w:eastAsia="Times New Roman" w:hAnsi="Times New Roman" w:cs="Times New Roman"/>
-          <w:sz w:val="24"/>
-          <w:szCs w:val="24"/>
-        </w:rPr>
-      </w:pPr>
-    </w:p>
-    <w:p>
-      <w:pPr>
-        <w:pStyle w:val="NormalWeb"/>
-        <w:jc w:val="both"/>
-      </w:pPr>
-    </w:p>
-    <w:p>
-      <w:pPr>
-        <w:spacing w:before="100" w:beforeAutospacing="1" w:after="100" w:afterAutospacing="1" w:line="240" w:lineRule="auto"/>
-        <w:jc w:val="both"/>
-        <w:rPr>
-          <w:rFonts w:ascii="Times New Roman" w:eastAsia="Times New Roman" w:hAnsi="Times New Roman" w:cs="Times New Roman"/>
-          <w:sz w:val="24"/>
-          <w:szCs w:val="24"/>
-        </w:rPr>
-      </w:pPr>
+        <w:t>: 10.3390/jcp4030020.</w:t>
+      </w:r>
     </w:p>
     <w:p/>
     <w:sectPr>
@@ -24288,7 +23828,7 @@
           <w:rPr>
             <w:noProof/>
           </w:rPr>
-          <w:t>21</w:t>
+          <w:t>20</w:t>
         </w:r>
         <w:r>
           <w:rPr>
@@ -26836,9 +26376,9 @@
     </w:lvl>
   </w:abstractNum>
   <w:abstractNum w:abstractNumId="17">
-    <w:nsid w:val="60711F93"/>
+    <w:nsid w:val="5ED5659B"/>
     <w:multiLevelType w:val="multilevel"/>
-    <w:tmpl w:val="077677B2"/>
+    <w:tmpl w:val="5D7A8314"/>
     <w:lvl w:ilvl="0">
       <w:start w:val="1"/>
       <w:numFmt w:val="bullet"/>
@@ -26985,125 +26525,9 @@
     </w:lvl>
   </w:abstractNum>
   <w:abstractNum w:abstractNumId="18">
-    <w:nsid w:val="64100EE7"/>
+    <w:nsid w:val="60711F93"/>
     <w:multiLevelType w:val="multilevel"/>
-    <w:tmpl w:val="1E783E1A"/>
-    <w:lvl w:ilvl="0">
-      <w:start w:val="1"/>
-      <w:numFmt w:val="decimal"/>
-      <w:lvlText w:val="%1."/>
-      <w:lvlJc w:val="left"/>
-      <w:pPr>
-        <w:tabs>
-          <w:tab w:val="num" w:pos="720"/>
-        </w:tabs>
-        <w:ind w:left="720" w:hanging="360"/>
-      </w:pPr>
-      <w:rPr>
-        <w:b/>
-      </w:rPr>
-    </w:lvl>
-    <w:lvl w:ilvl="1" w:tentative="1">
-      <w:start w:val="1"/>
-      <w:numFmt w:val="decimal"/>
-      <w:lvlText w:val="%2."/>
-      <w:lvlJc w:val="left"/>
-      <w:pPr>
-        <w:tabs>
-          <w:tab w:val="num" w:pos="1440"/>
-        </w:tabs>
-        <w:ind w:left="1440" w:hanging="360"/>
-      </w:pPr>
-    </w:lvl>
-    <w:lvl w:ilvl="2" w:tentative="1">
-      <w:start w:val="1"/>
-      <w:numFmt w:val="decimal"/>
-      <w:lvlText w:val="%3."/>
-      <w:lvlJc w:val="left"/>
-      <w:pPr>
-        <w:tabs>
-          <w:tab w:val="num" w:pos="2160"/>
-        </w:tabs>
-        <w:ind w:left="2160" w:hanging="360"/>
-      </w:pPr>
-    </w:lvl>
-    <w:lvl w:ilvl="3" w:tentative="1">
-      <w:start w:val="1"/>
-      <w:numFmt w:val="decimal"/>
-      <w:lvlText w:val="%4."/>
-      <w:lvlJc w:val="left"/>
-      <w:pPr>
-        <w:tabs>
-          <w:tab w:val="num" w:pos="2880"/>
-        </w:tabs>
-        <w:ind w:left="2880" w:hanging="360"/>
-      </w:pPr>
-    </w:lvl>
-    <w:lvl w:ilvl="4" w:tentative="1">
-      <w:start w:val="1"/>
-      <w:numFmt w:val="decimal"/>
-      <w:lvlText w:val="%5."/>
-      <w:lvlJc w:val="left"/>
-      <w:pPr>
-        <w:tabs>
-          <w:tab w:val="num" w:pos="3600"/>
-        </w:tabs>
-        <w:ind w:left="3600" w:hanging="360"/>
-      </w:pPr>
-    </w:lvl>
-    <w:lvl w:ilvl="5" w:tentative="1">
-      <w:start w:val="1"/>
-      <w:numFmt w:val="decimal"/>
-      <w:lvlText w:val="%6."/>
-      <w:lvlJc w:val="left"/>
-      <w:pPr>
-        <w:tabs>
-          <w:tab w:val="num" w:pos="4320"/>
-        </w:tabs>
-        <w:ind w:left="4320" w:hanging="360"/>
-      </w:pPr>
-    </w:lvl>
-    <w:lvl w:ilvl="6" w:tentative="1">
-      <w:start w:val="1"/>
-      <w:numFmt w:val="decimal"/>
-      <w:lvlText w:val="%7."/>
-      <w:lvlJc w:val="left"/>
-      <w:pPr>
-        <w:tabs>
-          <w:tab w:val="num" w:pos="5040"/>
-        </w:tabs>
-        <w:ind w:left="5040" w:hanging="360"/>
-      </w:pPr>
-    </w:lvl>
-    <w:lvl w:ilvl="7" w:tentative="1">
-      <w:start w:val="1"/>
-      <w:numFmt w:val="decimal"/>
-      <w:lvlText w:val="%8."/>
-      <w:lvlJc w:val="left"/>
-      <w:pPr>
-        <w:tabs>
-          <w:tab w:val="num" w:pos="5760"/>
-        </w:tabs>
-        <w:ind w:left="5760" w:hanging="360"/>
-      </w:pPr>
-    </w:lvl>
-    <w:lvl w:ilvl="8" w:tentative="1">
-      <w:start w:val="1"/>
-      <w:numFmt w:val="decimal"/>
-      <w:lvlText w:val="%9."/>
-      <w:lvlJc w:val="left"/>
-      <w:pPr>
-        <w:tabs>
-          <w:tab w:val="num" w:pos="6480"/>
-        </w:tabs>
-        <w:ind w:left="6480" w:hanging="360"/>
-      </w:pPr>
-    </w:lvl>
-  </w:abstractNum>
-  <w:abstractNum w:abstractNumId="19">
-    <w:nsid w:val="671C62A6"/>
-    <w:multiLevelType w:val="multilevel"/>
-    <w:tmpl w:val="8B524446"/>
+    <w:tmpl w:val="077677B2"/>
     <w:lvl w:ilvl="0">
       <w:start w:val="1"/>
       <w:numFmt w:val="bullet"/>
@@ -27249,10 +26673,126 @@
       </w:rPr>
     </w:lvl>
   </w:abstractNum>
+  <w:abstractNum w:abstractNumId="19">
+    <w:nsid w:val="64100EE7"/>
+    <w:multiLevelType w:val="multilevel"/>
+    <w:tmpl w:val="1E783E1A"/>
+    <w:lvl w:ilvl="0">
+      <w:start w:val="1"/>
+      <w:numFmt w:val="decimal"/>
+      <w:lvlText w:val="%1."/>
+      <w:lvlJc w:val="left"/>
+      <w:pPr>
+        <w:tabs>
+          <w:tab w:val="num" w:pos="720"/>
+        </w:tabs>
+        <w:ind w:left="720" w:hanging="360"/>
+      </w:pPr>
+      <w:rPr>
+        <w:b/>
+      </w:rPr>
+    </w:lvl>
+    <w:lvl w:ilvl="1" w:tentative="1">
+      <w:start w:val="1"/>
+      <w:numFmt w:val="decimal"/>
+      <w:lvlText w:val="%2."/>
+      <w:lvlJc w:val="left"/>
+      <w:pPr>
+        <w:tabs>
+          <w:tab w:val="num" w:pos="1440"/>
+        </w:tabs>
+        <w:ind w:left="1440" w:hanging="360"/>
+      </w:pPr>
+    </w:lvl>
+    <w:lvl w:ilvl="2" w:tentative="1">
+      <w:start w:val="1"/>
+      <w:numFmt w:val="decimal"/>
+      <w:lvlText w:val="%3."/>
+      <w:lvlJc w:val="left"/>
+      <w:pPr>
+        <w:tabs>
+          <w:tab w:val="num" w:pos="2160"/>
+        </w:tabs>
+        <w:ind w:left="2160" w:hanging="360"/>
+      </w:pPr>
+    </w:lvl>
+    <w:lvl w:ilvl="3" w:tentative="1">
+      <w:start w:val="1"/>
+      <w:numFmt w:val="decimal"/>
+      <w:lvlText w:val="%4."/>
+      <w:lvlJc w:val="left"/>
+      <w:pPr>
+        <w:tabs>
+          <w:tab w:val="num" w:pos="2880"/>
+        </w:tabs>
+        <w:ind w:left="2880" w:hanging="360"/>
+      </w:pPr>
+    </w:lvl>
+    <w:lvl w:ilvl="4" w:tentative="1">
+      <w:start w:val="1"/>
+      <w:numFmt w:val="decimal"/>
+      <w:lvlText w:val="%5."/>
+      <w:lvlJc w:val="left"/>
+      <w:pPr>
+        <w:tabs>
+          <w:tab w:val="num" w:pos="3600"/>
+        </w:tabs>
+        <w:ind w:left="3600" w:hanging="360"/>
+      </w:pPr>
+    </w:lvl>
+    <w:lvl w:ilvl="5" w:tentative="1">
+      <w:start w:val="1"/>
+      <w:numFmt w:val="decimal"/>
+      <w:lvlText w:val="%6."/>
+      <w:lvlJc w:val="left"/>
+      <w:pPr>
+        <w:tabs>
+          <w:tab w:val="num" w:pos="4320"/>
+        </w:tabs>
+        <w:ind w:left="4320" w:hanging="360"/>
+      </w:pPr>
+    </w:lvl>
+    <w:lvl w:ilvl="6" w:tentative="1">
+      <w:start w:val="1"/>
+      <w:numFmt w:val="decimal"/>
+      <w:lvlText w:val="%7."/>
+      <w:lvlJc w:val="left"/>
+      <w:pPr>
+        <w:tabs>
+          <w:tab w:val="num" w:pos="5040"/>
+        </w:tabs>
+        <w:ind w:left="5040" w:hanging="360"/>
+      </w:pPr>
+    </w:lvl>
+    <w:lvl w:ilvl="7" w:tentative="1">
+      <w:start w:val="1"/>
+      <w:numFmt w:val="decimal"/>
+      <w:lvlText w:val="%8."/>
+      <w:lvlJc w:val="left"/>
+      <w:pPr>
+        <w:tabs>
+          <w:tab w:val="num" w:pos="5760"/>
+        </w:tabs>
+        <w:ind w:left="5760" w:hanging="360"/>
+      </w:pPr>
+    </w:lvl>
+    <w:lvl w:ilvl="8" w:tentative="1">
+      <w:start w:val="1"/>
+      <w:numFmt w:val="decimal"/>
+      <w:lvlText w:val="%9."/>
+      <w:lvlJc w:val="left"/>
+      <w:pPr>
+        <w:tabs>
+          <w:tab w:val="num" w:pos="6480"/>
+        </w:tabs>
+        <w:ind w:left="6480" w:hanging="360"/>
+      </w:pPr>
+    </w:lvl>
+  </w:abstractNum>
   <w:abstractNum w:abstractNumId="20">
-    <w:nsid w:val="687808B0"/>
+    <w:nsid w:val="671C62A6"/>
     <w:multiLevelType w:val="multilevel"/>
-    <w:tmpl w:val="16D2D52C"/>
+    <w:tmpl w:val="8B524446"/>
     <w:lvl w:ilvl="0">
       <w:start w:val="1"/>
       <w:numFmt w:val="bullet"/>
@@ -27399,9 +26939,9 @@
     </w:lvl>
   </w:abstractNum>
   <w:abstractNum w:abstractNumId="21">
-    <w:nsid w:val="68C81CE7"/>
+    <w:nsid w:val="687808B0"/>
     <w:multiLevelType w:val="multilevel"/>
-    <w:tmpl w:val="1FC8B0A6"/>
+    <w:tmpl w:val="16D2D52C"/>
     <w:lvl w:ilvl="0">
       <w:start w:val="1"/>
       <w:numFmt w:val="bullet"/>
@@ -27548,9 +27088,9 @@
     </w:lvl>
   </w:abstractNum>
   <w:abstractNum w:abstractNumId="22">
-    <w:nsid w:val="6B015D76"/>
+    <w:nsid w:val="68C81CE7"/>
     <w:multiLevelType w:val="multilevel"/>
-    <w:tmpl w:val="95AC7CE6"/>
+    <w:tmpl w:val="1FC8B0A6"/>
     <w:lvl w:ilvl="0">
       <w:start w:val="1"/>
       <w:numFmt w:val="bullet"/>
@@ -27697,9 +27237,9 @@
     </w:lvl>
   </w:abstractNum>
   <w:abstractNum w:abstractNumId="23">
-    <w:nsid w:val="731B1247"/>
+    <w:nsid w:val="6B015D76"/>
     <w:multiLevelType w:val="multilevel"/>
-    <w:tmpl w:val="9CF26B7A"/>
+    <w:tmpl w:val="95AC7CE6"/>
     <w:lvl w:ilvl="0">
       <w:start w:val="1"/>
       <w:numFmt w:val="bullet"/>
@@ -27846,125 +27386,9 @@
     </w:lvl>
   </w:abstractNum>
   <w:abstractNum w:abstractNumId="24">
-    <w:nsid w:val="792B3838"/>
+    <w:nsid w:val="731B1247"/>
     <w:multiLevelType w:val="multilevel"/>
-    <w:tmpl w:val="1EDAD824"/>
-    <w:lvl w:ilvl="0">
-      <w:start w:val="1"/>
-      <w:numFmt w:val="decimal"/>
-      <w:lvlText w:val="%1."/>
-      <w:lvlJc w:val="left"/>
-      <w:pPr>
-        <w:tabs>
-          <w:tab w:val="num" w:pos="720"/>
-        </w:tabs>
-        <w:ind w:left="720" w:hanging="360"/>
-      </w:pPr>
-      <w:rPr>
-        <w:b/>
-      </w:rPr>
-    </w:lvl>
-    <w:lvl w:ilvl="1" w:tentative="1">
-      <w:start w:val="1"/>
-      <w:numFmt w:val="decimal"/>
-      <w:lvlText w:val="%2."/>
-      <w:lvlJc w:val="left"/>
-      <w:pPr>
-        <w:tabs>
-          <w:tab w:val="num" w:pos="1440"/>
-        </w:tabs>
-        <w:ind w:left="1440" w:hanging="360"/>
-      </w:pPr>
-    </w:lvl>
-    <w:lvl w:ilvl="2" w:tentative="1">
-      <w:start w:val="1"/>
-      <w:numFmt w:val="decimal"/>
-      <w:lvlText w:val="%3."/>
-      <w:lvlJc w:val="left"/>
-      <w:pPr>
-        <w:tabs>
-          <w:tab w:val="num" w:pos="2160"/>
-        </w:tabs>
-        <w:ind w:left="2160" w:hanging="360"/>
-      </w:pPr>
-    </w:lvl>
-    <w:lvl w:ilvl="3" w:tentative="1">
-      <w:start w:val="1"/>
-      <w:numFmt w:val="decimal"/>
-      <w:lvlText w:val="%4."/>
-      <w:lvlJc w:val="left"/>
-      <w:pPr>
-        <w:tabs>
-          <w:tab w:val="num" w:pos="2880"/>
-        </w:tabs>
-        <w:ind w:left="2880" w:hanging="360"/>
-      </w:pPr>
-    </w:lvl>
-    <w:lvl w:ilvl="4" w:tentative="1">
-      <w:start w:val="1"/>
-      <w:numFmt w:val="decimal"/>
-      <w:lvlText w:val="%5."/>
-      <w:lvlJc w:val="left"/>
-      <w:pPr>
-        <w:tabs>
-          <w:tab w:val="num" w:pos="3600"/>
-        </w:tabs>
-        <w:ind w:left="3600" w:hanging="360"/>
-      </w:pPr>
-    </w:lvl>
-    <w:lvl w:ilvl="5" w:tentative="1">
-      <w:start w:val="1"/>
-      <w:numFmt w:val="decimal"/>
-      <w:lvlText w:val="%6."/>
-      <w:lvlJc w:val="left"/>
-      <w:pPr>
-        <w:tabs>
-          <w:tab w:val="num" w:pos="4320"/>
-        </w:tabs>
-        <w:ind w:left="4320" w:hanging="360"/>
-      </w:pPr>
-    </w:lvl>
-    <w:lvl w:ilvl="6" w:tentative="1">
-      <w:start w:val="1"/>
-      <w:numFmt w:val="decimal"/>
-      <w:lvlText w:val="%7."/>
-      <w:lvlJc w:val="left"/>
-      <w:pPr>
-        <w:tabs>
-          <w:tab w:val="num" w:pos="5040"/>
-        </w:tabs>
-        <w:ind w:left="5040" w:hanging="360"/>
-      </w:pPr>
-    </w:lvl>
-    <w:lvl w:ilvl="7" w:tentative="1">
-      <w:start w:val="1"/>
-      <w:numFmt w:val="decimal"/>
-      <w:lvlText w:val="%8."/>
-      <w:lvlJc w:val="left"/>
-      <w:pPr>
-        <w:tabs>
-          <w:tab w:val="num" w:pos="5760"/>
-        </w:tabs>
-        <w:ind w:left="5760" w:hanging="360"/>
-      </w:pPr>
-    </w:lvl>
-    <w:lvl w:ilvl="8" w:tentative="1">
-      <w:start w:val="1"/>
-      <w:numFmt w:val="decimal"/>
-      <w:lvlText w:val="%9."/>
-      <w:lvlJc w:val="left"/>
-      <w:pPr>
-        <w:tabs>
-          <w:tab w:val="num" w:pos="6480"/>
-        </w:tabs>
-        <w:ind w:left="6480" w:hanging="360"/>
-      </w:pPr>
-    </w:lvl>
-  </w:abstractNum>
-  <w:abstractNum w:abstractNumId="25">
-    <w:nsid w:val="7A3104B0"/>
-    <w:multiLevelType w:val="multilevel"/>
-    <w:tmpl w:val="FC98E60E"/>
+    <w:tmpl w:val="9CF26B7A"/>
     <w:lvl w:ilvl="0">
       <w:start w:val="1"/>
       <w:numFmt w:val="bullet"/>
@@ -28110,10 +27534,10 @@
       </w:rPr>
     </w:lvl>
   </w:abstractNum>
-  <w:abstractNum w:abstractNumId="26">
-    <w:nsid w:val="7BE605B3"/>
+  <w:abstractNum w:abstractNumId="25">
+    <w:nsid w:val="792B3838"/>
     <w:multiLevelType w:val="multilevel"/>
-    <w:tmpl w:val="914C766C"/>
+    <w:tmpl w:val="1EDAD824"/>
     <w:lvl w:ilvl="0">
       <w:start w:val="1"/>
       <w:numFmt w:val="decimal"/>
@@ -28226,8 +27650,273 @@
       </w:pPr>
     </w:lvl>
   </w:abstractNum>
+  <w:abstractNum w:abstractNumId="26">
+    <w:nsid w:val="7A3104B0"/>
+    <w:multiLevelType w:val="multilevel"/>
+    <w:tmpl w:val="FC98E60E"/>
+    <w:lvl w:ilvl="0">
+      <w:start w:val="1"/>
+      <w:numFmt w:val="bullet"/>
+      <w:lvlText w:val=""/>
+      <w:lvlJc w:val="left"/>
+      <w:pPr>
+        <w:tabs>
+          <w:tab w:val="num" w:pos="720"/>
+        </w:tabs>
+        <w:ind w:left="720" w:hanging="360"/>
+      </w:pPr>
+      <w:rPr>
+        <w:rFonts w:ascii="Symbol" w:hAnsi="Symbol" w:hint="default"/>
+        <w:sz w:val="20"/>
+      </w:rPr>
+    </w:lvl>
+    <w:lvl w:ilvl="1" w:tentative="1">
+      <w:start w:val="1"/>
+      <w:numFmt w:val="bullet"/>
+      <w:lvlText w:val="o"/>
+      <w:lvlJc w:val="left"/>
+      <w:pPr>
+        <w:tabs>
+          <w:tab w:val="num" w:pos="1440"/>
+        </w:tabs>
+        <w:ind w:left="1440" w:hanging="360"/>
+      </w:pPr>
+      <w:rPr>
+        <w:rFonts w:ascii="Courier New" w:hAnsi="Courier New" w:hint="default"/>
+        <w:sz w:val="20"/>
+      </w:rPr>
+    </w:lvl>
+    <w:lvl w:ilvl="2" w:tentative="1">
+      <w:start w:val="1"/>
+      <w:numFmt w:val="bullet"/>
+      <w:lvlText w:val=""/>
+      <w:lvlJc w:val="left"/>
+      <w:pPr>
+        <w:tabs>
+          <w:tab w:val="num" w:pos="2160"/>
+        </w:tabs>
+        <w:ind w:left="2160" w:hanging="360"/>
+      </w:pPr>
+      <w:rPr>
+        <w:rFonts w:ascii="Wingdings" w:hAnsi="Wingdings" w:hint="default"/>
+        <w:sz w:val="20"/>
+      </w:rPr>
+    </w:lvl>
+    <w:lvl w:ilvl="3" w:tentative="1">
+      <w:start w:val="1"/>
+      <w:numFmt w:val="bullet"/>
+      <w:lvlText w:val=""/>
+      <w:lvlJc w:val="left"/>
+      <w:pPr>
+        <w:tabs>
+          <w:tab w:val="num" w:pos="2880"/>
+        </w:tabs>
+        <w:ind w:left="2880" w:hanging="360"/>
+      </w:pPr>
+      <w:rPr>
+        <w:rFonts w:ascii="Wingdings" w:hAnsi="Wingdings" w:hint="default"/>
+        <w:sz w:val="20"/>
+      </w:rPr>
+    </w:lvl>
+    <w:lvl w:ilvl="4" w:tentative="1">
+      <w:start w:val="1"/>
+      <w:numFmt w:val="bullet"/>
+      <w:lvlText w:val=""/>
+      <w:lvlJc w:val="left"/>
+      <w:pPr>
+        <w:tabs>
+          <w:tab w:val="num" w:pos="3600"/>
+        </w:tabs>
+        <w:ind w:left="3600" w:hanging="360"/>
+      </w:pPr>
+      <w:rPr>
+        <w:rFonts w:ascii="Wingdings" w:hAnsi="Wingdings" w:hint="default"/>
+        <w:sz w:val="20"/>
+      </w:rPr>
+    </w:lvl>
+    <w:lvl w:ilvl="5" w:tentative="1">
+      <w:start w:val="1"/>
+      <w:numFmt w:val="bullet"/>
+      <w:lvlText w:val=""/>
+      <w:lvlJc w:val="left"/>
+      <w:pPr>
+        <w:tabs>
+          <w:tab w:val="num" w:pos="4320"/>
+        </w:tabs>
+        <w:ind w:left="4320" w:hanging="360"/>
+      </w:pPr>
+      <w:rPr>
+        <w:rFonts w:ascii="Wingdings" w:hAnsi="Wingdings" w:hint="default"/>
+        <w:sz w:val="20"/>
+      </w:rPr>
+    </w:lvl>
+    <w:lvl w:ilvl="6" w:tentative="1">
+      <w:start w:val="1"/>
+      <w:numFmt w:val="bullet"/>
+      <w:lvlText w:val=""/>
+      <w:lvlJc w:val="left"/>
+      <w:pPr>
+        <w:tabs>
+          <w:tab w:val="num" w:pos="5040"/>
+        </w:tabs>
+        <w:ind w:left="5040" w:hanging="360"/>
+      </w:pPr>
+      <w:rPr>
+        <w:rFonts w:ascii="Wingdings" w:hAnsi="Wingdings" w:hint="default"/>
+        <w:sz w:val="20"/>
+      </w:rPr>
+    </w:lvl>
+    <w:lvl w:ilvl="7" w:tentative="1">
+      <w:start w:val="1"/>
+      <w:numFmt w:val="bullet"/>
+      <w:lvlText w:val=""/>
+      <w:lvlJc w:val="left"/>
+      <w:pPr>
+        <w:tabs>
+          <w:tab w:val="num" w:pos="5760"/>
+        </w:tabs>
+        <w:ind w:left="5760" w:hanging="360"/>
+      </w:pPr>
+      <w:rPr>
+        <w:rFonts w:ascii="Wingdings" w:hAnsi="Wingdings" w:hint="default"/>
+        <w:sz w:val="20"/>
+      </w:rPr>
+    </w:lvl>
+    <w:lvl w:ilvl="8" w:tentative="1">
+      <w:start w:val="1"/>
+      <w:numFmt w:val="bullet"/>
+      <w:lvlText w:val=""/>
+      <w:lvlJc w:val="left"/>
+      <w:pPr>
+        <w:tabs>
+          <w:tab w:val="num" w:pos="6480"/>
+        </w:tabs>
+        <w:ind w:left="6480" w:hanging="360"/>
+      </w:pPr>
+      <w:rPr>
+        <w:rFonts w:ascii="Wingdings" w:hAnsi="Wingdings" w:hint="default"/>
+        <w:sz w:val="20"/>
+      </w:rPr>
+    </w:lvl>
+  </w:abstractNum>
+  <w:abstractNum w:abstractNumId="27">
+    <w:nsid w:val="7BE605B3"/>
+    <w:multiLevelType w:val="multilevel"/>
+    <w:tmpl w:val="914C766C"/>
+    <w:lvl w:ilvl="0">
+      <w:start w:val="1"/>
+      <w:numFmt w:val="decimal"/>
+      <w:lvlText w:val="%1."/>
+      <w:lvlJc w:val="left"/>
+      <w:pPr>
+        <w:tabs>
+          <w:tab w:val="num" w:pos="720"/>
+        </w:tabs>
+        <w:ind w:left="720" w:hanging="360"/>
+      </w:pPr>
+      <w:rPr>
+        <w:b/>
+      </w:rPr>
+    </w:lvl>
+    <w:lvl w:ilvl="1" w:tentative="1">
+      <w:start w:val="1"/>
+      <w:numFmt w:val="decimal"/>
+      <w:lvlText w:val="%2."/>
+      <w:lvlJc w:val="left"/>
+      <w:pPr>
+        <w:tabs>
+          <w:tab w:val="num" w:pos="1440"/>
+        </w:tabs>
+        <w:ind w:left="1440" w:hanging="360"/>
+      </w:pPr>
+    </w:lvl>
+    <w:lvl w:ilvl="2" w:tentative="1">
+      <w:start w:val="1"/>
+      <w:numFmt w:val="decimal"/>
+      <w:lvlText w:val="%3."/>
+      <w:lvlJc w:val="left"/>
+      <w:pPr>
+        <w:tabs>
+          <w:tab w:val="num" w:pos="2160"/>
+        </w:tabs>
+        <w:ind w:left="2160" w:hanging="360"/>
+      </w:pPr>
+    </w:lvl>
+    <w:lvl w:ilvl="3" w:tentative="1">
+      <w:start w:val="1"/>
+      <w:numFmt w:val="decimal"/>
+      <w:lvlText w:val="%4."/>
+      <w:lvlJc w:val="left"/>
+      <w:pPr>
+        <w:tabs>
+          <w:tab w:val="num" w:pos="2880"/>
+        </w:tabs>
+        <w:ind w:left="2880" w:hanging="360"/>
+      </w:pPr>
+    </w:lvl>
+    <w:lvl w:ilvl="4" w:tentative="1">
+      <w:start w:val="1"/>
+      <w:numFmt w:val="decimal"/>
+      <w:lvlText w:val="%5."/>
+      <w:lvlJc w:val="left"/>
+      <w:pPr>
+        <w:tabs>
+          <w:tab w:val="num" w:pos="3600"/>
+        </w:tabs>
+        <w:ind w:left="3600" w:hanging="360"/>
+      </w:pPr>
+    </w:lvl>
+    <w:lvl w:ilvl="5" w:tentative="1">
+      <w:start w:val="1"/>
+      <w:numFmt w:val="decimal"/>
+      <w:lvlText w:val="%6."/>
+      <w:lvlJc w:val="left"/>
+      <w:pPr>
+        <w:tabs>
+          <w:tab w:val="num" w:pos="4320"/>
+        </w:tabs>
+        <w:ind w:left="4320" w:hanging="360"/>
+      </w:pPr>
+    </w:lvl>
+    <w:lvl w:ilvl="6" w:tentative="1">
+      <w:start w:val="1"/>
+      <w:numFmt w:val="decimal"/>
+      <w:lvlText w:val="%7."/>
+      <w:lvlJc w:val="left"/>
+      <w:pPr>
+        <w:tabs>
+          <w:tab w:val="num" w:pos="5040"/>
+        </w:tabs>
+        <w:ind w:left="5040" w:hanging="360"/>
+      </w:pPr>
+    </w:lvl>
+    <w:lvl w:ilvl="7" w:tentative="1">
+      <w:start w:val="1"/>
+      <w:numFmt w:val="decimal"/>
+      <w:lvlText w:val="%8."/>
+      <w:lvlJc w:val="left"/>
+      <w:pPr>
+        <w:tabs>
+          <w:tab w:val="num" w:pos="5760"/>
+        </w:tabs>
+        <w:ind w:left="5760" w:hanging="360"/>
+      </w:pPr>
+    </w:lvl>
+    <w:lvl w:ilvl="8" w:tentative="1">
+      <w:start w:val="1"/>
+      <w:numFmt w:val="decimal"/>
+      <w:lvlText w:val="%9."/>
+      <w:lvlJc w:val="left"/>
+      <w:pPr>
+        <w:tabs>
+          <w:tab w:val="num" w:pos="6480"/>
+        </w:tabs>
+        <w:ind w:left="6480" w:hanging="360"/>
+      </w:pPr>
+    </w:lvl>
+  </w:abstractNum>
   <w:num w:numId="1">
-    <w:abstractNumId w:val="26"/>
+    <w:abstractNumId w:val="27"/>
   </w:num>
   <w:num w:numId="2">
     <w:abstractNumId w:val="0"/>
@@ -28245,25 +27934,25 @@
     <w:abstractNumId w:val="4"/>
   </w:num>
   <w:num w:numId="7">
-    <w:abstractNumId w:val="21"/>
+    <w:abstractNumId w:val="22"/>
   </w:num>
   <w:num w:numId="8">
     <w:abstractNumId w:val="6"/>
   </w:num>
   <w:num w:numId="9">
-    <w:abstractNumId w:val="22"/>
+    <w:abstractNumId w:val="23"/>
   </w:num>
   <w:num w:numId="10">
-    <w:abstractNumId w:val="17"/>
+    <w:abstractNumId w:val="18"/>
   </w:num>
   <w:num w:numId="11">
     <w:abstractNumId w:val="9"/>
   </w:num>
   <w:num w:numId="12">
-    <w:abstractNumId w:val="24"/>
+    <w:abstractNumId w:val="25"/>
   </w:num>
   <w:num w:numId="13">
-    <w:abstractNumId w:val="20"/>
+    <w:abstractNumId w:val="21"/>
   </w:num>
   <w:num w:numId="14">
     <w:abstractNumId w:val="12"/>
@@ -28284,7 +27973,7 @@
     <w:abstractNumId w:val="1"/>
   </w:num>
   <w:num w:numId="20">
-    <w:abstractNumId w:val="19"/>
+    <w:abstractNumId w:val="20"/>
   </w:num>
   <w:num w:numId="21">
     <w:abstractNumId w:val="2"/>
@@ -28293,19 +27982,22 @@
     <w:abstractNumId w:val="16"/>
   </w:num>
   <w:num w:numId="23">
-    <w:abstractNumId w:val="25"/>
+    <w:abstractNumId w:val="26"/>
   </w:num>
   <w:num w:numId="24">
-    <w:abstractNumId w:val="23"/>
+    <w:abstractNumId w:val="24"/>
   </w:num>
   <w:num w:numId="25">
-    <w:abstractNumId w:val="18"/>
+    <w:abstractNumId w:val="19"/>
   </w:num>
   <w:num w:numId="26">
     <w:abstractNumId w:val="10"/>
   </w:num>
   <w:num w:numId="27">
     <w:abstractNumId w:val="15"/>
+  </w:num>
+  <w:num w:numId="28">
+    <w:abstractNumId w:val="17"/>
   </w:num>
   <w:numIdMacAtCleanup w:val="17"/>
 </w:numbering>
@@ -29292,6 +28984,54 @@
       <w:szCs w:val="18"/>
     </w:rPr>
   </w:style>
+  <w:style w:type="paragraph" w:customStyle="1" w:styleId="isselectedend">
+    <w:name w:val="isselectedend"/>
+    <w:basedOn w:val="Normal"/>
+    <w:rsid w:val="00505FD5"/>
+    <w:pPr>
+      <w:spacing w:before="100" w:beforeAutospacing="1" w:after="100" w:afterAutospacing="1" w:line="240" w:lineRule="auto"/>
+    </w:pPr>
+    <w:rPr>
+      <w:rFonts w:ascii="Times New Roman" w:eastAsia="Times New Roman" w:hAnsi="Times New Roman" w:cs="Times New Roman"/>
+      <w:sz w:val="24"/>
+      <w:szCs w:val="24"/>
+    </w:rPr>
+  </w:style>
+  <w:style w:type="character" w:customStyle="1" w:styleId="text-token-text-primary">
+    <w:name w:val="text-token-text-primary"/>
+    <w:basedOn w:val="DefaultParagraphFont"/>
+    <w:rsid w:val="00505FD5"/>
+  </w:style>
+  <w:style w:type="paragraph" w:styleId="BalloonText">
+    <w:name w:val="Balloon Text"/>
+    <w:basedOn w:val="Normal"/>
+    <w:link w:val="BalloonTextChar"/>
+    <w:uiPriority w:val="99"/>
+    <w:semiHidden/>
+    <w:unhideWhenUsed/>
+    <w:rsid w:val="00505FD5"/>
+    <w:pPr>
+      <w:spacing w:after="0" w:line="240" w:lineRule="auto"/>
+    </w:pPr>
+    <w:rPr>
+      <w:rFonts w:ascii="Segoe UI" w:hAnsi="Segoe UI" w:cs="Segoe UI"/>
+      <w:sz w:val="18"/>
+      <w:szCs w:val="18"/>
+    </w:rPr>
+  </w:style>
+  <w:style w:type="character" w:customStyle="1" w:styleId="BalloonTextChar">
+    <w:name w:val="Balloon Text Char"/>
+    <w:basedOn w:val="DefaultParagraphFont"/>
+    <w:link w:val="BalloonText"/>
+    <w:uiPriority w:val="99"/>
+    <w:semiHidden/>
+    <w:rsid w:val="00505FD5"/>
+    <w:rPr>
+      <w:rFonts w:ascii="Segoe UI" w:hAnsi="Segoe UI" w:cs="Segoe UI"/>
+      <w:sz w:val="18"/>
+      <w:szCs w:val="18"/>
+    </w:rPr>
+  </w:style>
 </w:styles>
 </file>
 
@@ -29561,7 +29301,7 @@
 </file>
 
 <file path=customXml/itemProps1.xml><?xml version="1.0" encoding="utf-8"?>
-<ds:datastoreItem xmlns:ds="http://schemas.openxmlformats.org/officeDocument/2006/customXml" ds:itemID="{05E1C329-B052-4850-915C-D91573912314}">
+<ds:datastoreItem xmlns:ds="http://schemas.openxmlformats.org/officeDocument/2006/customXml" ds:itemID="{BD4F920D-F021-4222-BF6D-0C93AEC188D7}">
   <ds:schemaRefs>
     <ds:schemaRef ds:uri="http://schemas.openxmlformats.org/officeDocument/2006/bibliography"/>
   </ds:schemaRefs>
